--- a/file/CV_CN3.docx
+++ b/file/CV_CN3.docx
@@ -13,57 +13,6 @@
           <w:lang w:eastAsia="zh-CN"/>
         </w:rPr>
       </w:pPr>
-      <w:r>
-        <w:rPr>
-          <w:rFonts w:ascii="Times New Roman" w:hAnsi="Times New Roman" w:eastAsia="楷体"/>
-        </w:rPr>
-        <w:drawing>
-          <wp:anchor distT="0" distB="0" distL="0" distR="0" simplePos="0" relativeHeight="251660288" behindDoc="0" locked="0" layoutInCell="1" allowOverlap="1">
-            <wp:simplePos x="0" y="0"/>
-            <wp:positionH relativeFrom="page">
-              <wp:posOffset>6302375</wp:posOffset>
-            </wp:positionH>
-            <wp:positionV relativeFrom="paragraph">
-              <wp:posOffset>-3175</wp:posOffset>
-            </wp:positionV>
-            <wp:extent cx="1100455" cy="1338580"/>
-            <wp:effectExtent l="0" t="0" r="17145" b="7620"/>
-            <wp:wrapNone/>
-            <wp:docPr id="1" name="image1.png" descr="/Users/Guset/Downloads/好漂亮.jpeg好漂亮"/>
-            <wp:cNvGraphicFramePr>
-              <a:graphicFrameLocks xmlns:a="http://schemas.openxmlformats.org/drawingml/2006/main" noChangeAspect="1"/>
-            </wp:cNvGraphicFramePr>
-            <a:graphic xmlns:a="http://schemas.openxmlformats.org/drawingml/2006/main">
-              <a:graphicData uri="http://schemas.openxmlformats.org/drawingml/2006/picture">
-                <pic:pic xmlns:pic="http://schemas.openxmlformats.org/drawingml/2006/picture">
-                  <pic:nvPicPr>
-                    <pic:cNvPr id="1" name="image1.png" descr="/Users/Guset/Downloads/好漂亮.jpeg好漂亮"/>
-                    <pic:cNvPicPr>
-                      <a:picLocks noChangeAspect="1"/>
-                    </pic:cNvPicPr>
-                  </pic:nvPicPr>
-                  <pic:blipFill>
-                    <a:blip r:embed="rId4"/>
-                    <a:srcRect t="4385" b="4385"/>
-                    <a:stretch>
-                      <a:fillRect/>
-                    </a:stretch>
-                  </pic:blipFill>
-                  <pic:spPr>
-                    <a:xfrm>
-                      <a:off x="0" y="0"/>
-                      <a:ext cx="1100455" cy="1338580"/>
-                    </a:xfrm>
-                    <a:prstGeom prst="rect">
-                      <a:avLst/>
-                    </a:prstGeom>
-                  </pic:spPr>
-                </pic:pic>
-              </a:graphicData>
-            </a:graphic>
-          </wp:anchor>
-        </w:drawing>
-      </w:r>
     </w:p>
     <w:p>
       <w:pPr>
@@ -281,7 +230,7 @@
         <w:spacing w:before="10" w:line="276" w:lineRule="auto"/>
         <w:ind w:left="110"/>
         <w:rPr>
-          <w:rFonts w:ascii="Times New Roman" w:hAnsi="Times New Roman" w:eastAsia="楷体"/>
+          <w:rFonts w:hint="eastAsia" w:ascii="Times New Roman" w:hAnsi="Times New Roman" w:eastAsia="楷体"/>
           <w:color w:val="auto"/>
           <w:w w:val="105"/>
           <w:sz w:val="21"/>
@@ -411,9 +360,11 @@
         <w:spacing w:before="10" w:line="276" w:lineRule="auto"/>
         <w:ind w:left="110"/>
         <w:rPr>
-          <w:rFonts w:ascii="Times New Roman" w:hAnsi="Times New Roman" w:eastAsia="楷体"/>
-          <w:sz w:val="20"/>
-          <w:szCs w:val="20"/>
+          <w:rFonts w:hint="eastAsia" w:ascii="Times New Roman" w:hAnsi="Times New Roman" w:eastAsia="楷体"/>
+          <w:color w:val="auto"/>
+          <w:w w:val="105"/>
+          <w:sz w:val="21"/>
+          <w:szCs w:val="21"/>
           <w:lang w:eastAsia="zh-CN"/>
         </w:rPr>
       </w:pPr>
@@ -807,7 +758,7 @@
           <w:szCs w:val="21"/>
           <w:lang w:val="en-US" w:eastAsia="zh-CN"/>
         </w:rPr>
-        <w:t>3.94</w:t>
+        <w:t xml:space="preserve">3.94 </w:t>
       </w:r>
       <w:r>
         <w:rPr>
@@ -817,7 +768,27 @@
           <w:szCs w:val="21"/>
           <w:lang w:eastAsia="zh-CN"/>
         </w:rPr>
-        <w:t>/5</w:t>
+        <w:t>/</w:t>
+      </w:r>
+      <w:r>
+        <w:rPr>
+          <w:rFonts w:hint="eastAsia" w:ascii="Times New Roman" w:hAnsi="Times New Roman" w:eastAsia="楷体"/>
+          <w:color w:val="auto"/>
+          <w:sz w:val="21"/>
+          <w:szCs w:val="21"/>
+          <w:lang w:val="en-US" w:eastAsia="zh-CN"/>
+        </w:rPr>
+        <w:t xml:space="preserve"> </w:t>
+      </w:r>
+      <w:r>
+        <w:rPr>
+          <w:rFonts w:ascii="Times New Roman" w:hAnsi="Times New Roman" w:eastAsia="楷体"/>
+          <w:color w:val="auto"/>
+          <w:sz w:val="21"/>
+          <w:szCs w:val="21"/>
+          <w:lang w:eastAsia="zh-CN"/>
+        </w:rPr>
+        <w:t>5</w:t>
       </w:r>
       <w:r>
         <w:rPr>
@@ -838,17 +809,17 @@
           <w:szCs w:val="21"/>
           <w:lang w:val="en-US" w:eastAsia="zh-CN"/>
         </w:rPr>
-        <w:t>学习成绩专业排名：</w:t>
-      </w:r>
-      <w:r>
-        <w:rPr>
-          <w:rFonts w:hint="eastAsia" w:ascii="Times New Roman" w:hAnsi="Times New Roman" w:eastAsia="楷体"/>
-          <w:color w:val="auto"/>
-          <w:sz w:val="21"/>
-          <w:szCs w:val="21"/>
-          <w:lang w:val="en-US" w:eastAsia="zh-CN"/>
-        </w:rPr>
-        <w:t>5/93</w:t>
+        <w:t>专业排名：</w:t>
+      </w:r>
+      <w:r>
+        <w:rPr>
+          <w:rFonts w:hint="eastAsia" w:ascii="Times New Roman" w:hAnsi="Times New Roman" w:eastAsia="楷体"/>
+          <w:color w:val="auto"/>
+          <w:sz w:val="21"/>
+          <w:szCs w:val="21"/>
+          <w:lang w:val="en-US" w:eastAsia="zh-CN"/>
+        </w:rPr>
+        <w:t>5 / 93  (5.376%)</w:t>
       </w:r>
       <w:r>
         <w:rPr>
@@ -933,38 +904,8 @@
           <w:szCs w:val="21"/>
           <w:lang w:val="en-US" w:eastAsia="zh-CN" w:bidi="ar-SA"/>
         </w:rPr>
-        <w:t>线性代数(95)、概率论与数理统计(95)、电磁场与电磁波(95)、C语言程序设计基础(96)等</w:t>
-      </w:r>
-    </w:p>
-    <w:p>
-      <w:pPr>
-        <w:pStyle w:val="4"/>
-        <w:keepNext w:val="0"/>
-        <w:keepLines w:val="0"/>
-        <w:pageBreakBefore w:val="0"/>
-        <w:widowControl w:val="0"/>
-        <w:kinsoku/>
-        <w:wordWrap/>
-        <w:overflowPunct/>
-        <w:topLinePunct w:val="0"/>
-        <w:autoSpaceDE w:val="0"/>
-        <w:autoSpaceDN w:val="0"/>
-        <w:bidi w:val="0"/>
-        <w:adjustRightInd/>
-        <w:snapToGrid/>
-        <w:spacing w:before="50" w:line="240" w:lineRule="auto"/>
-        <w:ind w:left="102" w:right="0"/>
-        <w:textAlignment w:val="auto"/>
-        <w:rPr>
-          <w:rFonts w:hint="eastAsia" w:ascii="楷体" w:hAnsi="楷体" w:eastAsia="楷体" w:cs="楷体"/>
-          <w:color w:val="auto"/>
-          <w:spacing w:val="-3"/>
-          <w:kern w:val="4"/>
-          <w:sz w:val="21"/>
-          <w:szCs w:val="21"/>
-          <w:lang w:val="en-US" w:eastAsia="zh-CN" w:bidi="ar-SA"/>
-        </w:rPr>
-      </w:pPr>
+        <w:t>线性代数(95)、概率论与数理统计(95)、电磁场与电磁波(95)、C语言程序设计基础(96)、微控制器原理接口技术(95)、计算机网络(94)、图论与排队论(98)、随机过程(95)、数据结构(91)等。</w:t>
+      </w:r>
     </w:p>
     <w:p>
       <w:pPr>
@@ -983,7 +924,33 @@
         <w:adjustRightInd/>
         <w:snapToGrid/>
         <w:spacing w:before="60"/>
-        <w:ind w:left="102"/>
+        <w:textAlignment w:val="auto"/>
+        <w:rPr>
+          <w:rFonts w:hint="eastAsia" w:ascii="Times New Roman" w:hAnsi="Times New Roman" w:eastAsia="楷体"/>
+          <w:color w:val="141E8C"/>
+          <w:sz w:val="28"/>
+          <w:szCs w:val="28"/>
+          <w:lang w:val="en-US" w:eastAsia="zh-CN"/>
+        </w:rPr>
+      </w:pPr>
+    </w:p>
+    <w:p>
+      <w:pPr>
+        <w:pStyle w:val="2"/>
+        <w:keepNext w:val="0"/>
+        <w:keepLines w:val="0"/>
+        <w:pageBreakBefore w:val="0"/>
+        <w:widowControl w:val="0"/>
+        <w:kinsoku/>
+        <w:wordWrap/>
+        <w:overflowPunct/>
+        <w:topLinePunct w:val="0"/>
+        <w:autoSpaceDE w:val="0"/>
+        <w:autoSpaceDN w:val="0"/>
+        <w:bidi w:val="0"/>
+        <w:adjustRightInd/>
+        <w:snapToGrid/>
+        <w:spacing w:before="60"/>
         <w:textAlignment w:val="auto"/>
         <w:rPr>
           <w:rFonts w:hint="default" w:ascii="Times New Roman" w:hAnsi="Times New Roman" w:eastAsia="楷体"/>
@@ -1124,250 +1091,6 @@
           <w:szCs w:val="21"/>
           <w:lang w:val="en-US" w:eastAsia="zh-CN"/>
         </w:rPr>
-        <w:t>学术论文发表</w:t>
-      </w:r>
-    </w:p>
-    <w:p>
-      <w:pPr>
-        <w:pStyle w:val="13"/>
-        <w:keepNext w:val="0"/>
-        <w:keepLines w:val="0"/>
-        <w:pageBreakBefore w:val="0"/>
-        <w:widowControl w:val="0"/>
-        <w:numPr>
-          <w:ilvl w:val="0"/>
-          <w:numId w:val="1"/>
-        </w:numPr>
-        <w:tabs>
-          <w:tab w:val="left" w:pos="395"/>
-        </w:tabs>
-        <w:kinsoku/>
-        <w:wordWrap/>
-        <w:overflowPunct/>
-        <w:topLinePunct w:val="0"/>
-        <w:autoSpaceDE w:val="0"/>
-        <w:autoSpaceDN w:val="0"/>
-        <w:bidi w:val="0"/>
-        <w:adjustRightInd/>
-        <w:snapToGrid/>
-        <w:spacing w:line="240" w:lineRule="auto"/>
-        <w:ind w:left="391" w:hanging="193"/>
-        <w:textAlignment w:val="auto"/>
-        <w:rPr>
-          <w:rFonts w:ascii="Times New Roman" w:hAnsi="Times New Roman" w:eastAsia="楷体"/>
-          <w:b/>
-          <w:color w:val="auto"/>
-          <w:sz w:val="21"/>
-          <w:szCs w:val="21"/>
-        </w:rPr>
-      </w:pPr>
-      <w:r>
-        <w:rPr>
-          <w:rFonts w:hint="eastAsia" w:ascii="Times New Roman" w:hAnsi="Times New Roman" w:eastAsia="楷体"/>
-          <w:b/>
-          <w:bCs/>
-          <w:color w:val="auto"/>
-          <w:w w:val="105"/>
-          <w:sz w:val="21"/>
-          <w:szCs w:val="21"/>
-          <w:lang w:val="en-US" w:eastAsia="zh-CN"/>
-        </w:rPr>
-        <w:t>苏德娴</w:t>
-      </w:r>
-      <w:r>
-        <w:rPr>
-          <w:rFonts w:hint="eastAsia" w:ascii="Times New Roman" w:hAnsi="Times New Roman" w:eastAsia="楷体"/>
-          <w:color w:val="auto"/>
-          <w:w w:val="105"/>
-          <w:sz w:val="21"/>
-          <w:szCs w:val="21"/>
-          <w:lang w:val="en-US" w:eastAsia="zh-CN"/>
-        </w:rPr>
-        <w:t>，张晴</w:t>
-      </w:r>
-      <w:r>
-        <w:rPr>
-          <w:rFonts w:hint="eastAsia" w:ascii="Times New Roman" w:hAnsi="Times New Roman" w:eastAsia="楷体"/>
-          <w:color w:val="auto"/>
-          <w:w w:val="105"/>
-          <w:sz w:val="21"/>
-          <w:szCs w:val="21"/>
-          <w:lang w:eastAsia="zh-CN"/>
-        </w:rPr>
-        <w:t>，</w:t>
-      </w:r>
-      <w:r>
-        <w:rPr>
-          <w:rFonts w:hint="eastAsia" w:ascii="Times New Roman" w:hAnsi="Times New Roman" w:eastAsia="楷体"/>
-          <w:color w:val="auto"/>
-          <w:w w:val="105"/>
-          <w:sz w:val="21"/>
-          <w:szCs w:val="21"/>
-          <w:lang w:val="en-US" w:eastAsia="zh-CN"/>
-        </w:rPr>
-        <w:t>李天</w:t>
-      </w:r>
-      <w:r>
-        <w:rPr>
-          <w:rFonts w:hint="eastAsia" w:ascii="Times New Roman" w:hAnsi="Times New Roman" w:eastAsia="楷体"/>
-          <w:color w:val="auto"/>
-          <w:w w:val="105"/>
-          <w:sz w:val="21"/>
-          <w:szCs w:val="21"/>
-          <w:lang w:eastAsia="zh-CN"/>
-        </w:rPr>
-        <w:t>，</w:t>
-      </w:r>
-      <w:r>
-        <w:rPr>
-          <w:rFonts w:hint="eastAsia" w:ascii="Times New Roman" w:hAnsi="Times New Roman" w:eastAsia="楷体"/>
-          <w:color w:val="auto"/>
-          <w:w w:val="105"/>
-          <w:sz w:val="21"/>
-          <w:szCs w:val="21"/>
-          <w:lang w:val="en-US" w:eastAsia="zh-CN"/>
-        </w:rPr>
-        <w:t>王</w:t>
-      </w:r>
-      <w:r>
-        <w:rPr>
-          <w:rFonts w:hint="eastAsia" w:ascii="Times New Roman" w:hAnsi="Times New Roman" w:eastAsia="楷体"/>
-          <w:color w:val="auto"/>
-          <w:w w:val="105"/>
-          <w:sz w:val="21"/>
-          <w:szCs w:val="21"/>
-          <w:lang w:eastAsia="zh-CN"/>
-        </w:rPr>
-        <w:t>春</w:t>
-      </w:r>
-      <w:r>
-        <w:rPr>
-          <w:rFonts w:ascii="Times New Roman" w:hAnsi="Times New Roman" w:eastAsia="楷体"/>
-          <w:color w:val="auto"/>
-          <w:w w:val="105"/>
-          <w:sz w:val="21"/>
-          <w:szCs w:val="21"/>
-          <w:lang w:eastAsia="zh-CN"/>
-        </w:rPr>
-        <w:t xml:space="preserve">*. </w:t>
-      </w:r>
-      <w:r>
-        <w:rPr>
-          <w:rFonts w:hint="eastAsia" w:ascii="Times New Roman" w:hAnsi="Times New Roman" w:eastAsia="楷体"/>
-          <w:color w:val="auto"/>
-          <w:w w:val="105"/>
-          <w:sz w:val="21"/>
-          <w:szCs w:val="21"/>
-          <w:lang w:eastAsia="zh-CN"/>
-        </w:rPr>
-        <w:t>保证保险和产出不确定下订单</w:t>
-      </w:r>
-      <w:r>
-        <w:rPr>
-          <w:rFonts w:hint="eastAsia" w:ascii="Times New Roman" w:hAnsi="Times New Roman" w:eastAsia="楷体"/>
-          <w:color w:val="auto"/>
-          <w:w w:val="105"/>
-          <w:sz w:val="21"/>
-          <w:szCs w:val="21"/>
-          <w:lang w:val="en-US" w:eastAsia="zh-CN"/>
-        </w:rPr>
-        <w:t>水产</w:t>
-      </w:r>
-      <w:r>
-        <w:rPr>
-          <w:rFonts w:hint="eastAsia" w:ascii="Times New Roman" w:hAnsi="Times New Roman" w:eastAsia="楷体"/>
-          <w:color w:val="auto"/>
-          <w:w w:val="105"/>
-          <w:sz w:val="21"/>
-          <w:szCs w:val="21"/>
-          <w:lang w:eastAsia="zh-CN"/>
-        </w:rPr>
-        <w:t>供应链融资中的政府补贴机制</w:t>
-      </w:r>
-      <w:r>
-        <w:rPr>
-          <w:rFonts w:ascii="Times New Roman" w:hAnsi="Times New Roman" w:eastAsia="楷体"/>
-          <w:color w:val="auto"/>
-          <w:w w:val="105"/>
-          <w:sz w:val="21"/>
-          <w:szCs w:val="21"/>
-          <w:lang w:eastAsia="zh-CN"/>
-        </w:rPr>
-        <w:t>[J]. 中国管理科学，2023.（CSSCI，中文核心</w:t>
-      </w:r>
-      <w:r>
-        <w:rPr>
-          <w:rFonts w:hint="eastAsia" w:ascii="Times New Roman" w:hAnsi="Times New Roman" w:eastAsia="楷体"/>
-          <w:color w:val="auto"/>
-          <w:w w:val="105"/>
-          <w:sz w:val="21"/>
-          <w:szCs w:val="21"/>
-          <w:lang w:eastAsia="zh-CN"/>
-        </w:rPr>
-        <w:t>，</w:t>
-      </w:r>
-      <w:r>
-        <w:rPr>
-          <w:rFonts w:hint="eastAsia" w:ascii="Times New Roman" w:hAnsi="Times New Roman" w:eastAsia="楷体"/>
-          <w:color w:val="auto"/>
-          <w:w w:val="105"/>
-          <w:sz w:val="21"/>
-          <w:szCs w:val="21"/>
-          <w:lang w:val="en-US" w:eastAsia="zh-CN"/>
-        </w:rPr>
-        <w:t>第一作者</w:t>
-      </w:r>
-      <w:r>
-        <w:rPr>
-          <w:rFonts w:ascii="Times New Roman" w:hAnsi="Times New Roman" w:eastAsia="楷体"/>
-          <w:color w:val="auto"/>
-          <w:w w:val="105"/>
-          <w:sz w:val="21"/>
-          <w:szCs w:val="21"/>
-          <w:lang w:eastAsia="zh-CN"/>
-        </w:rPr>
-        <w:t>）</w:t>
-      </w:r>
-    </w:p>
-    <w:p>
-      <w:pPr>
-        <w:pStyle w:val="3"/>
-        <w:keepNext w:val="0"/>
-        <w:keepLines w:val="0"/>
-        <w:pageBreakBefore w:val="0"/>
-        <w:widowControl w:val="0"/>
-        <w:tabs>
-          <w:tab w:val="left" w:pos="3544"/>
-          <w:tab w:val="left" w:pos="10722"/>
-        </w:tabs>
-        <w:kinsoku/>
-        <w:wordWrap/>
-        <w:overflowPunct/>
-        <w:topLinePunct w:val="0"/>
-        <w:autoSpaceDE w:val="0"/>
-        <w:autoSpaceDN w:val="0"/>
-        <w:bidi w:val="0"/>
-        <w:adjustRightInd/>
-        <w:snapToGrid/>
-        <w:spacing w:before="50" w:after="40" w:line="240" w:lineRule="auto"/>
-        <w:ind w:left="102"/>
-        <w:textAlignment w:val="auto"/>
-        <w:rPr>
-          <w:rFonts w:hint="eastAsia" w:ascii="Times New Roman" w:hAnsi="Times New Roman" w:eastAsia="楷体"/>
-          <w:color w:val="auto"/>
-          <w:sz w:val="21"/>
-          <w:szCs w:val="21"/>
-          <w:lang w:val="en-US" w:eastAsia="zh-CN"/>
-        </w:rPr>
-      </w:pPr>
-      <w:r>
-        <w:rPr>
-          <w:rFonts w:hint="eastAsia" w:ascii="Times New Roman" w:hAnsi="Times New Roman" w:eastAsia="楷体"/>
-          <w:color w:val="auto"/>
-          <w:sz w:val="21"/>
-          <w:szCs w:val="21"/>
-          <w:lang w:val="en-US" w:eastAsia="zh-CN"/>
-        </w:rPr>
         <w:t>科创项目参与</w:t>
       </w:r>
     </w:p>
@@ -1537,7 +1260,7 @@
           <w:szCs w:val="21"/>
           <w:lang w:val="en-US" w:eastAsia="zh-CN"/>
         </w:rPr>
-        <w:t>3</w:t>
+        <w:t>4</w:t>
       </w:r>
       <w:r>
         <w:rPr>
@@ -1589,20 +1312,7 @@
           <w:szCs w:val="21"/>
           <w:lang w:val="en-US" w:eastAsia="zh-CN"/>
         </w:rPr>
-        <w:t xml:space="preserve">    </w:t>
-      </w:r>
-      <w:r>
-        <w:rPr>
-          <w:rFonts w:hint="eastAsia" w:ascii="华文中宋" w:hAnsi="华文中宋" w:eastAsia="华文中宋" w:cs="华文中宋"/>
-          <w:b/>
-          <w:bCs/>
-          <w:spacing w:val="0"/>
-          <w:kern w:val="2"/>
-          <w:sz w:val="21"/>
-          <w:szCs w:val="21"/>
-          <w:lang w:val="en-US" w:eastAsia="zh-CN" w:bidi="ar-SA"/>
-        </w:rPr>
-        <w:t>国家级大学生创新创业训练计划项目</w:t>
+        <w:t xml:space="preserve">    国家级大学生创新创业训练计划项目</w:t>
       </w:r>
       <w:r>
         <w:rPr>
@@ -1636,6 +1346,7 @@
         <w:pageBreakBefore w:val="0"/>
         <w:widowControl w:val="0"/>
         <w:numPr>
+          <w:ilvl w:val="0"/>
           <w:numId w:val="0"/>
         </w:numPr>
         <w:kinsoku/>
@@ -1671,13 +1382,16 @@
           <w:kern w:val="4"/>
           <w:sz w:val="21"/>
           <w:szCs w:val="21"/>
-          <w:lang w:val="en-US" w:eastAsia="zh-CN"/>
-        </w:rPr>
-        <w:t>内容：</w:t>
+          <w:u w:val="single"/>
+          <w:lang w:val="en-US" w:eastAsia="zh-CN"/>
+        </w:rPr>
+        <w:t>内容</w:t>
       </w:r>
       <w:r>
         <w:rPr>
           <w:rFonts w:hint="eastAsia" w:ascii="楷体" w:hAnsi="楷体" w:eastAsia="楷体" w:cs="楷体"/>
+          <w:b/>
+          <w:bCs/>
           <w:color w:val="auto"/>
           <w:spacing w:val="-3"/>
           <w:kern w:val="4"/>
@@ -1685,7 +1399,7 @@
           <w:szCs w:val="21"/>
           <w:lang w:val="en-US" w:eastAsia="zh-CN"/>
         </w:rPr>
-        <w:t>设计多模态智能双臂机器人系统，实现机器人自主移动与避障、realsense深度摄像头的物体和场景识别、双机械</w:t>
+        <w:t>：</w:t>
       </w:r>
       <w:r>
         <w:rPr>
@@ -1697,103 +1411,31 @@
           <w:szCs w:val="21"/>
           <w:lang w:val="en-US" w:eastAsia="zh-CN"/>
         </w:rPr>
-        <w:tab/>
-        <w:t>臂的自主抓取等。</w:t>
-      </w:r>
-    </w:p>
-    <w:p>
-      <w:pPr>
-        <w:keepNext w:val="0"/>
-        <w:keepLines w:val="0"/>
-        <w:pageBreakBefore w:val="0"/>
-        <w:widowControl w:val="0"/>
-        <w:numPr>
-          <w:numId w:val="0"/>
-        </w:numPr>
-        <w:tabs>
-          <w:tab w:val="left" w:pos="960"/>
-        </w:tabs>
-        <w:kinsoku/>
-        <w:wordWrap/>
-        <w:overflowPunct/>
-        <w:topLinePunct w:val="0"/>
-        <w:autoSpaceDE/>
-        <w:autoSpaceDN/>
-        <w:bidi w:val="0"/>
-        <w:adjustRightInd/>
-        <w:snapToGrid/>
-        <w:spacing w:line="240" w:lineRule="auto"/>
-        <w:ind w:left="805" w:leftChars="95" w:hanging="596" w:hangingChars="300"/>
-        <w:jc w:val="both"/>
-        <w:textAlignment w:val="auto"/>
+        <w:t>设计多模态智能双臂机器人系统，实现机器人自主移动与避障、基于</w:t>
+      </w:r>
+      <w:r>
         <w:rPr>
           <w:rFonts w:hint="eastAsia" w:ascii="楷体" w:hAnsi="楷体" w:eastAsia="楷体" w:cs="楷体"/>
-          <w:b w:val="0"/>
-          <w:bCs w:val="0"/>
-          <w:i w:val="0"/>
-          <w:iCs w:val="0"/>
-          <w:spacing w:val="-6"/>
-          <w:kern w:val="2"/>
+          <w:color w:val="auto"/>
+          <w:spacing w:val="-3"/>
+          <w:kern w:val="4"/>
           <w:sz w:val="21"/>
           <w:szCs w:val="21"/>
           <w:lang w:val="en-US" w:eastAsia="zh-CN" w:bidi="ar-SA"/>
         </w:rPr>
-      </w:pPr>
+        <w:t>YOLOv8</w:t>
+      </w:r>
       <w:r>
         <w:rPr>
           <w:rFonts w:hint="eastAsia" w:ascii="楷体" w:hAnsi="楷体" w:eastAsia="楷体" w:cs="楷体"/>
-          <w:b/>
-          <w:bCs/>
-          <w:i w:val="0"/>
-          <w:iCs w:val="0"/>
-          <w:spacing w:val="-6"/>
-          <w:kern w:val="2"/>
-          <w:sz w:val="21"/>
-          <w:szCs w:val="21"/>
-          <w:lang w:val="en-US" w:eastAsia="zh-CN" w:bidi="ar-SA"/>
-        </w:rPr>
-        <w:t>负责工作：</w:t>
-      </w:r>
-      <w:r>
-        <w:rPr>
-          <w:rFonts w:hint="eastAsia" w:ascii="楷体" w:hAnsi="楷体" w:eastAsia="楷体" w:cs="楷体"/>
-          <w:b w:val="0"/>
-          <w:bCs w:val="0"/>
-          <w:i w:val="0"/>
-          <w:iCs w:val="0"/>
-          <w:spacing w:val="-6"/>
-          <w:kern w:val="2"/>
-          <w:sz w:val="21"/>
-          <w:szCs w:val="21"/>
-          <w:lang w:val="en-US" w:eastAsia="zh-CN" w:bidi="ar-SA"/>
-        </w:rPr>
-        <w:t>利用</w:t>
-      </w:r>
-      <w:r>
-        <w:rPr>
-          <w:rFonts w:hint="eastAsia" w:ascii="楷体" w:hAnsi="楷体" w:eastAsia="楷体" w:cs="楷体"/>
-          <w:b w:val="0"/>
-          <w:bCs w:val="0"/>
-          <w:sz w:val="21"/>
-          <w:szCs w:val="21"/>
-          <w:lang w:val="en-US" w:eastAsia="zh-CN"/>
-        </w:rPr>
-        <w:t>yolov8</w:t>
-      </w:r>
-      <w:r>
-        <w:rPr>
-          <w:rFonts w:hint="eastAsia" w:ascii="楷体" w:hAnsi="楷体" w:eastAsia="楷体" w:cs="楷体"/>
-          <w:b w:val="0"/>
-          <w:bCs w:val="0"/>
-          <w:i w:val="0"/>
-          <w:iCs w:val="0"/>
-          <w:spacing w:val="-6"/>
-          <w:kern w:val="2"/>
-          <w:sz w:val="21"/>
-          <w:szCs w:val="21"/>
-          <w:lang w:val="en-US" w:eastAsia="zh-CN" w:bidi="ar-SA"/>
-        </w:rPr>
-        <w:t>模型完成对物体识别检测的训练，优化机械臂运动路径算法，编写完成小车自主避障等功能，使其更加适用于室内等狭窄场景的应用；完善使用生成式AI大模型deepseek基于langchain架构的部署和调用，使其具有智能对话、智能路径规划等功能，提高了其智能性。</w:t>
+          <w:color w:val="auto"/>
+          <w:spacing w:val="-3"/>
+          <w:kern w:val="4"/>
+          <w:sz w:val="21"/>
+          <w:szCs w:val="21"/>
+          <w:lang w:val="en-US" w:eastAsia="zh-CN"/>
+        </w:rPr>
+        <w:t>自主训练的视觉模型与RealSense深度摄像头的物体和场景识别、双机械臂的自主抓取等。</w:t>
       </w:r>
     </w:p>
     <w:p>
@@ -1826,12 +1468,95 @@
         <w:ind w:left="198" w:leftChars="0"/>
         <w:textAlignment w:val="auto"/>
         <w:rPr>
-          <w:rFonts w:hint="eastAsia" w:ascii="Times New Roman" w:hAnsi="Times New Roman" w:eastAsia="楷体"/>
-          <w:color w:val="auto"/>
-          <w:w w:val="105"/>
-          <w:sz w:val="21"/>
-          <w:szCs w:val="21"/>
-          <w:lang w:eastAsia="zh-CN"/>
+          <w:rFonts w:hint="default" w:ascii="Times New Roman" w:hAnsi="Times New Roman" w:eastAsia="楷体"/>
+          <w:color w:val="auto"/>
+          <w:w w:val="105"/>
+          <w:sz w:val="21"/>
+          <w:szCs w:val="21"/>
+          <w:lang w:val="en-US" w:eastAsia="zh-CN"/>
+        </w:rPr>
+      </w:pPr>
+      <w:r>
+        <w:rPr>
+          <w:rFonts w:hint="eastAsia" w:ascii="楷体" w:hAnsi="楷体" w:eastAsia="楷体" w:cs="楷体"/>
+          <w:b/>
+          <w:bCs/>
+          <w:i w:val="0"/>
+          <w:iCs w:val="0"/>
+          <w:spacing w:val="-6"/>
+          <w:kern w:val="2"/>
+          <w:sz w:val="21"/>
+          <w:szCs w:val="21"/>
+          <w:u w:val="single"/>
+          <w:lang w:val="en-US" w:eastAsia="zh-CN" w:bidi="ar-SA"/>
+        </w:rPr>
+        <w:t>负责工作</w:t>
+      </w:r>
+      <w:r>
+        <w:rPr>
+          <w:rFonts w:hint="eastAsia" w:ascii="楷体" w:hAnsi="楷体" w:eastAsia="楷体" w:cs="楷体"/>
+          <w:b/>
+          <w:bCs/>
+          <w:i w:val="0"/>
+          <w:iCs w:val="0"/>
+          <w:spacing w:val="-6"/>
+          <w:kern w:val="2"/>
+          <w:sz w:val="21"/>
+          <w:szCs w:val="21"/>
+          <w:lang w:val="en-US" w:eastAsia="zh-CN" w:bidi="ar-SA"/>
+        </w:rPr>
+        <w:t>：</w:t>
+      </w:r>
+      <w:r>
+        <w:rPr>
+          <w:rFonts w:hint="eastAsia" w:ascii="楷体" w:hAnsi="楷体" w:eastAsia="楷体" w:cs="楷体"/>
+          <w:color w:val="auto"/>
+          <w:spacing w:val="-3"/>
+          <w:kern w:val="4"/>
+          <w:sz w:val="21"/>
+          <w:szCs w:val="21"/>
+          <w:lang w:val="en-US" w:eastAsia="zh-CN" w:bidi="ar-SA"/>
+        </w:rPr>
+        <w:t>负</w:t>
+      </w:r>
+      <w:r>
+        <w:rPr>
+          <w:rFonts w:hint="eastAsia" w:ascii="楷体" w:hAnsi="楷体" w:eastAsia="楷体" w:cs="楷体"/>
+          <w:color w:val="auto"/>
+          <w:spacing w:val="-3"/>
+          <w:kern w:val="4"/>
+          <w:sz w:val="21"/>
+          <w:szCs w:val="21"/>
+          <w:lang w:val="en-US" w:eastAsia="zh-CN" w:bidi="ar-SA"/>
+        </w:rPr>
+        <w:t>责基于 LangChain 架构部署 DeepSeek 大模型，构建机器人的“大脑”；通过 Prompt Engineering 与 RAG技术，实现了复杂语义指令的解析与任务级路径规划，显著提升了机器人的智能化交互水平；同时利用 YOLOv8 训练定制化视觉模型，结合 Intel RealSense 深度相机实现多目标识别与 3D 空间定位；</w:t>
+      </w:r>
+    </w:p>
+    <w:p>
+      <w:pPr>
+        <w:pStyle w:val="2"/>
+        <w:keepNext w:val="0"/>
+        <w:keepLines w:val="0"/>
+        <w:pageBreakBefore w:val="0"/>
+        <w:widowControl w:val="0"/>
+        <w:kinsoku/>
+        <w:wordWrap/>
+        <w:overflowPunct/>
+        <w:topLinePunct w:val="0"/>
+        <w:autoSpaceDE w:val="0"/>
+        <w:autoSpaceDN w:val="0"/>
+        <w:bidi w:val="0"/>
+        <w:adjustRightInd/>
+        <w:snapToGrid/>
+        <w:spacing w:before="60"/>
+        <w:ind w:left="102"/>
+        <w:textAlignment w:val="auto"/>
+        <w:rPr>
+          <w:rFonts w:hint="eastAsia" w:ascii="Times New Roman" w:hAnsi="Times New Roman" w:eastAsia="楷体"/>
+          <w:color w:val="141E8C"/>
+          <w:sz w:val="28"/>
+          <w:szCs w:val="28"/>
+          <w:lang w:val="en-US" w:eastAsia="zh-CN"/>
         </w:rPr>
       </w:pPr>
     </w:p>
@@ -1995,7 +1720,7 @@
           <w:szCs w:val="21"/>
           <w:lang w:val="en-US" w:eastAsia="zh-CN"/>
         </w:rPr>
-        <w:t>国家/国际级获奖</w:t>
+        <w:t>国家级获奖</w:t>
       </w:r>
     </w:p>
     <w:p>
@@ -2167,7 +1892,7 @@
         <w:adjustRightInd/>
         <w:snapToGrid/>
         <w:spacing w:line="240" w:lineRule="auto"/>
-        <w:ind w:left="209" w:leftChars="95" w:firstLine="0" w:firstLineChars="0"/>
+        <w:ind w:left="236" w:leftChars="100" w:hanging="16" w:hangingChars="8"/>
         <w:jc w:val="both"/>
         <w:textAlignment w:val="auto"/>
         <w:rPr>
@@ -2184,15 +1909,16 @@
       <w:r>
         <w:rPr>
           <w:rFonts w:hint="eastAsia" w:ascii="楷体" w:hAnsi="楷体" w:eastAsia="楷体" w:cs="楷体"/>
-          <w:b w:val="0"/>
-          <w:bCs w:val="0"/>
+          <w:b/>
+          <w:bCs/>
           <w:spacing w:val="-6"/>
           <w:kern w:val="2"/>
           <w:sz w:val="21"/>
           <w:szCs w:val="21"/>
+          <w:u w:val="single"/>
           <w:lang w:val="en-US" w:eastAsia="zh-CN" w:bidi="ar-SA"/>
         </w:rPr>
-        <w:t>负责工作：在竞赛过程中主要负责</w:t>
+        <w:t>负责工作</w:t>
       </w:r>
       <w:r>
         <w:rPr>
@@ -2203,9 +1929,10 @@
           <w:kern w:val="2"/>
           <w:sz w:val="21"/>
           <w:szCs w:val="21"/>
+          <w:u w:val="none"/>
           <w:lang w:val="en-US" w:eastAsia="zh-CN" w:bidi="ar-SA"/>
         </w:rPr>
-        <w:t>编程</w:t>
+        <w:t>：</w:t>
       </w:r>
       <w:r>
         <w:rPr>
@@ -2218,7 +1945,7 @@
           <w:szCs w:val="21"/>
           <w:lang w:val="en-US" w:eastAsia="zh-CN" w:bidi="ar-SA"/>
         </w:rPr>
-        <w:t>以及</w:t>
+        <w:t>负责竞赛模型构建与部分代码实现。针对奖牌榜“零奖牌”截断数据及异方差问题，构建了TMH-OMP 模型（结合</w:t>
       </w:r>
       <w:r>
         <w:rPr>
@@ -2231,7 +1958,7 @@
           <w:szCs w:val="21"/>
           <w:lang w:val="en-US" w:eastAsia="zh-CN" w:bidi="ar-SA"/>
         </w:rPr>
-        <w:t>论文撰写</w:t>
+        <w:t>Mundlak 修正</w:t>
       </w:r>
       <w:r>
         <w:rPr>
@@ -2244,18 +1971,20 @@
           <w:szCs w:val="21"/>
           <w:lang w:val="en-US" w:eastAsia="zh-CN" w:bidi="ar-SA"/>
         </w:rPr>
-        <w:t>的相关工作，以及第二问</w:t>
+        <w:t>、</w:t>
       </w:r>
       <w:r>
         <w:rPr>
           <w:rFonts w:hint="eastAsia" w:ascii="楷体" w:hAnsi="楷体" w:eastAsia="楷体" w:cs="楷体"/>
           <w:b/>
           <w:bCs/>
-          <w:sz w:val="21"/>
-          <w:szCs w:val="21"/>
-          <w:lang w:val="en-US" w:eastAsia="zh-CN"/>
-        </w:rPr>
-        <w:t>DRD-CE</w:t>
+          <w:spacing w:val="-6"/>
+          <w:kern w:val="2"/>
+          <w:sz w:val="21"/>
+          <w:szCs w:val="21"/>
+          <w:lang w:val="en-US" w:eastAsia="zh-CN" w:bidi="ar-SA"/>
+        </w:rPr>
+        <w:t>Tobit 回归</w:t>
       </w:r>
       <w:r>
         <w:rPr>
@@ -2268,7 +1997,7 @@
           <w:szCs w:val="21"/>
           <w:lang w:val="en-US" w:eastAsia="zh-CN" w:bidi="ar-SA"/>
         </w:rPr>
-        <w:t>模型的建立与求解；负责完成了对模型的</w:t>
+        <w:t xml:space="preserve">与 </w:t>
       </w:r>
       <w:r>
         <w:rPr>
@@ -2281,7 +2010,7 @@
           <w:szCs w:val="21"/>
           <w:lang w:val="en-US" w:eastAsia="zh-CN" w:bidi="ar-SA"/>
         </w:rPr>
-        <w:t>灵敏度检测</w:t>
+        <w:t>Hurdle 模型</w:t>
       </w:r>
       <w:r>
         <w:rPr>
@@ -2294,7 +2023,173 @@
           <w:szCs w:val="21"/>
           <w:lang w:val="en-US" w:eastAsia="zh-CN" w:bidi="ar-SA"/>
         </w:rPr>
-        <w:t>的相关工作。</w:t>
+        <w:t>），预测精度突破 79%；针对“名帅效应”评估，独立构建基于</w:t>
+      </w:r>
+      <w:r>
+        <w:rPr>
+          <w:rFonts w:hint="eastAsia" w:ascii="楷体" w:hAnsi="楷体" w:eastAsia="楷体" w:cs="楷体"/>
+          <w:b/>
+          <w:bCs/>
+          <w:spacing w:val="-6"/>
+          <w:kern w:val="2"/>
+          <w:sz w:val="21"/>
+          <w:szCs w:val="21"/>
+          <w:lang w:val="en-US" w:eastAsia="zh-CN" w:bidi="ar-SA"/>
+        </w:rPr>
+        <w:t>双重稳健估计器(</w:t>
+      </w:r>
+      <w:r>
+        <w:rPr>
+          <w:rFonts w:hint="eastAsia" w:ascii="楷体" w:hAnsi="楷体" w:eastAsia="楷体" w:cs="楷体"/>
+          <w:b w:val="0"/>
+          <w:bCs w:val="0"/>
+          <w:spacing w:val="-6"/>
+          <w:kern w:val="2"/>
+          <w:sz w:val="21"/>
+          <w:szCs w:val="21"/>
+          <w:lang w:val="en-US" w:eastAsia="zh-CN" w:bidi="ar-SA"/>
+        </w:rPr>
+        <w:t>Double Robust Estimator)框架的DRD-CE模型 ，创新性融合</w:t>
+      </w:r>
+      <w:r>
+        <w:rPr>
+          <w:rFonts w:hint="eastAsia" w:ascii="楷体" w:hAnsi="楷体" w:eastAsia="楷体" w:cs="楷体"/>
+          <w:b/>
+          <w:bCs/>
+          <w:spacing w:val="-6"/>
+          <w:kern w:val="2"/>
+          <w:sz w:val="21"/>
+          <w:szCs w:val="21"/>
+          <w:lang w:val="en-US" w:eastAsia="zh-CN" w:bidi="ar-SA"/>
+        </w:rPr>
+        <w:t>动态双重差分法</w:t>
+      </w:r>
+      <w:r>
+        <w:rPr>
+          <w:rFonts w:hint="eastAsia" w:ascii="楷体" w:hAnsi="楷体" w:eastAsia="楷体" w:cs="楷体"/>
+          <w:b w:val="0"/>
+          <w:bCs w:val="0"/>
+          <w:spacing w:val="-6"/>
+          <w:kern w:val="2"/>
+          <w:sz w:val="21"/>
+          <w:szCs w:val="21"/>
+          <w:lang w:val="en-US" w:eastAsia="zh-CN" w:bidi="ar-SA"/>
+        </w:rPr>
+        <w:t>(Dynamic DID)与</w:t>
+      </w:r>
+      <w:r>
+        <w:rPr>
+          <w:rFonts w:hint="eastAsia" w:ascii="楷体" w:hAnsi="楷体" w:eastAsia="楷体" w:cs="楷体"/>
+          <w:b/>
+          <w:bCs/>
+          <w:spacing w:val="-6"/>
+          <w:kern w:val="2"/>
+          <w:sz w:val="21"/>
+          <w:szCs w:val="21"/>
+          <w:lang w:val="en-US" w:eastAsia="zh-CN" w:bidi="ar-SA"/>
+        </w:rPr>
+        <w:t>逆概率加权</w:t>
+      </w:r>
+      <w:r>
+        <w:rPr>
+          <w:rFonts w:hint="eastAsia" w:ascii="楷体" w:hAnsi="楷体" w:eastAsia="楷体" w:cs="楷体"/>
+          <w:b w:val="0"/>
+          <w:bCs w:val="0"/>
+          <w:spacing w:val="-6"/>
+          <w:kern w:val="2"/>
+          <w:sz w:val="21"/>
+          <w:szCs w:val="21"/>
+          <w:lang w:val="en-US" w:eastAsia="zh-CN" w:bidi="ar-SA"/>
+        </w:rPr>
+        <w:t>(</w:t>
+      </w:r>
+      <w:r>
+        <w:rPr>
+          <w:rFonts w:hint="eastAsia" w:ascii="楷体" w:hAnsi="楷体" w:eastAsia="楷体" w:cs="楷体"/>
+          <w:b w:val="0"/>
+          <w:bCs w:val="0"/>
+          <w:spacing w:val="-6"/>
+          <w:kern w:val="2"/>
+          <w:sz w:val="21"/>
+          <w:szCs w:val="21"/>
+          <w:lang w:val="en-US" w:eastAsia="zh-CN" w:bidi="ar-SA"/>
+        </w:rPr>
+        <w:t>IPW) ，精准量化名帅对奖牌分布的贡献度（拟合优度</w:t>
+      </w:r>
+      <m:oMath>
+        <m:sSup>
+          <m:sSupPr>
+            <m:ctrlPr>
+              <w:rPr>
+                <w:rFonts w:hint="default" w:ascii="Cambria Math" w:hAnsi="Cambria Math" w:eastAsia="楷体"/>
+                <w:sz w:val="21"/>
+              </w:rPr>
+            </m:ctrlPr>
+          </m:sSupPr>
+          <m:e>
+            <m:r>
+              <m:rPr/>
+              <w:rPr>
+                <w:rFonts w:hint="default" w:ascii="Cambria Math" w:hAnsi="Cambria Math" w:eastAsia="楷体"/>
+                <w:sz w:val="21"/>
+              </w:rPr>
+              <m:t>R</m:t>
+            </m:r>
+            <m:ctrlPr>
+              <w:rPr>
+                <w:rFonts w:ascii="Cambria Math" w:hAnsi="Cambria Math" w:eastAsia="楷体"/>
+                <w:sz w:val="21"/>
+              </w:rPr>
+            </m:ctrlPr>
+          </m:e>
+          <m:sup>
+            <m:r>
+              <m:rPr/>
+              <w:rPr>
+                <w:rFonts w:hint="default" w:ascii="Cambria Math" w:hAnsi="Cambria Math" w:eastAsia="楷体"/>
+                <w:sz w:val="21"/>
+              </w:rPr>
+              <m:t>2</m:t>
+            </m:r>
+            <m:ctrlPr>
+              <w:rPr>
+                <w:rFonts w:ascii="Cambria Math" w:hAnsi="Cambria Math" w:eastAsia="楷体"/>
+                <w:sz w:val="21"/>
+              </w:rPr>
+            </m:ctrlPr>
+          </m:sup>
+        </m:sSup>
+        <m:r>
+          <m:rPr/>
+          <w:rPr>
+            <w:rFonts w:hint="default" w:ascii="Cambria Math" w:hAnsi="Cambria Math" w:eastAsia="楷体"/>
+            <w:sz w:val="21"/>
+          </w:rPr>
+          <m:t>=0.756</m:t>
+        </m:r>
+      </m:oMath>
+      <w:r>
+        <m:rPr/>
+        <w:rPr>
+          <w:rFonts w:hint="eastAsia" w:hAnsi="Cambria Math" w:eastAsia="楷体"/>
+          <w:i w:val="0"/>
+          <w:sz w:val="21"/>
+          <w:lang w:eastAsia="zh-CN"/>
+        </w:rPr>
+        <w:t>）；</w:t>
+      </w:r>
+      <w:r>
+        <w:rPr>
+          <w:rFonts w:hint="eastAsia" w:ascii="楷体" w:hAnsi="楷体" w:eastAsia="楷体" w:cs="楷体"/>
+          <w:b w:val="0"/>
+          <w:bCs w:val="0"/>
+          <w:spacing w:val="-6"/>
+          <w:kern w:val="2"/>
+          <w:sz w:val="21"/>
+          <w:szCs w:val="21"/>
+          <w:lang w:val="en-US" w:eastAsia="zh-CN" w:bidi="ar-SA"/>
+        </w:rPr>
+        <w:t>完成模型灵敏度分析，验证了模型在处理奖牌截断数据时的稳健性。</w:t>
       </w:r>
     </w:p>
     <w:p>
@@ -2498,7 +2393,7 @@
         <w:adjustRightInd/>
         <w:snapToGrid/>
         <w:spacing w:line="240" w:lineRule="auto"/>
-        <w:ind w:left="209" w:leftChars="95" w:firstLine="0" w:firstLineChars="0"/>
+        <w:ind w:left="225" w:leftChars="94" w:hanging="18" w:hangingChars="9"/>
         <w:jc w:val="both"/>
         <w:textAlignment w:val="auto"/>
         <w:rPr>
@@ -2517,6 +2412,22 @@
       <w:r>
         <w:rPr>
           <w:rFonts w:hint="eastAsia" w:ascii="楷体" w:hAnsi="楷体" w:eastAsia="楷体" w:cs="楷体"/>
+          <w:b/>
+          <w:bCs/>
+          <w:i w:val="0"/>
+          <w:iCs w:val="0"/>
+          <w:spacing w:val="-6"/>
+          <w:kern w:val="2"/>
+          <w:sz w:val="21"/>
+          <w:szCs w:val="21"/>
+          <w:u w:val="single"/>
+          <w:lang w:val="en-US" w:eastAsia="zh-CN" w:bidi="ar-SA"/>
+        </w:rPr>
+        <w:t>负责工作</w:t>
+      </w:r>
+      <w:r>
+        <w:rPr>
+          <w:rFonts w:hint="eastAsia" w:ascii="楷体" w:hAnsi="楷体" w:eastAsia="楷体" w:cs="楷体"/>
           <w:b w:val="0"/>
           <w:bCs w:val="0"/>
           <w:i w:val="0"/>
@@ -2527,7 +2438,7 @@
           <w:szCs w:val="21"/>
           <w:lang w:val="en-US" w:eastAsia="zh-CN" w:bidi="ar-SA"/>
         </w:rPr>
-        <w:t>负责工作：负责机器人在以linux系统为核心的飞腾派开发板上的部署，工程主体在 Ubuntu 20.04下进行构建，包含以下部分：1）开发板和机械臂、intel深度摄像头、无线路由器等外部件的通信。2）基于视觉SLAM的机器人自主导航与场景构建。</w:t>
+        <w:t>：负责机器人在以linux系统为核心的飞腾派开发板上的部署，工程主体在 Ubuntu 20.04下进行构建，包含以下部分：1）负责机器人在国产飞腾芯片平台上的嵌入式系统构建与算法部署。2）开发基于 ROS 的多传感器融合通信系统，实现深度相机、机械臂与上位机的协同控制。3）应用激光雷达 SLAM 技术实现机器人的自主定位、环境地图构建与动态路径规划，成功通过决赛现场复杂场景测评。</w:t>
       </w:r>
     </w:p>
     <w:p>
@@ -2621,6 +2532,18 @@
           <w:lang w:val="en-US" w:eastAsia="zh-CN"/>
         </w:rPr>
         <w:tab/>
+      </w:r>
+      <w:r>
+        <w:rPr>
+          <w:rFonts w:hint="eastAsia" w:ascii="Times New Roman" w:hAnsi="Times New Roman" w:eastAsia="楷体"/>
+          <w:b/>
+          <w:bCs/>
+          <w:color w:val="auto"/>
+          <w:w w:val="105"/>
+          <w:sz w:val="21"/>
+          <w:szCs w:val="21"/>
+          <w:lang w:val="en-US" w:eastAsia="zh-CN"/>
+        </w:rPr>
         <w:t>省二等奖</w:t>
       </w:r>
       <w:r>
@@ -2729,8 +2652,6 @@
         </w:rPr>
         <w:t>第十八届中国大学生计算机设计竞赛</w:t>
       </w:r>
-      <w:bookmarkStart w:id="5" w:name="_GoBack"/>
-      <w:bookmarkEnd w:id="5"/>
       <w:r>
         <w:rPr>
           <w:rFonts w:hint="eastAsia" w:ascii="华文中宋" w:hAnsi="华文中宋" w:eastAsia="华文中宋" w:cs="华文中宋"/>
@@ -2948,12 +2869,12 @@
         <w:ind w:left="391" w:hanging="193"/>
         <w:textAlignment w:val="auto"/>
         <w:rPr>
-          <w:rFonts w:ascii="Times New Roman" w:hAnsi="Times New Roman" w:eastAsia="楷体"/>
-          <w:color w:val="auto"/>
-          <w:w w:val="105"/>
-          <w:sz w:val="21"/>
-          <w:szCs w:val="21"/>
-          <w:lang w:eastAsia="zh-CN"/>
+          <w:rFonts w:hint="eastAsia" w:ascii="Times New Roman" w:hAnsi="Times New Roman" w:eastAsia="楷体"/>
+          <w:color w:val="auto"/>
+          <w:w w:val="105"/>
+          <w:sz w:val="21"/>
+          <w:szCs w:val="21"/>
+          <w:lang w:val="en-US" w:eastAsia="zh-CN"/>
         </w:rPr>
       </w:pPr>
       <w:r>
@@ -3050,23 +2971,11 @@
     </w:p>
     <w:p>
       <w:pPr>
-        <w:pStyle w:val="13"/>
+        <w:pStyle w:val="2"/>
         <w:keepNext w:val="0"/>
         <w:keepLines w:val="0"/>
         <w:pageBreakBefore w:val="0"/>
         <w:widowControl w:val="0"/>
-        <w:numPr>
-          <w:ilvl w:val="0"/>
-          <w:numId w:val="0"/>
-        </w:numPr>
-        <w:tabs>
-          <w:tab w:val="left" w:pos="395"/>
-          <w:tab w:val="left" w:pos="2420"/>
-          <w:tab w:val="left" w:pos="2640"/>
-          <w:tab w:val="left" w:pos="5940"/>
-          <w:tab w:val="left" w:pos="8140"/>
-          <w:tab w:val="left" w:pos="10120"/>
-        </w:tabs>
         <w:kinsoku/>
         <w:wordWrap/>
         <w:overflowPunct/>
@@ -3076,15 +2985,14 @@
         <w:bidi w:val="0"/>
         <w:adjustRightInd/>
         <w:snapToGrid/>
-        <w:spacing w:line="240" w:lineRule="auto"/>
-        <w:ind w:left="198" w:leftChars="0"/>
+        <w:spacing w:before="60"/>
+        <w:ind w:left="102"/>
         <w:textAlignment w:val="auto"/>
         <w:rPr>
           <w:rFonts w:hint="eastAsia" w:ascii="Times New Roman" w:hAnsi="Times New Roman" w:eastAsia="楷体"/>
-          <w:color w:val="auto"/>
-          <w:w w:val="105"/>
-          <w:sz w:val="21"/>
-          <w:szCs w:val="21"/>
+          <w:color w:val="141E8C"/>
+          <w:sz w:val="28"/>
+          <w:szCs w:val="28"/>
           <w:lang w:val="en-US" w:eastAsia="zh-CN"/>
         </w:rPr>
       </w:pPr>
@@ -3240,7 +3148,7 @@
         <w:ind w:left="102" w:leftChars="0"/>
         <w:textAlignment w:val="auto"/>
         <w:rPr>
-          <w:rFonts w:hint="eastAsia" w:ascii="Times New Roman" w:hAnsi="Times New Roman" w:eastAsia="楷体"/>
+          <w:rFonts w:hint="default" w:ascii="Times New Roman" w:hAnsi="Times New Roman" w:eastAsia="楷体"/>
           <w:color w:val="auto"/>
           <w:w w:val="105"/>
           <w:sz w:val="21"/>
@@ -3305,7 +3213,7 @@
         <w:ind w:left="102" w:leftChars="0"/>
         <w:textAlignment w:val="auto"/>
         <w:rPr>
-          <w:rFonts w:hint="eastAsia" w:ascii="Times New Roman" w:hAnsi="Times New Roman" w:eastAsia="楷体"/>
+          <w:rFonts w:hint="default" w:ascii="Times New Roman" w:hAnsi="Times New Roman" w:eastAsia="楷体"/>
           <w:color w:val="auto"/>
           <w:w w:val="105"/>
           <w:sz w:val="21"/>
@@ -3347,7 +3255,7 @@
           <w:szCs w:val="21"/>
           <w:lang w:val="en-US" w:eastAsia="zh-CN"/>
         </w:rPr>
-        <w:t>东北大学优秀学生（2024-2025）、</w:t>
+        <w:t>东北大学优秀学生（2024-2025）；</w:t>
       </w:r>
       <w:r>
         <w:rPr>
@@ -3359,7 +3267,7 @@
           <w:szCs w:val="21"/>
           <w:lang w:val="en-US" w:eastAsia="zh-CN"/>
         </w:rPr>
-        <w:t>大学期间长期担任通信工程2301班班长，带领班集体</w:t>
+        <w:t>大学期间长期担任通信工程2301班班长，并带领班集体</w:t>
       </w:r>
       <w:r>
         <w:rPr>
@@ -3425,49 +3333,48 @@
           <w:szCs w:val="21"/>
           <w:lang w:val="en-US" w:eastAsia="zh-CN"/>
         </w:rPr>
-        <w:t>等荣誉称号。</w:t>
-      </w:r>
-    </w:p>
-    <w:p>
-      <w:pPr>
-        <w:pStyle w:val="13"/>
-        <w:keepNext w:val="0"/>
-        <w:keepLines w:val="0"/>
-        <w:pageBreakBefore w:val="0"/>
-        <w:widowControl w:val="0"/>
-        <w:numPr>
-          <w:ilvl w:val="0"/>
-          <w:numId w:val="0"/>
-        </w:numPr>
-        <w:tabs>
-          <w:tab w:val="left" w:pos="395"/>
-          <w:tab w:val="left" w:pos="2420"/>
-          <w:tab w:val="left" w:pos="2640"/>
-          <w:tab w:val="left" w:pos="5940"/>
-          <w:tab w:val="left" w:pos="8140"/>
-          <w:tab w:val="left" w:pos="10120"/>
-        </w:tabs>
-        <w:kinsoku/>
-        <w:wordWrap/>
-        <w:overflowPunct/>
-        <w:topLinePunct w:val="0"/>
-        <w:autoSpaceDE w:val="0"/>
-        <w:autoSpaceDN w:val="0"/>
-        <w:bidi w:val="0"/>
-        <w:adjustRightInd/>
-        <w:snapToGrid/>
-        <w:spacing w:before="50" w:line="240" w:lineRule="auto"/>
-        <w:ind w:left="102" w:leftChars="0"/>
-        <w:textAlignment w:val="auto"/>
-        <w:rPr>
-          <w:rFonts w:hint="default" w:ascii="Times New Roman" w:hAnsi="Times New Roman" w:eastAsia="楷体"/>
-          <w:color w:val="auto"/>
-          <w:w w:val="105"/>
-          <w:sz w:val="21"/>
-          <w:szCs w:val="21"/>
-          <w:lang w:val="en-US" w:eastAsia="zh-CN"/>
-        </w:rPr>
-      </w:pPr>
+        <w:t>等荣誉称号; 同时长期担任电子信息类2404班成长发展指导员，并获得</w:t>
+      </w:r>
+      <w:r>
+        <w:rPr>
+          <w:rFonts w:hint="eastAsia" w:ascii="楷体" w:hAnsi="楷体" w:eastAsia="楷体" w:cs="楷体"/>
+          <w:b w:val="0"/>
+          <w:bCs w:val="0"/>
+          <w:color w:val="auto"/>
+          <w:spacing w:val="-3"/>
+          <w:kern w:val="4"/>
+          <w:sz w:val="21"/>
+          <w:szCs w:val="21"/>
+          <w:lang w:val="en-US" w:eastAsia="zh-CN"/>
+        </w:rPr>
+        <w:t>东北大学</w:t>
+      </w:r>
+      <w:r>
+        <w:rPr>
+          <w:rFonts w:hint="eastAsia" w:ascii="楷体" w:hAnsi="楷体" w:eastAsia="楷体" w:cs="楷体"/>
+          <w:b/>
+          <w:bCs/>
+          <w:color w:val="auto"/>
+          <w:spacing w:val="-3"/>
+          <w:kern w:val="4"/>
+          <w:sz w:val="21"/>
+          <w:szCs w:val="21"/>
+          <w:lang w:val="en-US" w:eastAsia="zh-CN"/>
+        </w:rPr>
+        <w:t>24-25年度优秀成长发展指导员</w:t>
+      </w:r>
+      <w:r>
+        <w:rPr>
+          <w:rFonts w:hint="eastAsia" w:ascii="楷体" w:hAnsi="楷体" w:eastAsia="楷体" w:cs="楷体"/>
+          <w:color w:val="auto"/>
+          <w:spacing w:val="-3"/>
+          <w:kern w:val="4"/>
+          <w:sz w:val="21"/>
+          <w:szCs w:val="21"/>
+          <w:lang w:val="en-US" w:eastAsia="zh-CN"/>
+        </w:rPr>
+        <w:t>称号。</w:t>
+      </w:r>
     </w:p>
     <w:bookmarkEnd w:id="1"/>
     <w:p>
@@ -3497,6 +3404,8 @@
           <w:lang w:val="en-US" w:eastAsia="zh-CN"/>
         </w:rPr>
       </w:pPr>
+      <w:bookmarkStart w:id="2" w:name="_GoBack"/>
+      <w:bookmarkEnd w:id="2"/>
       <w:r>
         <w:rPr>
           <w:rFonts w:hint="eastAsia" w:ascii="Times New Roman" w:hAnsi="Times New Roman" w:eastAsia="楷体"/>
@@ -3655,7 +3564,7 @@
           <w:szCs w:val="21"/>
           <w:lang w:val="en-US" w:eastAsia="zh-CN"/>
         </w:rPr>
-        <w:t>具备良好的中英文写作能力，具有一定的国内外期刊投稿经验。</w:t>
+        <w:t>具备良好的中英文写作能力，具有一定的英文期刊阅读与写作能力。</w:t>
       </w:r>
     </w:p>
     <w:p>
@@ -3693,103 +3602,6 @@
           <w:rFonts w:hint="eastAsia" w:ascii="Times New Roman" w:hAnsi="Times New Roman" w:eastAsia="楷体"/>
           <w:b w:val="0"/>
           <w:bCs w:val="0"/>
-          <w:color w:val="auto"/>
-          <w:w w:val="105"/>
-          <w:sz w:val="21"/>
-          <w:szCs w:val="21"/>
-          <w:lang w:val="en-US" w:eastAsia="zh-CN"/>
-        </w:rPr>
-      </w:pPr>
-      <w:r>
-        <w:rPr>
-          <w:rFonts w:hint="eastAsia" w:ascii="Times New Roman" w:hAnsi="Times New Roman" w:eastAsia="楷体"/>
-          <w:b/>
-          <w:bCs/>
-          <w:color w:val="auto"/>
-          <w:w w:val="105"/>
-          <w:sz w:val="21"/>
-          <w:szCs w:val="21"/>
-          <w:lang w:val="en-US" w:eastAsia="zh-CN"/>
-        </w:rPr>
-        <w:t>计量、建模与编程：</w:t>
-      </w:r>
-      <w:r>
-        <w:rPr>
-          <w:rFonts w:hint="eastAsia" w:ascii="Times New Roman" w:hAnsi="Times New Roman" w:eastAsia="楷体"/>
-          <w:b w:val="0"/>
-          <w:bCs w:val="0"/>
-          <w:color w:val="auto"/>
-          <w:w w:val="105"/>
-          <w:sz w:val="21"/>
-          <w:szCs w:val="21"/>
-          <w:lang w:val="en-US" w:eastAsia="zh-CN"/>
-        </w:rPr>
-        <w:t>熟练应用SPSS、Stata等软件进行计量分析与预测，熟悉各类数学模型的Matlab、</w:t>
-      </w:r>
-      <w:bookmarkStart w:id="2" w:name="OLE_LINK1"/>
-      <w:r>
-        <w:rPr>
-          <w:rFonts w:hint="eastAsia" w:ascii="Times New Roman" w:hAnsi="Times New Roman" w:eastAsia="楷体"/>
-          <w:b w:val="0"/>
-          <w:bCs w:val="0"/>
-          <w:color w:val="auto"/>
-          <w:w w:val="105"/>
-          <w:sz w:val="21"/>
-          <w:szCs w:val="21"/>
-          <w:lang w:val="en-US" w:eastAsia="zh-CN"/>
-        </w:rPr>
-        <w:t>Mathematica</w:t>
-      </w:r>
-      <w:bookmarkEnd w:id="2"/>
-      <w:r>
-        <w:rPr>
-          <w:rFonts w:hint="eastAsia" w:ascii="Times New Roman" w:hAnsi="Times New Roman" w:eastAsia="楷体"/>
-          <w:b w:val="0"/>
-          <w:bCs w:val="0"/>
-          <w:color w:val="auto"/>
-          <w:w w:val="105"/>
-          <w:sz w:val="21"/>
-          <w:szCs w:val="21"/>
-          <w:lang w:val="en-US" w:eastAsia="zh-CN"/>
-        </w:rPr>
-        <w:t>实现，掌握Python、R、Java等数据科学编程语言。</w:t>
-      </w:r>
-    </w:p>
-    <w:p>
-      <w:pPr>
-        <w:pStyle w:val="13"/>
-        <w:keepNext w:val="0"/>
-        <w:keepLines w:val="0"/>
-        <w:pageBreakBefore w:val="0"/>
-        <w:widowControl w:val="0"/>
-        <w:numPr>
-          <w:ilvl w:val="0"/>
-          <w:numId w:val="0"/>
-        </w:numPr>
-        <w:tabs>
-          <w:tab w:val="left" w:pos="395"/>
-          <w:tab w:val="left" w:pos="2420"/>
-          <w:tab w:val="left" w:pos="2640"/>
-          <w:tab w:val="left" w:pos="5940"/>
-          <w:tab w:val="left" w:pos="8140"/>
-          <w:tab w:val="left" w:pos="10120"/>
-        </w:tabs>
-        <w:kinsoku/>
-        <w:wordWrap/>
-        <w:overflowPunct/>
-        <w:topLinePunct w:val="0"/>
-        <w:autoSpaceDE w:val="0"/>
-        <w:autoSpaceDN w:val="0"/>
-        <w:bidi w:val="0"/>
-        <w:adjustRightInd/>
-        <w:snapToGrid/>
-        <w:spacing w:before="50" w:line="240" w:lineRule="auto"/>
-        <w:ind w:left="102" w:leftChars="0"/>
-        <w:textAlignment w:val="auto"/>
-        <w:rPr>
-          <w:rFonts w:hint="eastAsia" w:ascii="Times New Roman" w:hAnsi="Times New Roman" w:eastAsia="楷体"/>
-          <w:b w:val="0"/>
-          <w:bCs w:val="0"/>
           <w:color w:val="000000" w:themeColor="text1"/>
           <w:w w:val="105"/>
           <w:sz w:val="21"/>
@@ -3813,7 +3625,7 @@
           <w:szCs w:val="21"/>
           <w:lang w:val="en-US" w:eastAsia="zh-CN"/>
         </w:rPr>
-        <w:t>办公技能：</w:t>
+        <w:t>计量、建模与编程：</w:t>
       </w:r>
       <w:r>
         <w:rPr>
@@ -3826,50 +3638,7 @@
           <w:szCs w:val="21"/>
           <w:lang w:val="en-US" w:eastAsia="zh-CN"/>
         </w:rPr>
-        <w:t>熟练使用Latex文档排版工具，Origin、Visio、Citespace等作图及文献计量工具，Word、Excel、PowerPoint等Office家族软件，以及Photoshop、</w:t>
-      </w:r>
-      <w:bookmarkStart w:id="3" w:name="OLE_LINK2"/>
-      <w:bookmarkStart w:id="4" w:name="OLE_LINK7"/>
-      <w:r>
-        <w:rPr>
-          <w:rFonts w:hint="eastAsia" w:ascii="Times New Roman" w:hAnsi="Times New Roman" w:eastAsia="楷体"/>
-          <w:b w:val="0"/>
-          <w:bCs w:val="0"/>
-          <w:color w:val="auto"/>
-          <w:w w:val="105"/>
-          <w:sz w:val="21"/>
-          <w:szCs w:val="21"/>
-          <w:lang w:val="en-US" w:eastAsia="zh-CN"/>
-        </w:rPr>
-        <w:t>Premiere</w:t>
-      </w:r>
-      <w:bookmarkEnd w:id="3"/>
-      <w:r>
-        <w:rPr>
-          <w:rFonts w:hint="eastAsia" w:ascii="Times New Roman" w:hAnsi="Times New Roman" w:eastAsia="楷体"/>
-          <w:b w:val="0"/>
-          <w:bCs w:val="0"/>
-          <w:color w:val="auto"/>
-          <w:w w:val="105"/>
-          <w:sz w:val="21"/>
-          <w:szCs w:val="21"/>
-          <w:lang w:val="en-US" w:eastAsia="zh-CN"/>
-        </w:rPr>
-        <w:t xml:space="preserve"> Pro</w:t>
-      </w:r>
-      <w:bookmarkEnd w:id="4"/>
-      <w:r>
-        <w:rPr>
-          <w:rFonts w:hint="eastAsia" w:ascii="Times New Roman" w:hAnsi="Times New Roman" w:eastAsia="楷体"/>
-          <w:b w:val="0"/>
-          <w:bCs w:val="0"/>
-          <w:color w:val="auto"/>
-          <w:w w:val="105"/>
-          <w:sz w:val="21"/>
-          <w:szCs w:val="21"/>
-          <w:lang w:val="en-US" w:eastAsia="zh-CN"/>
-        </w:rPr>
-        <w:t>等图片和视频编辑软件。</w:t>
+        <w:t>熟练应用SPSS等软件进行计量分析与预测，熟悉大量数学模型的Matlab、Python代码实现，掌握Python、C、C++等数据科学编程语言。</w:t>
       </w:r>
     </w:p>
     <w:sectPr>

--- a/file/CV_CN3.docx
+++ b/file/CV_CN3.docx
@@ -1517,19 +1517,7 @@
           <w:szCs w:val="21"/>
           <w:lang w:val="en-US" w:eastAsia="zh-CN" w:bidi="ar-SA"/>
         </w:rPr>
-        <w:t>负</w:t>
-      </w:r>
-      <w:r>
-        <w:rPr>
-          <w:rFonts w:hint="eastAsia" w:ascii="楷体" w:hAnsi="楷体" w:eastAsia="楷体" w:cs="楷体"/>
-          <w:color w:val="auto"/>
-          <w:spacing w:val="-3"/>
-          <w:kern w:val="4"/>
-          <w:sz w:val="21"/>
-          <w:szCs w:val="21"/>
-          <w:lang w:val="en-US" w:eastAsia="zh-CN" w:bidi="ar-SA"/>
-        </w:rPr>
-        <w:t>责基于 LangChain 架构部署 DeepSeek 大模型，构建机器人的“大脑”；通过 Prompt Engineering 与 RAG技术，实现了复杂语义指令的解析与任务级路径规划，显著提升了机器人的智能化交互水平；同时利用 YOLOv8 训练定制化视觉模型，结合 Intel RealSense 深度相机实现多目标识别与 3D 空间定位；</w:t>
+        <w:t>负责基于 LangChain 架构部署 DeepSeek 大模型，构建机器人的“大脑”；通过 Prompt Engineering 与 RAG技术，实现了复杂语义指令的解析与任务级路径规划，显著提升了机器人的智能化交互水平；同时利用 YOLOv8 训练定制化视觉模型，结合 Intel RealSense 深度相机实现多目标识别与 3D 空间定位；</w:t>
       </w:r>
     </w:p>
     <w:p>
@@ -2101,20 +2089,7 @@
           <w:szCs w:val="21"/>
           <w:lang w:val="en-US" w:eastAsia="zh-CN" w:bidi="ar-SA"/>
         </w:rPr>
-        <w:t>(</w:t>
-      </w:r>
-      <w:r>
-        <w:rPr>
-          <w:rFonts w:hint="eastAsia" w:ascii="楷体" w:hAnsi="楷体" w:eastAsia="楷体" w:cs="楷体"/>
-          <w:b w:val="0"/>
-          <w:bCs w:val="0"/>
-          <w:spacing w:val="-6"/>
-          <w:kern w:val="2"/>
-          <w:sz w:val="21"/>
-          <w:szCs w:val="21"/>
-          <w:lang w:val="en-US" w:eastAsia="zh-CN" w:bidi="ar-SA"/>
-        </w:rPr>
-        <w:t>IPW) ，精准量化名帅对奖牌分布的贡献度（拟合优度</w:t>
+        <w:t>(IPW) ，精准量化名帅对奖牌分布的贡献度（拟合优度</w:t>
       </w:r>
       <m:oMath>
         <m:sSup>
@@ -2169,7 +2144,6 @@
         </m:r>
       </m:oMath>
       <w:r>
-        <m:rPr/>
         <w:rPr>
           <w:rFonts w:hint="eastAsia" w:hAnsi="Cambria Math" w:eastAsia="楷体"/>
           <w:i w:val="0"/>
@@ -2235,6 +2209,8 @@
         </w:rPr>
         <w:t>区域级/省级获奖</w:t>
       </w:r>
+      <w:bookmarkStart w:id="2" w:name="_GoBack"/>
+      <w:bookmarkEnd w:id="2"/>
     </w:p>
     <w:p>
       <w:pPr>
@@ -3404,8 +3380,6 @@
           <w:lang w:val="en-US" w:eastAsia="zh-CN"/>
         </w:rPr>
       </w:pPr>
-      <w:bookmarkStart w:id="2" w:name="_GoBack"/>
-      <w:bookmarkEnd w:id="2"/>
       <w:r>
         <w:rPr>
           <w:rFonts w:hint="eastAsia" w:ascii="Times New Roman" w:hAnsi="Times New Roman" w:eastAsia="楷体"/>
@@ -3937,7 +3911,7 @@
     <w:lsdException w:uiPriority="99" w:name="Table Web 2"/>
     <w:lsdException w:uiPriority="99" w:name="Table Web 3"/>
     <w:lsdException w:uiPriority="99" w:name="Balloon Text"/>
-    <w:lsdException w:unhideWhenUsed="0" w:uiPriority="0" w:semiHidden="0" w:name="Table Grid"/>
+    <w:lsdException w:qFormat="1" w:unhideWhenUsed="0" w:uiPriority="0" w:semiHidden="0" w:name="Table Grid"/>
     <w:lsdException w:uiPriority="99" w:name="Table Theme"/>
     <w:lsdException w:unhideWhenUsed="0" w:uiPriority="60" w:semiHidden="0" w:name="Light Shading"/>
     <w:lsdException w:unhideWhenUsed="0" w:uiPriority="61" w:semiHidden="0" w:name="Light List"/>
@@ -4137,6 +4111,7 @@
   </w:style>
   <w:style w:type="table" w:styleId="7">
     <w:name w:val="Table Grid"/>
+    <w:qFormat/>
     <w:uiPriority w:val="0"/>
     <w:pPr>
       <w:widowControl w:val="0"/>

--- a/file/CV_CN3.docx
+++ b/file/CV_CN3.docx
@@ -7,12 +7,17 @@
         <w:spacing w:before="9"/>
         <w:ind w:left="110"/>
         <w:rPr>
-          <w:rFonts w:ascii="Times New Roman" w:hAnsi="Times New Roman" w:eastAsia="楷体"/>
-          <w:color w:val="212121"/>
-          <w:sz w:val="33"/>
-          <w:lang w:eastAsia="zh-CN"/>
+          <w:rFonts w:hint="eastAsia" w:ascii="Times New Roman" w:hAnsi="Times New Roman" w:eastAsia="楷体"/>
+          <w:b/>
+          <w:bCs/>
+          <w:color w:val="252E94"/>
+          <w:sz w:val="36"/>
+          <w:szCs w:val="24"/>
+          <w:lang w:val="en-US" w:eastAsia="zh-CN"/>
         </w:rPr>
       </w:pPr>
+      <w:bookmarkStart w:id="2" w:name="_GoBack"/>
+      <w:bookmarkEnd w:id="2"/>
     </w:p>
     <w:p>
       <w:pPr>
@@ -863,69 +868,6 @@
         <w:ind w:left="102" w:right="0"/>
         <w:textAlignment w:val="auto"/>
         <w:rPr>
-          <w:rFonts w:hint="eastAsia" w:ascii="楷体" w:hAnsi="楷体" w:eastAsia="楷体" w:cs="楷体"/>
-          <w:color w:val="auto"/>
-          <w:spacing w:val="-3"/>
-          <w:kern w:val="4"/>
-          <w:sz w:val="21"/>
-          <w:szCs w:val="21"/>
-          <w:lang w:val="en-US" w:eastAsia="zh-CN" w:bidi="ar-SA"/>
-        </w:rPr>
-      </w:pPr>
-      <w:r>
-        <w:rPr>
-          <w:rFonts w:hint="eastAsia" w:ascii="Times New Roman" w:hAnsi="Times New Roman" w:eastAsia="楷体"/>
-          <w:b/>
-          <w:color w:val="auto"/>
-          <w:sz w:val="21"/>
-          <w:szCs w:val="21"/>
-          <w:lang w:val="en-US" w:eastAsia="zh-CN"/>
-        </w:rPr>
-        <w:t>核心</w:t>
-      </w:r>
-      <w:r>
-        <w:rPr>
-          <w:rFonts w:ascii="Times New Roman" w:hAnsi="Times New Roman" w:eastAsia="楷体"/>
-          <w:b/>
-          <w:color w:val="auto"/>
-          <w:sz w:val="21"/>
-          <w:szCs w:val="21"/>
-          <w:lang w:eastAsia="zh-CN"/>
-        </w:rPr>
-        <w:t>课程：</w:t>
-      </w:r>
-      <w:r>
-        <w:rPr>
-          <w:rFonts w:hint="eastAsia" w:ascii="楷体" w:hAnsi="楷体" w:eastAsia="楷体" w:cs="楷体"/>
-          <w:color w:val="auto"/>
-          <w:spacing w:val="-3"/>
-          <w:kern w:val="4"/>
-          <w:sz w:val="21"/>
-          <w:szCs w:val="21"/>
-          <w:lang w:val="en-US" w:eastAsia="zh-CN" w:bidi="ar-SA"/>
-        </w:rPr>
-        <w:t>线性代数(95)、概率论与数理统计(95)、电磁场与电磁波(95)、C语言程序设计基础(96)、微控制器原理接口技术(95)、计算机网络(94)、图论与排队论(98)、随机过程(95)、数据结构(91)等。</w:t>
-      </w:r>
-    </w:p>
-    <w:p>
-      <w:pPr>
-        <w:pStyle w:val="2"/>
-        <w:keepNext w:val="0"/>
-        <w:keepLines w:val="0"/>
-        <w:pageBreakBefore w:val="0"/>
-        <w:widowControl w:val="0"/>
-        <w:kinsoku/>
-        <w:wordWrap/>
-        <w:overflowPunct/>
-        <w:topLinePunct w:val="0"/>
-        <w:autoSpaceDE w:val="0"/>
-        <w:autoSpaceDN w:val="0"/>
-        <w:bidi w:val="0"/>
-        <w:adjustRightInd/>
-        <w:snapToGrid/>
-        <w:spacing w:before="60"/>
-        <w:textAlignment w:val="auto"/>
-        <w:rPr>
           <w:rFonts w:hint="eastAsia" w:ascii="Times New Roman" w:hAnsi="Times New Roman" w:eastAsia="楷体"/>
           <w:color w:val="141E8C"/>
           <w:sz w:val="28"/>
@@ -933,6 +875,40 @@
           <w:lang w:val="en-US" w:eastAsia="zh-CN"/>
         </w:rPr>
       </w:pPr>
+      <w:r>
+        <w:rPr>
+          <w:rFonts w:hint="eastAsia" w:ascii="Times New Roman" w:hAnsi="Times New Roman" w:eastAsia="楷体"/>
+          <w:b/>
+          <w:color w:val="auto"/>
+          <w:sz w:val="21"/>
+          <w:szCs w:val="21"/>
+          <w:lang w:val="en-US" w:eastAsia="zh-CN"/>
+        </w:rPr>
+        <w:t>核心</w:t>
+      </w:r>
+      <w:r>
+        <w:rPr>
+          <w:rFonts w:ascii="Times New Roman" w:hAnsi="Times New Roman" w:eastAsia="楷体"/>
+          <w:b/>
+          <w:color w:val="auto"/>
+          <w:sz w:val="21"/>
+          <w:szCs w:val="21"/>
+          <w:lang w:eastAsia="zh-CN"/>
+        </w:rPr>
+        <w:t>课程：</w:t>
+      </w:r>
+      <w:r>
+        <w:rPr>
+          <w:rFonts w:hint="eastAsia" w:ascii="楷体" w:hAnsi="楷体" w:eastAsia="楷体" w:cs="楷体"/>
+          <w:color w:val="auto"/>
+          <w:spacing w:val="-3"/>
+          <w:kern w:val="4"/>
+          <w:sz w:val="21"/>
+          <w:szCs w:val="21"/>
+          <w:lang w:val="en-US" w:eastAsia="zh-CN" w:bidi="ar-SA"/>
+        </w:rPr>
+        <w:t>线性代数(95)、概率论与数理统计(95)、电磁场与电磁波(95)、C语言程序设计基础(96)、微控制器原理接口技术(95)、计算机网络(94)、图论与排队论(98)、随机过程(95)、数据结构(91)等。</w:t>
+      </w:r>
     </w:p>
     <w:p>
       <w:pPr>
@@ -1054,6 +1030,285 @@
     </w:p>
     <w:p>
       <w:pPr>
+        <w:pStyle w:val="13"/>
+        <w:keepNext w:val="0"/>
+        <w:keepLines w:val="0"/>
+        <w:pageBreakBefore w:val="0"/>
+        <w:widowControl w:val="0"/>
+        <w:numPr>
+          <w:ilvl w:val="0"/>
+          <w:numId w:val="1"/>
+        </w:numPr>
+        <w:tabs>
+          <w:tab w:val="left" w:pos="395"/>
+          <w:tab w:val="left" w:pos="2420"/>
+          <w:tab w:val="left" w:pos="3740"/>
+          <w:tab w:val="left" w:pos="5500"/>
+          <w:tab w:val="left" w:pos="5940"/>
+          <w:tab w:val="left" w:pos="7920"/>
+        </w:tabs>
+        <w:kinsoku/>
+        <w:wordWrap/>
+        <w:overflowPunct/>
+        <w:topLinePunct w:val="0"/>
+        <w:autoSpaceDE w:val="0"/>
+        <w:autoSpaceDN w:val="0"/>
+        <w:bidi w:val="0"/>
+        <w:adjustRightInd/>
+        <w:snapToGrid/>
+        <w:spacing w:line="240" w:lineRule="auto"/>
+        <w:ind w:left="391" w:hanging="193"/>
+        <w:textAlignment w:val="auto"/>
+        <w:rPr>
+          <w:rFonts w:hint="eastAsia" w:ascii="Times New Roman" w:hAnsi="Times New Roman" w:eastAsia="楷体"/>
+          <w:color w:val="auto"/>
+          <w:sz w:val="21"/>
+          <w:szCs w:val="21"/>
+          <w:lang w:val="en-US" w:eastAsia="zh-CN"/>
+        </w:rPr>
+      </w:pPr>
+      <w:r>
+        <w:rPr>
+          <w:rFonts w:ascii="Times New Roman" w:hAnsi="Times New Roman" w:eastAsia="楷体"/>
+          <w:b/>
+          <w:bCs/>
+          <w:color w:val="auto"/>
+          <w:w w:val="105"/>
+          <w:sz w:val="21"/>
+          <w:szCs w:val="21"/>
+          <w:lang w:eastAsia="zh-CN"/>
+        </w:rPr>
+        <w:t>20</w:t>
+      </w:r>
+      <w:r>
+        <w:rPr>
+          <w:rFonts w:hint="eastAsia" w:ascii="Times New Roman" w:hAnsi="Times New Roman" w:eastAsia="楷体"/>
+          <w:b/>
+          <w:bCs/>
+          <w:color w:val="auto"/>
+          <w:w w:val="105"/>
+          <w:sz w:val="21"/>
+          <w:szCs w:val="21"/>
+          <w:lang w:val="en-US" w:eastAsia="zh-CN"/>
+        </w:rPr>
+        <w:t>25</w:t>
+      </w:r>
+      <w:r>
+        <w:rPr>
+          <w:rFonts w:hint="eastAsia" w:ascii="Times New Roman" w:hAnsi="Times New Roman" w:eastAsia="楷体"/>
+          <w:b/>
+          <w:bCs/>
+          <w:color w:val="auto"/>
+          <w:w w:val="105"/>
+          <w:sz w:val="21"/>
+          <w:szCs w:val="21"/>
+          <w:lang w:eastAsia="zh-CN"/>
+        </w:rPr>
+        <w:t>.</w:t>
+      </w:r>
+      <w:r>
+        <w:rPr>
+          <w:rFonts w:hint="eastAsia" w:ascii="Times New Roman" w:hAnsi="Times New Roman" w:eastAsia="楷体"/>
+          <w:b/>
+          <w:bCs/>
+          <w:color w:val="auto"/>
+          <w:w w:val="105"/>
+          <w:sz w:val="21"/>
+          <w:szCs w:val="21"/>
+          <w:lang w:val="en-US" w:eastAsia="zh-CN"/>
+        </w:rPr>
+        <w:t>09</w:t>
+      </w:r>
+      <w:r>
+        <w:rPr>
+          <w:rFonts w:hint="eastAsia" w:ascii="Times New Roman" w:hAnsi="Times New Roman" w:eastAsia="楷体"/>
+          <w:b/>
+          <w:bCs/>
+          <w:color w:val="auto"/>
+          <w:w w:val="105"/>
+          <w:sz w:val="21"/>
+          <w:szCs w:val="21"/>
+          <w:lang w:eastAsia="zh-CN"/>
+        </w:rPr>
+        <w:t>-</w:t>
+      </w:r>
+      <w:r>
+        <w:rPr>
+          <w:rFonts w:ascii="Times New Roman" w:hAnsi="Times New Roman" w:eastAsia="楷体"/>
+          <w:b/>
+          <w:bCs/>
+          <w:color w:val="auto"/>
+          <w:w w:val="105"/>
+          <w:sz w:val="21"/>
+          <w:szCs w:val="21"/>
+          <w:lang w:eastAsia="zh-CN"/>
+        </w:rPr>
+        <w:t>202</w:t>
+      </w:r>
+      <w:r>
+        <w:rPr>
+          <w:rFonts w:hint="eastAsia" w:ascii="Times New Roman" w:hAnsi="Times New Roman" w:eastAsia="楷体"/>
+          <w:b/>
+          <w:bCs/>
+          <w:color w:val="auto"/>
+          <w:w w:val="105"/>
+          <w:sz w:val="21"/>
+          <w:szCs w:val="21"/>
+          <w:lang w:val="en-US" w:eastAsia="zh-CN"/>
+        </w:rPr>
+        <w:t>5.12</w:t>
+      </w:r>
+      <w:r>
+        <w:rPr>
+          <w:rFonts w:hint="eastAsia" w:ascii="Times New Roman" w:hAnsi="Times New Roman" w:eastAsia="楷体"/>
+          <w:b/>
+          <w:bCs/>
+          <w:color w:val="auto"/>
+          <w:w w:val="105"/>
+          <w:sz w:val="21"/>
+          <w:szCs w:val="21"/>
+          <w:lang w:val="en-US" w:eastAsia="zh-CN"/>
+        </w:rPr>
+        <w:tab/>
+      </w:r>
+      <w:r>
+        <w:rPr>
+          <w:rFonts w:hint="eastAsia" w:ascii="Times New Roman" w:hAnsi="Times New Roman" w:eastAsia="楷体"/>
+          <w:b/>
+          <w:bCs/>
+          <w:color w:val="auto"/>
+          <w:w w:val="105"/>
+          <w:sz w:val="21"/>
+          <w:szCs w:val="21"/>
+          <w:lang w:val="en-US" w:eastAsia="zh-CN"/>
+        </w:rPr>
+        <w:t>基于深度学习的宽带信号检测与调制识别研究</w:t>
+      </w:r>
+      <w:r>
+        <w:rPr>
+          <w:rFonts w:hint="eastAsia" w:ascii="Times New Roman" w:hAnsi="Times New Roman" w:eastAsia="楷体"/>
+          <w:b/>
+          <w:bCs/>
+          <w:color w:val="auto"/>
+          <w:w w:val="105"/>
+          <w:sz w:val="21"/>
+          <w:szCs w:val="21"/>
+          <w:lang w:val="en-US" w:eastAsia="zh-CN"/>
+        </w:rPr>
+        <w:tab/>
+        <w:t>东北大学</w:t>
+      </w:r>
+      <w:r>
+        <w:rPr>
+          <w:rFonts w:hint="eastAsia" w:ascii="Times New Roman" w:hAnsi="Times New Roman" w:eastAsia="楷体"/>
+          <w:b/>
+          <w:bCs/>
+          <w:color w:val="auto"/>
+          <w:w w:val="105"/>
+          <w:sz w:val="21"/>
+          <w:szCs w:val="21"/>
+          <w:lang w:val="en-US" w:eastAsia="zh-CN"/>
+        </w:rPr>
+        <w:tab/>
+        <w:t/>
+      </w:r>
+      <w:r>
+        <w:rPr>
+          <w:rFonts w:hint="eastAsia" w:ascii="Times New Roman" w:hAnsi="Times New Roman" w:eastAsia="楷体"/>
+          <w:b/>
+          <w:bCs/>
+          <w:color w:val="auto"/>
+          <w:w w:val="105"/>
+          <w:sz w:val="21"/>
+          <w:szCs w:val="21"/>
+          <w:lang w:val="en-US" w:eastAsia="zh-CN"/>
+        </w:rPr>
+        <w:tab/>
+        <w:t>科研实习</w:t>
+      </w:r>
+    </w:p>
+    <w:p>
+      <w:pPr>
+        <w:pStyle w:val="13"/>
+        <w:keepNext w:val="0"/>
+        <w:keepLines w:val="0"/>
+        <w:pageBreakBefore w:val="0"/>
+        <w:widowControl w:val="0"/>
+        <w:numPr>
+          <w:numId w:val="0"/>
+        </w:numPr>
+        <w:tabs>
+          <w:tab w:val="left" w:pos="395"/>
+          <w:tab w:val="left" w:pos="2420"/>
+          <w:tab w:val="left" w:pos="5500"/>
+          <w:tab w:val="left" w:pos="5940"/>
+        </w:tabs>
+        <w:kinsoku/>
+        <w:wordWrap/>
+        <w:overflowPunct/>
+        <w:topLinePunct w:val="0"/>
+        <w:autoSpaceDE w:val="0"/>
+        <w:autoSpaceDN w:val="0"/>
+        <w:bidi w:val="0"/>
+        <w:adjustRightInd/>
+        <w:snapToGrid/>
+        <w:spacing w:line="240" w:lineRule="auto"/>
+        <w:ind w:left="209" w:leftChars="95" w:firstLine="0" w:firstLineChars="0"/>
+        <w:textAlignment w:val="auto"/>
+        <w:rPr>
+          <w:rFonts w:hint="eastAsia" w:ascii="楷体" w:hAnsi="楷体" w:eastAsia="楷体" w:cs="楷体"/>
+          <w:color w:val="auto"/>
+          <w:spacing w:val="-3"/>
+          <w:kern w:val="4"/>
+          <w:sz w:val="21"/>
+          <w:szCs w:val="21"/>
+          <w:lang w:val="en-US" w:eastAsia="zh-CN"/>
+        </w:rPr>
+      </w:pPr>
+      <w:r>
+        <w:rPr>
+          <w:rFonts w:hint="eastAsia" w:ascii="楷体" w:hAnsi="楷体" w:eastAsia="楷体" w:cs="楷体"/>
+          <w:b/>
+          <w:bCs/>
+          <w:color w:val="auto"/>
+          <w:spacing w:val="-3"/>
+          <w:kern w:val="4"/>
+          <w:sz w:val="21"/>
+          <w:szCs w:val="21"/>
+          <w:u w:val="single"/>
+          <w:lang w:val="en-US" w:eastAsia="zh-CN"/>
+        </w:rPr>
+        <w:t>内容</w:t>
+      </w:r>
+      <w:r>
+        <w:rPr>
+          <w:rFonts w:hint="eastAsia" w:ascii="楷体" w:hAnsi="楷体" w:eastAsia="楷体" w:cs="楷体"/>
+          <w:b/>
+          <w:bCs/>
+          <w:color w:val="auto"/>
+          <w:spacing w:val="-3"/>
+          <w:kern w:val="4"/>
+          <w:sz w:val="21"/>
+          <w:szCs w:val="21"/>
+          <w:lang w:val="en-US" w:eastAsia="zh-CN"/>
+        </w:rPr>
+        <w:t>：</w:t>
+      </w:r>
+      <w:r>
+        <w:rPr>
+          <w:rFonts w:hint="eastAsia" w:ascii="楷体" w:hAnsi="楷体" w:eastAsia="楷体" w:cs="楷体"/>
+          <w:color w:val="auto"/>
+          <w:spacing w:val="-3"/>
+          <w:kern w:val="4"/>
+          <w:sz w:val="21"/>
+          <w:szCs w:val="21"/>
+          <w:lang w:val="en-US" w:eastAsia="zh-CN"/>
+        </w:rPr>
+        <w:t>基于 RML2016.10a 数据集，复现了 LSTM、ResNet18 等算法，在 TensorFlow 框架下完成 11 类信号调制识别，对比LSTM、PET-GCDNN等算法验证 ResNet18 在全信噪比场景的性能优势；同时运用 YOLOv11/v8m 模型处理 5 类宽带信号及 28 类复杂调制信号，设计数据集划分、STFT 时频变换等预处理流程，优化超参数解决类别不均衡问题，最终熟练掌握 IQ 信号处理、深度学习模型调优及信号检测核心技术；</w:t>
+      </w:r>
+    </w:p>
+    <w:p>
+      <w:pPr>
         <w:pStyle w:val="3"/>
         <w:keepNext w:val="0"/>
         <w:keepLines w:val="0"/>
@@ -1468,11 +1723,10 @@
         <w:ind w:left="198" w:leftChars="0"/>
         <w:textAlignment w:val="auto"/>
         <w:rPr>
-          <w:rFonts w:hint="default" w:ascii="Times New Roman" w:hAnsi="Times New Roman" w:eastAsia="楷体"/>
-          <w:color w:val="auto"/>
-          <w:w w:val="105"/>
-          <w:sz w:val="21"/>
-          <w:szCs w:val="21"/>
+          <w:rFonts w:hint="eastAsia" w:ascii="Times New Roman" w:hAnsi="Times New Roman" w:eastAsia="楷体"/>
+          <w:color w:val="141E8C"/>
+          <w:sz w:val="28"/>
+          <w:szCs w:val="28"/>
           <w:lang w:val="en-US" w:eastAsia="zh-CN"/>
         </w:rPr>
       </w:pPr>
@@ -1519,34 +1773,6 @@
         </w:rPr>
         <w:t>负责基于 LangChain 架构部署 DeepSeek 大模型，构建机器人的“大脑”；通过 Prompt Engineering 与 RAG技术，实现了复杂语义指令的解析与任务级路径规划，显著提升了机器人的智能化交互水平；同时利用 YOLOv8 训练定制化视觉模型，结合 Intel RealSense 深度相机实现多目标识别与 3D 空间定位；</w:t>
       </w:r>
-    </w:p>
-    <w:p>
-      <w:pPr>
-        <w:pStyle w:val="2"/>
-        <w:keepNext w:val="0"/>
-        <w:keepLines w:val="0"/>
-        <w:pageBreakBefore w:val="0"/>
-        <w:widowControl w:val="0"/>
-        <w:kinsoku/>
-        <w:wordWrap/>
-        <w:overflowPunct/>
-        <w:topLinePunct w:val="0"/>
-        <w:autoSpaceDE w:val="0"/>
-        <w:autoSpaceDN w:val="0"/>
-        <w:bidi w:val="0"/>
-        <w:adjustRightInd/>
-        <w:snapToGrid/>
-        <w:spacing w:before="60"/>
-        <w:ind w:left="102"/>
-        <w:textAlignment w:val="auto"/>
-        <w:rPr>
-          <w:rFonts w:hint="eastAsia" w:ascii="Times New Roman" w:hAnsi="Times New Roman" w:eastAsia="楷体"/>
-          <w:color w:val="141E8C"/>
-          <w:sz w:val="28"/>
-          <w:szCs w:val="28"/>
-          <w:lang w:val="en-US" w:eastAsia="zh-CN"/>
-        </w:rPr>
-      </w:pPr>
     </w:p>
     <w:p>
       <w:pPr>
@@ -2209,8 +2435,6 @@
         </w:rPr>
         <w:t>区域级/省级获奖</w:t>
       </w:r>
-      <w:bookmarkStart w:id="2" w:name="_GoBack"/>
-      <w:bookmarkEnd w:id="2"/>
     </w:p>
     <w:p>
       <w:pPr>
@@ -2846,132 +3070,103 @@
         <w:textAlignment w:val="auto"/>
         <w:rPr>
           <w:rFonts w:hint="eastAsia" w:ascii="Times New Roman" w:hAnsi="Times New Roman" w:eastAsia="楷体"/>
-          <w:color w:val="auto"/>
-          <w:w w:val="105"/>
-          <w:sz w:val="21"/>
-          <w:szCs w:val="21"/>
-          <w:lang w:val="en-US" w:eastAsia="zh-CN"/>
-        </w:rPr>
-      </w:pPr>
-      <w:r>
-        <w:rPr>
-          <w:rFonts w:hint="eastAsia" w:ascii="Times New Roman" w:hAnsi="Times New Roman" w:eastAsia="楷体"/>
-          <w:b/>
-          <w:bCs/>
-          <w:color w:val="auto"/>
-          <w:w w:val="105"/>
-          <w:sz w:val="21"/>
-          <w:szCs w:val="21"/>
-          <w:lang w:val="en-US" w:eastAsia="zh-CN"/>
-        </w:rPr>
-        <w:t>2025.09</w:t>
-      </w:r>
-      <w:r>
-        <w:rPr>
-          <w:rFonts w:hint="eastAsia" w:ascii="Times New Roman" w:hAnsi="Times New Roman" w:eastAsia="楷体"/>
-          <w:b/>
-          <w:bCs/>
-          <w:color w:val="auto"/>
-          <w:w w:val="105"/>
-          <w:sz w:val="21"/>
-          <w:szCs w:val="21"/>
-          <w:lang w:val="en-US" w:eastAsia="zh-CN"/>
-        </w:rPr>
-        <w:tab/>
-      </w:r>
-      <w:r>
-        <w:rPr>
-          <w:rFonts w:hint="eastAsia" w:ascii="Times New Roman" w:hAnsi="Times New Roman" w:eastAsia="楷体"/>
-          <w:b/>
-          <w:bCs/>
-          <w:color w:val="auto"/>
-          <w:w w:val="105"/>
-          <w:sz w:val="21"/>
-          <w:szCs w:val="21"/>
-          <w:lang w:val="en-US" w:eastAsia="zh-CN"/>
-        </w:rPr>
-        <w:t>2025年高教社杯全国大学生数学建模竞赛</w:t>
-      </w:r>
-      <w:r>
-        <w:rPr>
-          <w:rFonts w:hint="eastAsia" w:ascii="华文中宋" w:hAnsi="华文中宋" w:eastAsia="华文中宋" w:cs="华文中宋"/>
-          <w:b/>
-          <w:bCs/>
-          <w:spacing w:val="0"/>
-          <w:kern w:val="2"/>
-          <w:sz w:val="21"/>
-          <w:szCs w:val="21"/>
-          <w:lang w:val="en-US" w:eastAsia="zh-CN" w:bidi="ar-SA"/>
-        </w:rPr>
-        <w:tab/>
-      </w:r>
-      <w:r>
-        <w:rPr>
-          <w:rFonts w:hint="eastAsia" w:ascii="Times New Roman" w:hAnsi="Times New Roman" w:eastAsia="楷体"/>
-          <w:b/>
-          <w:bCs/>
-          <w:color w:val="auto"/>
-          <w:w w:val="105"/>
-          <w:sz w:val="21"/>
-          <w:szCs w:val="21"/>
-          <w:lang w:val="en-US" w:eastAsia="zh-CN"/>
-        </w:rPr>
-        <w:t>省三等奖</w:t>
-      </w:r>
-      <w:r>
-        <w:rPr>
-          <w:rFonts w:hint="eastAsia" w:ascii="Times New Roman" w:hAnsi="Times New Roman" w:eastAsia="楷体"/>
-          <w:b/>
-          <w:bCs/>
-          <w:color w:val="auto"/>
-          <w:w w:val="105"/>
-          <w:sz w:val="21"/>
-          <w:szCs w:val="21"/>
-          <w:lang w:val="en-US" w:eastAsia="zh-CN"/>
-        </w:rPr>
-        <w:tab/>
-      </w:r>
-      <w:r>
-        <w:rPr>
-          <w:rFonts w:hint="eastAsia" w:ascii="Times New Roman" w:hAnsi="Times New Roman" w:eastAsia="楷体"/>
-          <w:b/>
-          <w:bCs/>
-          <w:color w:val="auto"/>
-          <w:w w:val="105"/>
-          <w:sz w:val="21"/>
-          <w:szCs w:val="21"/>
-          <w:lang w:val="en-US" w:eastAsia="zh-CN"/>
-        </w:rPr>
-        <w:t>核心队员</w:t>
-      </w:r>
-    </w:p>
-    <w:p>
-      <w:pPr>
-        <w:pStyle w:val="2"/>
-        <w:keepNext w:val="0"/>
-        <w:keepLines w:val="0"/>
-        <w:pageBreakBefore w:val="0"/>
-        <w:widowControl w:val="0"/>
-        <w:kinsoku/>
-        <w:wordWrap/>
-        <w:overflowPunct/>
-        <w:topLinePunct w:val="0"/>
-        <w:autoSpaceDE w:val="0"/>
-        <w:autoSpaceDN w:val="0"/>
-        <w:bidi w:val="0"/>
-        <w:adjustRightInd/>
-        <w:snapToGrid/>
-        <w:spacing w:before="60"/>
-        <w:ind w:left="102"/>
-        <w:textAlignment w:val="auto"/>
-        <w:rPr>
-          <w:rFonts w:hint="eastAsia" w:ascii="Times New Roman" w:hAnsi="Times New Roman" w:eastAsia="楷体"/>
           <w:color w:val="141E8C"/>
           <w:sz w:val="28"/>
           <w:szCs w:val="28"/>
           <w:lang w:val="en-US" w:eastAsia="zh-CN"/>
         </w:rPr>
       </w:pPr>
+      <w:r>
+        <w:rPr>
+          <w:rFonts w:hint="eastAsia" w:ascii="Times New Roman" w:hAnsi="Times New Roman" w:eastAsia="楷体"/>
+          <w:b/>
+          <w:bCs/>
+          <w:color w:val="auto"/>
+          <w:w w:val="105"/>
+          <w:sz w:val="21"/>
+          <w:szCs w:val="21"/>
+          <w:lang w:val="en-US" w:eastAsia="zh-CN"/>
+        </w:rPr>
+        <w:t>2025.09</w:t>
+      </w:r>
+      <w:r>
+        <w:rPr>
+          <w:rFonts w:hint="eastAsia" w:ascii="Times New Roman" w:hAnsi="Times New Roman" w:eastAsia="楷体"/>
+          <w:b/>
+          <w:bCs/>
+          <w:color w:val="auto"/>
+          <w:w w:val="105"/>
+          <w:sz w:val="21"/>
+          <w:szCs w:val="21"/>
+          <w:lang w:val="en-US" w:eastAsia="zh-CN"/>
+        </w:rPr>
+        <w:tab/>
+      </w:r>
+      <w:r>
+        <w:rPr>
+          <w:rFonts w:hint="eastAsia" w:ascii="Times New Roman" w:hAnsi="Times New Roman" w:eastAsia="楷体"/>
+          <w:b/>
+          <w:bCs/>
+          <w:color w:val="auto"/>
+          <w:w w:val="105"/>
+          <w:sz w:val="21"/>
+          <w:szCs w:val="21"/>
+          <w:lang w:val="en-US" w:eastAsia="zh-CN"/>
+        </w:rPr>
+        <w:t>2025年高教社杯全国大学生数学建模竞赛</w:t>
+      </w:r>
+      <w:r>
+        <w:rPr>
+          <w:rFonts w:hint="eastAsia" w:ascii="华文中宋" w:hAnsi="华文中宋" w:eastAsia="华文中宋" w:cs="华文中宋"/>
+          <w:b/>
+          <w:bCs/>
+          <w:spacing w:val="0"/>
+          <w:kern w:val="2"/>
+          <w:sz w:val="21"/>
+          <w:szCs w:val="21"/>
+          <w:lang w:val="en-US" w:eastAsia="zh-CN" w:bidi="ar-SA"/>
+        </w:rPr>
+        <w:tab/>
+      </w:r>
+      <w:r>
+        <w:rPr>
+          <w:rFonts w:hint="eastAsia" w:ascii="Times New Roman" w:hAnsi="Times New Roman" w:eastAsia="楷体"/>
+          <w:b/>
+          <w:bCs/>
+          <w:color w:val="auto"/>
+          <w:w w:val="105"/>
+          <w:sz w:val="21"/>
+          <w:szCs w:val="21"/>
+          <w:lang w:val="en-US" w:eastAsia="zh-CN"/>
+        </w:rPr>
+        <w:t>省三等奖</w:t>
+      </w:r>
+      <w:r>
+        <w:rPr>
+          <w:rFonts w:hint="eastAsia" w:ascii="Times New Roman" w:hAnsi="Times New Roman" w:eastAsia="楷体"/>
+          <w:b/>
+          <w:bCs/>
+          <w:color w:val="auto"/>
+          <w:w w:val="105"/>
+          <w:sz w:val="21"/>
+          <w:szCs w:val="21"/>
+          <w:lang w:val="en-US" w:eastAsia="zh-CN"/>
+        </w:rPr>
+        <w:tab/>
+      </w:r>
+      <w:r>
+        <w:rPr>
+          <w:rFonts w:hint="eastAsia" w:ascii="Times New Roman" w:hAnsi="Times New Roman" w:eastAsia="楷体"/>
+          <w:b/>
+          <w:bCs/>
+          <w:color w:val="auto"/>
+          <w:w w:val="105"/>
+          <w:sz w:val="21"/>
+          <w:szCs w:val="21"/>
+          <w:lang w:val="en-US" w:eastAsia="zh-CN"/>
+        </w:rPr>
+        <w:t>核心队员</w:t>
+      </w:r>
     </w:p>
     <w:p>
       <w:pPr>

--- a/file/CV_CN3.docx
+++ b/file/CV_CN3.docx
@@ -16,8 +16,6 @@
           <w:lang w:val="en-US" w:eastAsia="zh-CN"/>
         </w:rPr>
       </w:pPr>
-      <w:bookmarkStart w:id="2" w:name="_GoBack"/>
-      <w:bookmarkEnd w:id="2"/>
     </w:p>
     <w:p>
       <w:pPr>
@@ -1196,6 +1194,18 @@
           <w:lang w:val="en-US" w:eastAsia="zh-CN"/>
         </w:rPr>
         <w:tab/>
+      </w:r>
+      <w:r>
+        <w:rPr>
+          <w:rFonts w:hint="eastAsia" w:ascii="Times New Roman" w:hAnsi="Times New Roman" w:eastAsia="楷体"/>
+          <w:b/>
+          <w:bCs/>
+          <w:color w:val="auto"/>
+          <w:w w:val="105"/>
+          <w:sz w:val="21"/>
+          <w:szCs w:val="21"/>
+          <w:lang w:val="en-US" w:eastAsia="zh-CN"/>
+        </w:rPr>
         <w:t>东北大学</w:t>
       </w:r>
       <w:r>
@@ -1210,7 +1220,6 @@
           <w:lang w:val="en-US" w:eastAsia="zh-CN"/>
         </w:rPr>
         <w:tab/>
-        <w:t/>
       </w:r>
       <w:r>
         <w:rPr>
@@ -1224,6 +1233,18 @@
           <w:lang w:val="en-US" w:eastAsia="zh-CN"/>
         </w:rPr>
         <w:tab/>
+      </w:r>
+      <w:r>
+        <w:rPr>
+          <w:rFonts w:hint="eastAsia" w:ascii="Times New Roman" w:hAnsi="Times New Roman" w:eastAsia="楷体"/>
+          <w:b/>
+          <w:bCs/>
+          <w:color w:val="auto"/>
+          <w:w w:val="105"/>
+          <w:sz w:val="21"/>
+          <w:szCs w:val="21"/>
+          <w:lang w:val="en-US" w:eastAsia="zh-CN"/>
+        </w:rPr>
         <w:t>科研实习</w:t>
       </w:r>
     </w:p>
@@ -1235,6 +1256,7 @@
         <w:pageBreakBefore w:val="0"/>
         <w:widowControl w:val="0"/>
         <w:numPr>
+          <w:ilvl w:val="0"/>
           <w:numId w:val="0"/>
         </w:numPr>
         <w:tabs>
@@ -2053,7 +2075,22 @@
           <w:szCs w:val="21"/>
           <w:lang w:val="en-US" w:eastAsia="zh-CN"/>
         </w:rPr>
-        <w:t>O奖(特等奖)</w:t>
+        <w:t>O奖(特等奖，前0.16</w:t>
+      </w:r>
+      <w:bookmarkStart w:id="2" w:name="_GoBack"/>
+      <w:bookmarkEnd w:id="2"/>
+      <w:r>
+        <w:rPr>
+          <w:rFonts w:hint="eastAsia" w:ascii="Times New Roman" w:hAnsi="Times New Roman" w:eastAsia="楷体"/>
+          <w:b/>
+          <w:bCs/>
+          <w:color w:val="auto"/>
+          <w:w w:val="105"/>
+          <w:sz w:val="21"/>
+          <w:szCs w:val="21"/>
+          <w:lang w:val="en-US" w:eastAsia="zh-CN"/>
+        </w:rPr>
+        <w:t>%)</w:t>
       </w:r>
       <w:r>
         <w:rPr>

--- a/file/CV_CN3.docx
+++ b/file/CV_CN3.docx
@@ -16,6 +16,62 @@
           <w:lang w:val="en-US" w:eastAsia="zh-CN"/>
         </w:rPr>
       </w:pPr>
+      <w:r>
+        <w:rPr>
+          <w:rFonts w:hint="eastAsia" w:ascii="Times New Roman" w:hAnsi="Times New Roman" w:eastAsia="楷体"/>
+          <w:b/>
+          <w:bCs/>
+          <w:color w:val="252E94"/>
+          <w:sz w:val="36"/>
+          <w:szCs w:val="24"/>
+          <w:lang w:val="en-US" w:eastAsia="zh-CN"/>
+        </w:rPr>
+        <w:drawing>
+          <wp:anchor distT="0" distB="0" distL="114300" distR="114300" simplePos="0" relativeHeight="251660288" behindDoc="1" locked="0" layoutInCell="1" allowOverlap="1">
+            <wp:simplePos x="0" y="0"/>
+            <wp:positionH relativeFrom="column">
+              <wp:posOffset>5868035</wp:posOffset>
+            </wp:positionH>
+            <wp:positionV relativeFrom="paragraph">
+              <wp:posOffset>-99060</wp:posOffset>
+            </wp:positionV>
+            <wp:extent cx="1094105" cy="1532255"/>
+            <wp:effectExtent l="0" t="0" r="10795" b="4445"/>
+            <wp:wrapNone/>
+            <wp:docPr id="1" name="图片 1" descr="myPhoto_small"/>
+            <wp:cNvGraphicFramePr>
+              <a:graphicFrameLocks xmlns:a="http://schemas.openxmlformats.org/drawingml/2006/main" noChangeAspect="1"/>
+            </wp:cNvGraphicFramePr>
+            <a:graphic xmlns:a="http://schemas.openxmlformats.org/drawingml/2006/main">
+              <a:graphicData uri="http://schemas.openxmlformats.org/drawingml/2006/picture">
+                <pic:pic xmlns:pic="http://schemas.openxmlformats.org/drawingml/2006/picture">
+                  <pic:nvPicPr>
+                    <pic:cNvPr id="1" name="图片 1" descr="myPhoto_small"/>
+                    <pic:cNvPicPr>
+                      <a:picLocks noChangeAspect="1"/>
+                    </pic:cNvPicPr>
+                  </pic:nvPicPr>
+                  <pic:blipFill>
+                    <a:blip r:embed="rId4"/>
+                    <a:stretch>
+                      <a:fillRect/>
+                    </a:stretch>
+                  </pic:blipFill>
+                  <pic:spPr>
+                    <a:xfrm>
+                      <a:off x="0" y="0"/>
+                      <a:ext cx="1094105" cy="1532255"/>
+                    </a:xfrm>
+                    <a:prstGeom prst="rect">
+                      <a:avLst/>
+                    </a:prstGeom>
+                  </pic:spPr>
+                </pic:pic>
+              </a:graphicData>
+            </a:graphic>
+          </wp:anchor>
+        </w:drawing>
+      </w:r>
     </w:p>
     <w:p>
       <w:pPr>
@@ -1326,7 +1382,21 @@
           <w:szCs w:val="21"/>
           <w:lang w:val="en-US" w:eastAsia="zh-CN"/>
         </w:rPr>
-        <w:t>基于 RML2016.10a 数据集，复现了 LSTM、ResNet18 等算法，在 TensorFlow 框架下完成 11 类信号调制识别，对比LSTM、PET-GCDNN等算法验证 ResNet18 在全信噪比场景的性能优势；同时运用 YOLOv11/v8m 模型处理 5 类宽带信号及 28 类复杂调制信号，设计数据集划分、STFT 时频变换等预处理流程，优化超参数解决类别不均衡问题，最终熟练掌握 IQ 信号处理、深度学习模型调优及信号检测核心技术；</w:t>
+        <w:t>基于 RML2016.10a 数据集，复现了 LSTM、ResNet18 等算法，在 TensorFlow 框架下完成 11 类信号调制</w:t>
+      </w:r>
+      <w:bookmarkStart w:id="2" w:name="_GoBack"/>
+      <w:bookmarkEnd w:id="2"/>
+      <w:r>
+        <w:rPr>
+          <w:rFonts w:hint="eastAsia" w:ascii="楷体" w:hAnsi="楷体" w:eastAsia="楷体" w:cs="楷体"/>
+          <w:color w:val="auto"/>
+          <w:spacing w:val="-3"/>
+          <w:kern w:val="4"/>
+          <w:sz w:val="21"/>
+          <w:szCs w:val="21"/>
+          <w:lang w:val="en-US" w:eastAsia="zh-CN"/>
+        </w:rPr>
+        <w:t>识别，对比LSTM、PET-GCDNN等算法验证 ResNet18 在全信噪比场景的性能优势；同时运用 YOLOv11/v8m 模型处理 5 类宽带信号及 28 类复杂调制信号，设计数据集划分、STFT 时频变换等预处理流程，优化超参数解决类别不均衡问题，最终熟练掌握 IQ 信号处理、深度学习模型调优及信号检测核心技术；</w:t>
       </w:r>
     </w:p>
     <w:p>
@@ -2075,22 +2145,7 @@
           <w:szCs w:val="21"/>
           <w:lang w:val="en-US" w:eastAsia="zh-CN"/>
         </w:rPr>
-        <w:t>O奖(特等奖，前0.16</w:t>
-      </w:r>
-      <w:bookmarkStart w:id="2" w:name="_GoBack"/>
-      <w:bookmarkEnd w:id="2"/>
-      <w:r>
-        <w:rPr>
-          <w:rFonts w:hint="eastAsia" w:ascii="Times New Roman" w:hAnsi="Times New Roman" w:eastAsia="楷体"/>
-          <w:b/>
-          <w:bCs/>
-          <w:color w:val="auto"/>
-          <w:w w:val="105"/>
-          <w:sz w:val="21"/>
-          <w:szCs w:val="21"/>
-          <w:lang w:val="en-US" w:eastAsia="zh-CN"/>
-        </w:rPr>
-        <w:t>%)</w:t>
+        <w:t>O奖(特等奖，前0.16%)</w:t>
       </w:r>
       <w:r>
         <w:rPr>

--- a/file/CV_CN3.docx
+++ b/file/CV_CN3.docx
@@ -7,7 +7,7 @@
         <w:spacing w:before="9"/>
         <w:ind w:left="110"/>
         <w:rPr>
-          <w:rFonts w:hint="eastAsia" w:ascii="Times New Roman" w:hAnsi="Times New Roman" w:eastAsia="楷体"/>
+          <w:rFonts w:hint="default" w:ascii="Times New Roman" w:hAnsi="Times New Roman" w:eastAsia="楷体"/>
           <w:b/>
           <w:bCs/>
           <w:color w:val="252E94"/>
@@ -16,6 +16,7 @@
           <w:lang w:val="en-US" w:eastAsia="zh-CN"/>
         </w:rPr>
       </w:pPr>
+      <w:bookmarkStart w:id="2" w:name="_GoBack"/>
       <w:r>
         <w:rPr>
           <w:rFonts w:hint="eastAsia" w:ascii="Times New Roman" w:hAnsi="Times New Roman" w:eastAsia="楷体"/>
@@ -30,13 +31,13 @@
           <wp:anchor distT="0" distB="0" distL="114300" distR="114300" simplePos="0" relativeHeight="251660288" behindDoc="1" locked="0" layoutInCell="1" allowOverlap="1">
             <wp:simplePos x="0" y="0"/>
             <wp:positionH relativeFrom="column">
-              <wp:posOffset>5868035</wp:posOffset>
+              <wp:posOffset>5872480</wp:posOffset>
             </wp:positionH>
             <wp:positionV relativeFrom="paragraph">
-              <wp:posOffset>-99060</wp:posOffset>
+              <wp:posOffset>-389255</wp:posOffset>
             </wp:positionV>
-            <wp:extent cx="1094105" cy="1532255"/>
-            <wp:effectExtent l="0" t="0" r="10795" b="4445"/>
+            <wp:extent cx="1061720" cy="1486535"/>
+            <wp:effectExtent l="0" t="0" r="5080" b="12065"/>
             <wp:wrapNone/>
             <wp:docPr id="1" name="图片 1" descr="myPhoto_small"/>
             <wp:cNvGraphicFramePr>
@@ -60,7 +61,7 @@
                   <pic:spPr>
                     <a:xfrm>
                       <a:off x="0" y="0"/>
-                      <a:ext cx="1094105" cy="1532255"/>
+                      <a:ext cx="1061720" cy="1486535"/>
                     </a:xfrm>
                     <a:prstGeom prst="rect">
                       <a:avLst/>
@@ -72,21 +73,7 @@
           </wp:anchor>
         </w:drawing>
       </w:r>
-    </w:p>
-    <w:p>
-      <w:pPr>
-        <w:spacing w:before="9"/>
-        <w:ind w:left="110"/>
-        <w:rPr>
-          <w:rFonts w:hint="default" w:ascii="Times New Roman" w:hAnsi="Times New Roman" w:eastAsia="楷体"/>
-          <w:b/>
-          <w:bCs/>
-          <w:color w:val="252E94"/>
-          <w:sz w:val="36"/>
-          <w:szCs w:val="24"/>
-          <w:lang w:val="en-US" w:eastAsia="zh-CN"/>
-        </w:rPr>
-      </w:pPr>
+      <w:bookmarkEnd w:id="2"/>
       <w:r>
         <w:rPr>
           <w:rFonts w:hint="eastAsia" w:ascii="Times New Roman" w:hAnsi="Times New Roman" w:eastAsia="楷体"/>
@@ -182,7 +169,7 @@
       </w:r>
       <w:r>
         <w:rPr>
-          <w:rStyle w:val="11"/>
+          <w:rStyle w:val="12"/>
           <w:rFonts w:hint="eastAsia" w:eastAsia="华文中宋" w:cs="华文中宋" w:asciiTheme="minorAscii" w:hAnsiTheme="minorAscii"/>
           <w:b/>
           <w:bCs/>
@@ -258,7 +245,7 @@
       </w:r>
       <w:r>
         <w:rPr>
-          <w:rStyle w:val="9"/>
+          <w:rStyle w:val="10"/>
           <w:rFonts w:hint="eastAsia" w:eastAsia="华文中宋" w:cs="华文中宋" w:asciiTheme="minorAscii" w:hAnsiTheme="minorAscii"/>
           <w:b w:val="0"/>
           <w:bCs w:val="0"/>
@@ -444,7 +431,7 @@
         <w:bidi w:val="0"/>
         <w:adjustRightInd/>
         <w:snapToGrid/>
-        <w:spacing w:before="60"/>
+        <w:spacing w:before="0"/>
         <w:ind w:left="102"/>
         <w:textAlignment w:val="auto"/>
         <w:rPr>
@@ -857,6 +844,16 @@
           <w:szCs w:val="21"/>
           <w:lang w:val="en-US" w:eastAsia="zh-CN"/>
         </w:rPr>
+        <w:t xml:space="preserve">    ( 89.4/100 )</w:t>
+      </w:r>
+      <w:r>
+        <w:rPr>
+          <w:rFonts w:hint="eastAsia" w:ascii="Times New Roman" w:hAnsi="Times New Roman" w:eastAsia="楷体"/>
+          <w:color w:val="auto"/>
+          <w:sz w:val="21"/>
+          <w:szCs w:val="21"/>
+          <w:lang w:val="en-US" w:eastAsia="zh-CN"/>
+        </w:rPr>
         <w:tab/>
       </w:r>
       <w:r>
@@ -1084,7 +1081,7 @@
     </w:p>
     <w:p>
       <w:pPr>
-        <w:pStyle w:val="13"/>
+        <w:pStyle w:val="14"/>
         <w:keepNext w:val="0"/>
         <w:keepLines w:val="0"/>
         <w:pageBreakBefore w:val="0"/>
@@ -1115,7 +1112,10 @@
         <w:textAlignment w:val="auto"/>
         <w:rPr>
           <w:rFonts w:hint="eastAsia" w:ascii="Times New Roman" w:hAnsi="Times New Roman" w:eastAsia="楷体"/>
-          <w:color w:val="auto"/>
+          <w:b/>
+          <w:bCs/>
+          <w:color w:val="auto"/>
+          <w:w w:val="105"/>
           <w:sz w:val="21"/>
           <w:szCs w:val="21"/>
           <w:lang w:val="en-US" w:eastAsia="zh-CN"/>
@@ -1123,190 +1123,785 @@
       </w:pPr>
       <w:r>
         <w:rPr>
-          <w:rFonts w:ascii="Times New Roman" w:hAnsi="Times New Roman" w:eastAsia="楷体"/>
-          <w:b/>
-          <w:bCs/>
-          <w:color w:val="auto"/>
-          <w:w w:val="105"/>
-          <w:sz w:val="21"/>
-          <w:szCs w:val="21"/>
-          <w:lang w:eastAsia="zh-CN"/>
-        </w:rPr>
-        <w:t>20</w:t>
-      </w:r>
-      <w:r>
-        <w:rPr>
-          <w:rFonts w:hint="eastAsia" w:ascii="Times New Roman" w:hAnsi="Times New Roman" w:eastAsia="楷体"/>
-          <w:b/>
-          <w:bCs/>
-          <w:color w:val="auto"/>
-          <w:w w:val="105"/>
-          <w:sz w:val="21"/>
-          <w:szCs w:val="21"/>
-          <w:lang w:val="en-US" w:eastAsia="zh-CN"/>
-        </w:rPr>
-        <w:t>25</w:t>
-      </w:r>
-      <w:r>
-        <w:rPr>
-          <w:rFonts w:hint="eastAsia" w:ascii="Times New Roman" w:hAnsi="Times New Roman" w:eastAsia="楷体"/>
-          <w:b/>
-          <w:bCs/>
-          <w:color w:val="auto"/>
-          <w:w w:val="105"/>
-          <w:sz w:val="21"/>
-          <w:szCs w:val="21"/>
-          <w:lang w:eastAsia="zh-CN"/>
-        </w:rPr>
-        <w:t>.</w:t>
-      </w:r>
-      <w:r>
-        <w:rPr>
-          <w:rFonts w:hint="eastAsia" w:ascii="Times New Roman" w:hAnsi="Times New Roman" w:eastAsia="楷体"/>
-          <w:b/>
-          <w:bCs/>
-          <w:color w:val="auto"/>
-          <w:w w:val="105"/>
-          <w:sz w:val="21"/>
-          <w:szCs w:val="21"/>
-          <w:lang w:val="en-US" w:eastAsia="zh-CN"/>
-        </w:rPr>
-        <w:t>09</w:t>
-      </w:r>
-      <w:r>
-        <w:rPr>
-          <w:rFonts w:hint="eastAsia" w:ascii="Times New Roman" w:hAnsi="Times New Roman" w:eastAsia="楷体"/>
-          <w:b/>
-          <w:bCs/>
-          <w:color w:val="auto"/>
-          <w:w w:val="105"/>
-          <w:sz w:val="21"/>
-          <w:szCs w:val="21"/>
-          <w:lang w:eastAsia="zh-CN"/>
-        </w:rPr>
-        <w:t>-</w:t>
-      </w:r>
-      <w:r>
-        <w:rPr>
-          <w:rFonts w:ascii="Times New Roman" w:hAnsi="Times New Roman" w:eastAsia="楷体"/>
-          <w:b/>
-          <w:bCs/>
-          <w:color w:val="auto"/>
-          <w:w w:val="105"/>
-          <w:sz w:val="21"/>
-          <w:szCs w:val="21"/>
-          <w:lang w:eastAsia="zh-CN"/>
-        </w:rPr>
-        <w:t>202</w:t>
-      </w:r>
-      <w:r>
-        <w:rPr>
-          <w:rFonts w:hint="eastAsia" w:ascii="Times New Roman" w:hAnsi="Times New Roman" w:eastAsia="楷体"/>
-          <w:b/>
-          <w:bCs/>
-          <w:color w:val="auto"/>
-          <w:w w:val="105"/>
-          <w:sz w:val="21"/>
-          <w:szCs w:val="21"/>
-          <w:lang w:val="en-US" w:eastAsia="zh-CN"/>
-        </w:rPr>
-        <w:t>5.12</w:t>
-      </w:r>
-      <w:r>
-        <w:rPr>
-          <w:rFonts w:hint="eastAsia" w:ascii="Times New Roman" w:hAnsi="Times New Roman" w:eastAsia="楷体"/>
-          <w:b/>
-          <w:bCs/>
-          <w:color w:val="auto"/>
-          <w:w w:val="105"/>
-          <w:sz w:val="21"/>
-          <w:szCs w:val="21"/>
-          <w:lang w:val="en-US" w:eastAsia="zh-CN"/>
-        </w:rPr>
-        <w:tab/>
-      </w:r>
-      <w:r>
-        <w:rPr>
-          <w:rFonts w:hint="eastAsia" w:ascii="Times New Roman" w:hAnsi="Times New Roman" w:eastAsia="楷体"/>
-          <w:b/>
-          <w:bCs/>
-          <w:color w:val="auto"/>
-          <w:w w:val="105"/>
-          <w:sz w:val="21"/>
-          <w:szCs w:val="21"/>
-          <w:lang w:val="en-US" w:eastAsia="zh-CN"/>
-        </w:rPr>
-        <w:t>基于深度学习的宽带信号检测与调制识别研究</w:t>
-      </w:r>
-      <w:r>
-        <w:rPr>
-          <w:rFonts w:hint="eastAsia" w:ascii="Times New Roman" w:hAnsi="Times New Roman" w:eastAsia="楷体"/>
-          <w:b/>
-          <w:bCs/>
-          <w:color w:val="auto"/>
-          <w:w w:val="105"/>
-          <w:sz w:val="21"/>
-          <w:szCs w:val="21"/>
-          <w:lang w:val="en-US" w:eastAsia="zh-CN"/>
-        </w:rPr>
-        <w:tab/>
-      </w:r>
-      <w:r>
-        <w:rPr>
-          <w:rFonts w:hint="eastAsia" w:ascii="Times New Roman" w:hAnsi="Times New Roman" w:eastAsia="楷体"/>
-          <w:b/>
-          <w:bCs/>
-          <w:color w:val="auto"/>
-          <w:w w:val="105"/>
-          <w:sz w:val="21"/>
-          <w:szCs w:val="21"/>
-          <w:lang w:val="en-US" w:eastAsia="zh-CN"/>
-        </w:rPr>
-        <w:t>东北大学</w:t>
-      </w:r>
-      <w:r>
-        <w:rPr>
-          <w:rFonts w:hint="eastAsia" w:ascii="Times New Roman" w:hAnsi="Times New Roman" w:eastAsia="楷体"/>
-          <w:b/>
-          <w:bCs/>
-          <w:color w:val="auto"/>
-          <w:w w:val="105"/>
-          <w:sz w:val="21"/>
-          <w:szCs w:val="21"/>
-          <w:lang w:val="en-US" w:eastAsia="zh-CN"/>
-        </w:rPr>
-        <w:tab/>
-      </w:r>
-      <w:r>
-        <w:rPr>
-          <w:rFonts w:hint="eastAsia" w:ascii="Times New Roman" w:hAnsi="Times New Roman" w:eastAsia="楷体"/>
-          <w:b/>
-          <w:bCs/>
-          <w:color w:val="auto"/>
-          <w:w w:val="105"/>
-          <w:sz w:val="21"/>
-          <w:szCs w:val="21"/>
-          <w:lang w:val="en-US" w:eastAsia="zh-CN"/>
-        </w:rPr>
-        <w:tab/>
-      </w:r>
-      <w:r>
-        <w:rPr>
-          <w:rFonts w:hint="eastAsia" w:ascii="Times New Roman" w:hAnsi="Times New Roman" w:eastAsia="楷体"/>
-          <w:b/>
-          <w:bCs/>
-          <w:color w:val="auto"/>
-          <w:w w:val="105"/>
-          <w:sz w:val="21"/>
-          <w:szCs w:val="21"/>
-          <w:lang w:val="en-US" w:eastAsia="zh-CN"/>
-        </w:rPr>
-        <w:t>科研实习</w:t>
+          <w:rFonts w:hint="eastAsia" w:ascii="Times New Roman" w:hAnsi="Times New Roman" w:eastAsia="楷体"/>
+          <w:b/>
+          <w:bCs/>
+          <w:color w:val="auto"/>
+          <w:w w:val="105"/>
+          <w:sz w:val="21"/>
+          <w:szCs w:val="21"/>
+          <w:lang w:val="en-US" w:eastAsia="zh-CN"/>
+        </w:rPr>
+        <w:t>《</w:t>
+      </w:r>
+      <w:r>
+        <w:rPr>
+          <w:rFonts w:hint="default" w:eastAsia="华文中宋" w:cs="华文中宋" w:asciiTheme="minorAscii" w:hAnsiTheme="minorAscii"/>
+          <w:b/>
+          <w:bCs/>
+          <w:sz w:val="21"/>
+          <w:szCs w:val="21"/>
+          <w:lang w:val="en-US" w:eastAsia="zh-CN" w:bidi="ar-SA"/>
+        </w:rPr>
+        <w:t>Universal 2-D DOA Estimation for SRA and SCA with Gain/Phase Uncertainties based on IWO-IOMP-TLS algorithm</w:t>
+      </w:r>
+      <w:r>
+        <w:rPr>
+          <w:rFonts w:hint="eastAsia" w:ascii="Times New Roman" w:hAnsi="Times New Roman" w:eastAsia="楷体"/>
+          <w:b/>
+          <w:bCs/>
+          <w:color w:val="auto"/>
+          <w:w w:val="105"/>
+          <w:sz w:val="21"/>
+          <w:szCs w:val="21"/>
+          <w:lang w:val="en-US" w:eastAsia="zh-CN"/>
+        </w:rPr>
+        <w:t>》</w:t>
       </w:r>
     </w:p>
     <w:p>
       <w:pPr>
-        <w:pStyle w:val="13"/>
+        <w:pStyle w:val="14"/>
+        <w:keepNext w:val="0"/>
+        <w:keepLines w:val="0"/>
+        <w:pageBreakBefore w:val="0"/>
+        <w:widowControl w:val="0"/>
+        <w:numPr>
+          <w:numId w:val="0"/>
+        </w:numPr>
+        <w:tabs>
+          <w:tab w:val="left" w:pos="395"/>
+          <w:tab w:val="left" w:pos="2420"/>
+          <w:tab w:val="left" w:pos="3740"/>
+          <w:tab w:val="left" w:pos="5500"/>
+          <w:tab w:val="left" w:pos="5940"/>
+          <w:tab w:val="left" w:pos="7920"/>
+        </w:tabs>
+        <w:kinsoku/>
+        <w:wordWrap/>
+        <w:overflowPunct/>
+        <w:topLinePunct w:val="0"/>
+        <w:autoSpaceDE w:val="0"/>
+        <w:autoSpaceDN w:val="0"/>
+        <w:bidi w:val="0"/>
+        <w:adjustRightInd/>
+        <w:snapToGrid/>
+        <w:spacing w:line="240" w:lineRule="auto"/>
+        <w:ind w:left="198" w:leftChars="0" w:firstLine="220"/>
+        <w:textAlignment w:val="auto"/>
+        <w:rPr>
+          <w:rFonts w:hint="eastAsia" w:ascii="Times New Roman" w:hAnsi="Times New Roman" w:eastAsia="楷体"/>
+          <w:b/>
+          <w:bCs/>
+          <w:color w:val="auto"/>
+          <w:w w:val="105"/>
+          <w:sz w:val="21"/>
+          <w:szCs w:val="21"/>
+          <w:lang w:val="en-US" w:eastAsia="zh-CN"/>
+        </w:rPr>
+      </w:pPr>
+      <w:r>
+        <w:rPr>
+          <w:rFonts w:hint="eastAsia" w:ascii="Times New Roman" w:hAnsi="Times New Roman" w:eastAsia="楷体"/>
+          <w:b/>
+          <w:bCs/>
+          <w:color w:val="auto"/>
+          <w:w w:val="105"/>
+          <w:sz w:val="21"/>
+          <w:szCs w:val="21"/>
+          <w:lang w:val="en-US" w:eastAsia="zh-CN"/>
+        </w:rPr>
+        <w:t>2025.11-2026.03</w:t>
+      </w:r>
+      <w:r>
+        <w:rPr>
+          <w:rFonts w:hint="eastAsia" w:ascii="Times New Roman" w:hAnsi="Times New Roman" w:eastAsia="楷体"/>
+          <w:b/>
+          <w:bCs/>
+          <w:color w:val="auto"/>
+          <w:w w:val="105"/>
+          <w:sz w:val="21"/>
+          <w:szCs w:val="21"/>
+          <w:lang w:val="en-US" w:eastAsia="zh-CN"/>
+        </w:rPr>
+        <w:tab/>
+        <w:t xml:space="preserve">                    （《Signal Processing》，CCFC在投）</w:t>
+      </w:r>
+      <w:r>
+        <w:rPr>
+          <w:rFonts w:hint="eastAsia" w:ascii="Times New Roman" w:hAnsi="Times New Roman" w:eastAsia="楷体"/>
+          <w:b/>
+          <w:bCs/>
+          <w:color w:val="auto"/>
+          <w:w w:val="105"/>
+          <w:sz w:val="21"/>
+          <w:szCs w:val="21"/>
+          <w:lang w:val="en-US" w:eastAsia="zh-CN"/>
+        </w:rPr>
+        <w:tab/>
+        <w:t xml:space="preserve">                       第二作者</w:t>
+      </w:r>
+    </w:p>
+    <w:p>
+      <w:pPr>
+        <w:pStyle w:val="14"/>
+        <w:keepNext w:val="0"/>
+        <w:keepLines w:val="0"/>
+        <w:pageBreakBefore w:val="0"/>
+        <w:widowControl w:val="0"/>
+        <w:numPr>
+          <w:ilvl w:val="0"/>
+          <w:numId w:val="0"/>
+        </w:numPr>
+        <w:tabs>
+          <w:tab w:val="left" w:pos="395"/>
+          <w:tab w:val="left" w:pos="2420"/>
+          <w:tab w:val="left" w:pos="3740"/>
+          <w:tab w:val="left" w:pos="5500"/>
+          <w:tab w:val="left" w:pos="5940"/>
+          <w:tab w:val="left" w:pos="7920"/>
+        </w:tabs>
+        <w:kinsoku/>
+        <w:wordWrap/>
+        <w:overflowPunct/>
+        <w:topLinePunct w:val="0"/>
+        <w:autoSpaceDE w:val="0"/>
+        <w:autoSpaceDN w:val="0"/>
+        <w:bidi w:val="0"/>
+        <w:adjustRightInd/>
+        <w:snapToGrid/>
+        <w:spacing w:before="40" w:line="240" w:lineRule="auto"/>
+        <w:ind w:left="198" w:leftChars="0"/>
+        <w:textAlignment w:val="auto"/>
+        <w:rPr>
+          <w:rFonts w:hint="default" w:ascii="楷体" w:hAnsi="楷体" w:eastAsia="楷体" w:cs="楷体"/>
+          <w:b/>
+          <w:bCs/>
+          <w:color w:val="auto"/>
+          <w:spacing w:val="-3"/>
+          <w:kern w:val="4"/>
+          <w:sz w:val="21"/>
+          <w:szCs w:val="21"/>
+          <w:u w:val="single"/>
+          <w:lang w:val="en-US" w:eastAsia="zh-CN"/>
+        </w:rPr>
+      </w:pPr>
+      <w:r>
+        <w:rPr>
+          <w:rFonts w:hint="eastAsia" w:ascii="楷体" w:hAnsi="楷体" w:eastAsia="楷体" w:cs="楷体"/>
+          <w:b/>
+          <w:bCs/>
+          <w:color w:val="auto"/>
+          <w:spacing w:val="-3"/>
+          <w:kern w:val="4"/>
+          <w:sz w:val="21"/>
+          <w:szCs w:val="21"/>
+          <w:u w:val="single"/>
+          <w:lang w:val="en-US" w:eastAsia="zh-CN"/>
+        </w:rPr>
+        <w:t>内容</w:t>
+      </w:r>
+      <w:r>
+        <w:rPr>
+          <w:rFonts w:hint="eastAsia" w:ascii="楷体" w:hAnsi="楷体" w:eastAsia="楷体" w:cs="楷体"/>
+          <w:b w:val="0"/>
+          <w:bCs w:val="0"/>
+          <w:color w:val="auto"/>
+          <w:spacing w:val="-3"/>
+          <w:kern w:val="4"/>
+          <w:sz w:val="21"/>
+          <w:szCs w:val="21"/>
+          <w:u w:val="none"/>
+          <w:lang w:val="en-US" w:eastAsia="zh-CN"/>
+        </w:rPr>
+        <w:t>：</w:t>
+      </w:r>
+      <w:r>
+        <w:rPr>
+          <w:rFonts w:hint="eastAsia" w:ascii="楷体" w:hAnsi="楷体" w:eastAsia="楷体" w:cs="楷体"/>
+          <w:color w:val="auto"/>
+          <w:spacing w:val="-3"/>
+          <w:kern w:val="4"/>
+          <w:sz w:val="21"/>
+          <w:szCs w:val="21"/>
+          <w:lang w:val="en-US" w:eastAsia="zh-CN"/>
+        </w:rPr>
+        <w:t>作为第二作者参与稀疏二维阵列幅相误差校准与二维 DOA 估计的研究（Elsevier信号处理类期刊在投），主要负责</w:t>
+      </w:r>
+      <w:r>
+        <w:rPr>
+          <w:rFonts w:hint="eastAsia" w:ascii="楷体" w:hAnsi="楷体" w:eastAsia="楷体" w:cs="楷体"/>
+          <w:b/>
+          <w:bCs/>
+          <w:color w:val="auto"/>
+          <w:spacing w:val="-3"/>
+          <w:kern w:val="4"/>
+          <w:sz w:val="21"/>
+          <w:szCs w:val="21"/>
+          <w:lang w:val="en-US" w:eastAsia="zh-CN"/>
+        </w:rPr>
+        <w:t>含幅相误差的稀疏阵列信号模型推导</w:t>
+      </w:r>
+      <w:r>
+        <w:rPr>
+          <w:rFonts w:hint="eastAsia" w:ascii="楷体" w:hAnsi="楷体" w:eastAsia="楷体" w:cs="楷体"/>
+          <w:color w:val="auto"/>
+          <w:spacing w:val="-3"/>
+          <w:kern w:val="4"/>
+          <w:sz w:val="21"/>
+          <w:szCs w:val="21"/>
+          <w:lang w:val="en-US" w:eastAsia="zh-CN"/>
+        </w:rPr>
+        <w:t>、</w:t>
+      </w:r>
+      <w:r>
+        <w:rPr>
+          <w:rFonts w:hint="eastAsia" w:ascii="楷体" w:hAnsi="楷体" w:eastAsia="楷体" w:cs="楷体"/>
+          <w:b/>
+          <w:bCs/>
+          <w:color w:val="auto"/>
+          <w:spacing w:val="-3"/>
+          <w:kern w:val="4"/>
+          <w:sz w:val="21"/>
+          <w:szCs w:val="21"/>
+          <w:lang w:val="en-US" w:eastAsia="zh-CN"/>
+        </w:rPr>
+        <w:t>改进 OMP-TLS 算法的相关逻辑实现</w:t>
+      </w:r>
+      <w:r>
+        <w:rPr>
+          <w:rFonts w:hint="eastAsia" w:ascii="楷体" w:hAnsi="楷体" w:eastAsia="楷体" w:cs="楷体"/>
+          <w:color w:val="auto"/>
+          <w:spacing w:val="-3"/>
+          <w:kern w:val="4"/>
+          <w:sz w:val="21"/>
+          <w:szCs w:val="21"/>
+          <w:lang w:val="en-US" w:eastAsia="zh-CN"/>
+        </w:rPr>
+        <w:t>、</w:t>
+      </w:r>
+      <w:r>
+        <w:rPr>
+          <w:rFonts w:hint="eastAsia" w:ascii="楷体" w:hAnsi="楷体" w:eastAsia="楷体" w:cs="楷体"/>
+          <w:b/>
+          <w:bCs/>
+          <w:color w:val="auto"/>
+          <w:spacing w:val="-3"/>
+          <w:kern w:val="4"/>
+          <w:sz w:val="21"/>
+          <w:szCs w:val="21"/>
+          <w:lang w:val="en-US" w:eastAsia="zh-CN"/>
+        </w:rPr>
+        <w:t>低信噪比与少快拍场景下的蒙特卡洛仿真验证</w:t>
+      </w:r>
+      <w:r>
+        <w:rPr>
+          <w:rFonts w:hint="eastAsia" w:ascii="楷体" w:hAnsi="楷体" w:eastAsia="楷体" w:cs="楷体"/>
+          <w:b w:val="0"/>
+          <w:bCs w:val="0"/>
+          <w:color w:val="auto"/>
+          <w:spacing w:val="-3"/>
+          <w:kern w:val="4"/>
+          <w:sz w:val="21"/>
+          <w:szCs w:val="21"/>
+          <w:lang w:val="en-US" w:eastAsia="zh-CN"/>
+        </w:rPr>
+        <w:t>；</w:t>
+      </w:r>
+      <w:r>
+        <w:rPr>
+          <w:rFonts w:hint="eastAsia" w:ascii="楷体" w:hAnsi="楷体" w:eastAsia="楷体" w:cs="楷体"/>
+          <w:color w:val="auto"/>
+          <w:spacing w:val="-3"/>
+          <w:kern w:val="4"/>
+          <w:sz w:val="21"/>
+          <w:szCs w:val="21"/>
+          <w:lang w:val="en-US" w:eastAsia="zh-CN"/>
+        </w:rPr>
+        <w:t>协助完成论文公式推导、算法伪代码编写与结果分析工作；参与提出基于 IWO 的稀疏阵列优化方案，助力构建兼容稀疏矩形/圆形阵列的一体化估计框架，所提算法有效解决了</w:t>
+      </w:r>
+      <w:r>
+        <w:rPr>
+          <w:rFonts w:hint="eastAsia" w:ascii="楷体" w:hAnsi="楷体" w:eastAsia="楷体" w:cs="楷体"/>
+          <w:b/>
+          <w:bCs/>
+          <w:color w:val="auto"/>
+          <w:spacing w:val="-3"/>
+          <w:kern w:val="4"/>
+          <w:sz w:val="21"/>
+          <w:szCs w:val="21"/>
+          <w:lang w:val="en-US" w:eastAsia="zh-CN"/>
+        </w:rPr>
+        <w:t>实际阵列中幅相误差与离网效应导致的估计精度下降问题</w:t>
+      </w:r>
+      <w:r>
+        <w:rPr>
+          <w:rFonts w:hint="eastAsia" w:ascii="楷体" w:hAnsi="楷体" w:eastAsia="楷体" w:cs="楷体"/>
+          <w:color w:val="auto"/>
+          <w:spacing w:val="-3"/>
+          <w:kern w:val="4"/>
+          <w:sz w:val="21"/>
+          <w:szCs w:val="21"/>
+          <w:lang w:val="en-US" w:eastAsia="zh-CN"/>
+        </w:rPr>
+        <w:t>，仿真结果验证了算法的优越性。</w:t>
+      </w:r>
+    </w:p>
+    <w:p>
+      <w:pPr>
+        <w:pStyle w:val="14"/>
+        <w:keepNext w:val="0"/>
+        <w:keepLines w:val="0"/>
+        <w:pageBreakBefore w:val="0"/>
+        <w:widowControl w:val="0"/>
+        <w:numPr>
+          <w:ilvl w:val="0"/>
+          <w:numId w:val="1"/>
+        </w:numPr>
+        <w:tabs>
+          <w:tab w:val="left" w:pos="395"/>
+          <w:tab w:val="left" w:pos="2420"/>
+          <w:tab w:val="left" w:pos="3740"/>
+          <w:tab w:val="left" w:pos="5500"/>
+          <w:tab w:val="left" w:pos="5940"/>
+          <w:tab w:val="left" w:pos="7920"/>
+        </w:tabs>
+        <w:kinsoku/>
+        <w:wordWrap/>
+        <w:overflowPunct/>
+        <w:topLinePunct w:val="0"/>
+        <w:autoSpaceDE w:val="0"/>
+        <w:autoSpaceDN w:val="0"/>
+        <w:bidi w:val="0"/>
+        <w:adjustRightInd/>
+        <w:snapToGrid/>
+        <w:spacing w:before="60" w:line="240" w:lineRule="auto"/>
+        <w:ind w:left="391" w:hanging="193"/>
+        <w:textAlignment w:val="auto"/>
+        <w:rPr>
+          <w:rFonts w:hint="eastAsia" w:ascii="Times New Roman" w:hAnsi="Times New Roman" w:eastAsia="楷体"/>
+          <w:b/>
+          <w:bCs/>
+          <w:color w:val="auto"/>
+          <w:w w:val="105"/>
+          <w:sz w:val="21"/>
+          <w:szCs w:val="21"/>
+          <w:lang w:val="en-US" w:eastAsia="zh-CN"/>
+        </w:rPr>
+      </w:pPr>
+      <w:r>
+        <w:rPr>
+          <w:rFonts w:hint="eastAsia" w:ascii="Times New Roman" w:hAnsi="Times New Roman" w:eastAsia="楷体"/>
+          <w:b/>
+          <w:bCs/>
+          <w:color w:val="auto"/>
+          <w:w w:val="105"/>
+          <w:sz w:val="21"/>
+          <w:szCs w:val="21"/>
+          <w:lang w:val="en-US" w:eastAsia="zh-CN"/>
+        </w:rPr>
+        <w:t>2026.02-2026.04 </w:t>
+      </w:r>
+      <w:r>
+        <w:rPr>
+          <w:rFonts w:hint="eastAsia" w:ascii="Times New Roman" w:hAnsi="Times New Roman" w:eastAsia="楷体"/>
+          <w:b/>
+          <w:bCs/>
+          <w:color w:val="auto"/>
+          <w:w w:val="105"/>
+          <w:sz w:val="21"/>
+          <w:szCs w:val="21"/>
+          <w:lang w:val="en-US" w:eastAsia="zh-CN"/>
+        </w:rPr>
+        <w:tab/>
+        <w:t>基于 Transformer 的语言模型复现与生成推理研究 </w:t>
+      </w:r>
+      <w:r>
+        <w:rPr>
+          <w:rFonts w:hint="eastAsia" w:ascii="Times New Roman" w:hAnsi="Times New Roman" w:eastAsia="楷体"/>
+          <w:b/>
+          <w:bCs/>
+          <w:color w:val="auto"/>
+          <w:w w:val="105"/>
+          <w:sz w:val="21"/>
+          <w:szCs w:val="21"/>
+          <w:lang w:val="en-US" w:eastAsia="zh-CN"/>
+        </w:rPr>
+        <w:tab/>
+        <w:t>个人项目</w:t>
+      </w:r>
+    </w:p>
+    <w:p>
+      <w:pPr>
+        <w:pStyle w:val="14"/>
+        <w:keepNext w:val="0"/>
+        <w:keepLines w:val="0"/>
+        <w:pageBreakBefore w:val="0"/>
+        <w:widowControl w:val="0"/>
+        <w:numPr>
+          <w:numId w:val="0"/>
+        </w:numPr>
+        <w:tabs>
+          <w:tab w:val="left" w:pos="395"/>
+          <w:tab w:val="left" w:pos="2420"/>
+          <w:tab w:val="left" w:pos="3740"/>
+          <w:tab w:val="left" w:pos="5500"/>
+          <w:tab w:val="left" w:pos="5940"/>
+          <w:tab w:val="left" w:pos="7920"/>
+        </w:tabs>
+        <w:kinsoku/>
+        <w:wordWrap/>
+        <w:overflowPunct/>
+        <w:topLinePunct w:val="0"/>
+        <w:autoSpaceDE w:val="0"/>
+        <w:autoSpaceDN w:val="0"/>
+        <w:bidi w:val="0"/>
+        <w:adjustRightInd/>
+        <w:snapToGrid/>
+        <w:spacing w:before="40" w:line="240" w:lineRule="auto"/>
+        <w:ind w:left="198" w:leftChars="0"/>
+        <w:textAlignment w:val="auto"/>
+        <w:rPr>
+          <w:rFonts w:hint="eastAsia" w:ascii="楷体" w:hAnsi="楷体" w:eastAsia="楷体" w:cs="楷体"/>
+          <w:color w:val="auto"/>
+          <w:spacing w:val="-3"/>
+          <w:kern w:val="4"/>
+          <w:sz w:val="21"/>
+          <w:szCs w:val="21"/>
+          <w:lang w:val="en-US" w:eastAsia="zh-CN"/>
+        </w:rPr>
+      </w:pPr>
+      <w:r>
+        <w:rPr>
+          <w:rFonts w:hint="eastAsia" w:ascii="楷体" w:hAnsi="楷体" w:eastAsia="楷体" w:cs="楷体"/>
+          <w:b/>
+          <w:bCs/>
+          <w:color w:val="auto"/>
+          <w:spacing w:val="-3"/>
+          <w:kern w:val="4"/>
+          <w:sz w:val="21"/>
+          <w:szCs w:val="21"/>
+          <w:u w:val="single"/>
+          <w:lang w:val="en-US" w:eastAsia="zh-CN"/>
+        </w:rPr>
+        <w:t>内容</w:t>
+      </w:r>
+      <w:r>
+        <w:rPr>
+          <w:rFonts w:hint="eastAsia" w:ascii="楷体" w:hAnsi="楷体" w:eastAsia="楷体" w:cs="楷体"/>
+          <w:b/>
+          <w:bCs/>
+          <w:color w:val="auto"/>
+          <w:spacing w:val="-3"/>
+          <w:kern w:val="4"/>
+          <w:sz w:val="21"/>
+          <w:szCs w:val="21"/>
+          <w:lang w:val="en-US" w:eastAsia="zh-CN"/>
+        </w:rPr>
+        <w:t>：</w:t>
+      </w:r>
+      <w:r>
+        <w:rPr>
+          <w:rFonts w:hint="eastAsia" w:ascii="楷体" w:hAnsi="楷体" w:eastAsia="楷体" w:cs="楷体"/>
+          <w:color w:val="auto"/>
+          <w:spacing w:val="-3"/>
+          <w:kern w:val="4"/>
+          <w:sz w:val="21"/>
+          <w:szCs w:val="21"/>
+          <w:lang w:val="en-US" w:eastAsia="zh-CN"/>
+        </w:rPr>
+        <w:t>基于学习 Stanford CS336 课程后，从零实现小型 Transformer 语言模型训练与推理框架，完成 BPE 分词、数据预处理、因果自注意力、RoPE 位置编码、RMSNorm、AdamW 优化器、学习率预热与余弦退火等核心模块搭建；基于 TinyStories 数据集完成模型训练、断点续训与显卡推理部署，解决词表对齐、混合精度训练、显存优化与推理解码等问题，最终实现文本生成与端到端可运行的语言模型系统。</w:t>
+      </w:r>
+      <w:r>
+        <w:rPr>
+          <w:rFonts w:hint="eastAsia" w:ascii="楷体" w:hAnsi="楷体" w:eastAsia="楷体" w:cs="楷体"/>
+          <w:color w:val="auto"/>
+          <w:spacing w:val="-3"/>
+          <w:kern w:val="4"/>
+          <w:sz w:val="21"/>
+          <w:szCs w:val="21"/>
+          <w:u w:val="none"/>
+          <w:lang w:val="en-US" w:eastAsia="zh-CN"/>
+        </w:rPr>
+        <w:fldChar w:fldCharType="begin"/>
+      </w:r>
+      <w:r>
+        <w:rPr>
+          <w:rFonts w:hint="eastAsia" w:ascii="楷体" w:hAnsi="楷体" w:eastAsia="楷体" w:cs="楷体"/>
+          <w:color w:val="auto"/>
+          <w:spacing w:val="-3"/>
+          <w:kern w:val="4"/>
+          <w:sz w:val="21"/>
+          <w:szCs w:val="21"/>
+          <w:u w:val="none"/>
+          <w:lang w:val="en-US" w:eastAsia="zh-CN"/>
+        </w:rPr>
+        <w:instrText xml:space="preserve"> HYPERLINK "https://github.com/Tassel51/Language-Modeling-from-Scratch-by-Tassel51" </w:instrText>
+      </w:r>
+      <w:r>
+        <w:rPr>
+          <w:rFonts w:hint="eastAsia" w:ascii="楷体" w:hAnsi="楷体" w:eastAsia="楷体" w:cs="楷体"/>
+          <w:color w:val="auto"/>
+          <w:spacing w:val="-3"/>
+          <w:kern w:val="4"/>
+          <w:sz w:val="21"/>
+          <w:szCs w:val="21"/>
+          <w:u w:val="none"/>
+          <w:lang w:val="en-US" w:eastAsia="zh-CN"/>
+        </w:rPr>
+        <w:fldChar w:fldCharType="separate"/>
+      </w:r>
+      <w:r>
+        <w:rPr>
+          <w:rStyle w:val="12"/>
+          <w:rFonts w:hint="eastAsia" w:ascii="楷体" w:hAnsi="楷体" w:eastAsia="楷体" w:cs="楷体"/>
+          <w:spacing w:val="-3"/>
+          <w:kern w:val="4"/>
+          <w:sz w:val="21"/>
+          <w:szCs w:val="21"/>
+          <w:lang w:val="en-US" w:eastAsia="zh-CN"/>
+        </w:rPr>
+        <w:t>【项目github链接】</w:t>
+      </w:r>
+      <w:r>
+        <w:rPr>
+          <w:rFonts w:hint="eastAsia" w:ascii="楷体" w:hAnsi="楷体" w:eastAsia="楷体" w:cs="楷体"/>
+          <w:color w:val="auto"/>
+          <w:spacing w:val="-3"/>
+          <w:kern w:val="4"/>
+          <w:sz w:val="21"/>
+          <w:szCs w:val="21"/>
+          <w:u w:val="none"/>
+          <w:lang w:val="en-US" w:eastAsia="zh-CN"/>
+        </w:rPr>
+        <w:fldChar w:fldCharType="end"/>
+      </w:r>
+    </w:p>
+    <w:p>
+      <w:pPr>
+        <w:pStyle w:val="14"/>
+        <w:keepNext w:val="0"/>
+        <w:keepLines w:val="0"/>
+        <w:pageBreakBefore w:val="0"/>
+        <w:widowControl w:val="0"/>
+        <w:numPr>
+          <w:ilvl w:val="0"/>
+          <w:numId w:val="1"/>
+        </w:numPr>
+        <w:tabs>
+          <w:tab w:val="left" w:pos="395"/>
+          <w:tab w:val="left" w:pos="2420"/>
+          <w:tab w:val="left" w:pos="3740"/>
+          <w:tab w:val="left" w:pos="5500"/>
+          <w:tab w:val="left" w:pos="5940"/>
+          <w:tab w:val="left" w:pos="7920"/>
+        </w:tabs>
+        <w:kinsoku/>
+        <w:wordWrap/>
+        <w:overflowPunct/>
+        <w:topLinePunct w:val="0"/>
+        <w:autoSpaceDE w:val="0"/>
+        <w:autoSpaceDN w:val="0"/>
+        <w:bidi w:val="0"/>
+        <w:adjustRightInd/>
+        <w:snapToGrid/>
+        <w:spacing w:before="60" w:line="240" w:lineRule="auto"/>
+        <w:ind w:left="391" w:hanging="193"/>
+        <w:textAlignment w:val="auto"/>
+        <w:rPr>
+          <w:rFonts w:hint="eastAsia" w:ascii="Times New Roman" w:hAnsi="Times New Roman" w:eastAsia="楷体"/>
+          <w:color w:val="auto"/>
+          <w:sz w:val="21"/>
+          <w:szCs w:val="21"/>
+          <w:lang w:val="en-US" w:eastAsia="zh-CN"/>
+        </w:rPr>
+      </w:pPr>
+      <w:r>
+        <w:rPr>
+          <w:rFonts w:ascii="Times New Roman" w:hAnsi="Times New Roman" w:eastAsia="楷体"/>
+          <w:b/>
+          <w:bCs/>
+          <w:color w:val="auto"/>
+          <w:w w:val="105"/>
+          <w:sz w:val="21"/>
+          <w:szCs w:val="21"/>
+          <w:lang w:eastAsia="zh-CN"/>
+        </w:rPr>
+        <w:t>20</w:t>
+      </w:r>
+      <w:r>
+        <w:rPr>
+          <w:rFonts w:hint="eastAsia" w:ascii="Times New Roman" w:hAnsi="Times New Roman" w:eastAsia="楷体"/>
+          <w:b/>
+          <w:bCs/>
+          <w:color w:val="auto"/>
+          <w:w w:val="105"/>
+          <w:sz w:val="21"/>
+          <w:szCs w:val="21"/>
+          <w:lang w:val="en-US" w:eastAsia="zh-CN"/>
+        </w:rPr>
+        <w:t>25</w:t>
+      </w:r>
+      <w:r>
+        <w:rPr>
+          <w:rFonts w:hint="eastAsia" w:ascii="Times New Roman" w:hAnsi="Times New Roman" w:eastAsia="楷体"/>
+          <w:b/>
+          <w:bCs/>
+          <w:color w:val="auto"/>
+          <w:w w:val="105"/>
+          <w:sz w:val="21"/>
+          <w:szCs w:val="21"/>
+          <w:lang w:eastAsia="zh-CN"/>
+        </w:rPr>
+        <w:t>.</w:t>
+      </w:r>
+      <w:r>
+        <w:rPr>
+          <w:rFonts w:hint="eastAsia" w:ascii="Times New Roman" w:hAnsi="Times New Roman" w:eastAsia="楷体"/>
+          <w:b/>
+          <w:bCs/>
+          <w:color w:val="auto"/>
+          <w:w w:val="105"/>
+          <w:sz w:val="21"/>
+          <w:szCs w:val="21"/>
+          <w:lang w:val="en-US" w:eastAsia="zh-CN"/>
+        </w:rPr>
+        <w:t>09</w:t>
+      </w:r>
+      <w:r>
+        <w:rPr>
+          <w:rFonts w:hint="eastAsia" w:ascii="Times New Roman" w:hAnsi="Times New Roman" w:eastAsia="楷体"/>
+          <w:b/>
+          <w:bCs/>
+          <w:color w:val="auto"/>
+          <w:w w:val="105"/>
+          <w:sz w:val="21"/>
+          <w:szCs w:val="21"/>
+          <w:lang w:eastAsia="zh-CN"/>
+        </w:rPr>
+        <w:t>-</w:t>
+      </w:r>
+      <w:r>
+        <w:rPr>
+          <w:rFonts w:ascii="Times New Roman" w:hAnsi="Times New Roman" w:eastAsia="楷体"/>
+          <w:b/>
+          <w:bCs/>
+          <w:color w:val="auto"/>
+          <w:w w:val="105"/>
+          <w:sz w:val="21"/>
+          <w:szCs w:val="21"/>
+          <w:lang w:eastAsia="zh-CN"/>
+        </w:rPr>
+        <w:t>202</w:t>
+      </w:r>
+      <w:r>
+        <w:rPr>
+          <w:rFonts w:hint="eastAsia" w:ascii="Times New Roman" w:hAnsi="Times New Roman" w:eastAsia="楷体"/>
+          <w:b/>
+          <w:bCs/>
+          <w:color w:val="auto"/>
+          <w:w w:val="105"/>
+          <w:sz w:val="21"/>
+          <w:szCs w:val="21"/>
+          <w:lang w:val="en-US" w:eastAsia="zh-CN"/>
+        </w:rPr>
+        <w:t>5.12</w:t>
+      </w:r>
+      <w:r>
+        <w:rPr>
+          <w:rFonts w:hint="eastAsia" w:ascii="Times New Roman" w:hAnsi="Times New Roman" w:eastAsia="楷体"/>
+          <w:b/>
+          <w:bCs/>
+          <w:color w:val="auto"/>
+          <w:w w:val="105"/>
+          <w:sz w:val="21"/>
+          <w:szCs w:val="21"/>
+          <w:lang w:val="en-US" w:eastAsia="zh-CN"/>
+        </w:rPr>
+        <w:tab/>
+      </w:r>
+      <w:r>
+        <w:rPr>
+          <w:rFonts w:hint="eastAsia" w:ascii="Times New Roman" w:hAnsi="Times New Roman" w:eastAsia="楷体"/>
+          <w:b/>
+          <w:bCs/>
+          <w:color w:val="auto"/>
+          <w:w w:val="105"/>
+          <w:sz w:val="21"/>
+          <w:szCs w:val="21"/>
+          <w:lang w:val="en-US" w:eastAsia="zh-CN"/>
+        </w:rPr>
+        <w:t>基于深度学习的宽带信号检测与调制识别研究</w:t>
+      </w:r>
+      <w:r>
+        <w:rPr>
+          <w:rFonts w:hint="eastAsia" w:ascii="Times New Roman" w:hAnsi="Times New Roman" w:eastAsia="楷体"/>
+          <w:b/>
+          <w:bCs/>
+          <w:color w:val="auto"/>
+          <w:w w:val="105"/>
+          <w:sz w:val="21"/>
+          <w:szCs w:val="21"/>
+          <w:lang w:val="en-US" w:eastAsia="zh-CN"/>
+        </w:rPr>
+        <w:tab/>
+      </w:r>
+      <w:r>
+        <w:rPr>
+          <w:rFonts w:hint="eastAsia" w:ascii="Times New Roman" w:hAnsi="Times New Roman" w:eastAsia="楷体"/>
+          <w:b/>
+          <w:bCs/>
+          <w:color w:val="auto"/>
+          <w:w w:val="105"/>
+          <w:sz w:val="21"/>
+          <w:szCs w:val="21"/>
+          <w:lang w:val="en-US" w:eastAsia="zh-CN"/>
+        </w:rPr>
+        <w:t>东北大学</w:t>
+      </w:r>
+      <w:r>
+        <w:rPr>
+          <w:rFonts w:hint="eastAsia" w:ascii="Times New Roman" w:hAnsi="Times New Roman" w:eastAsia="楷体"/>
+          <w:b/>
+          <w:bCs/>
+          <w:color w:val="auto"/>
+          <w:w w:val="105"/>
+          <w:sz w:val="21"/>
+          <w:szCs w:val="21"/>
+          <w:lang w:val="en-US" w:eastAsia="zh-CN"/>
+        </w:rPr>
+        <w:tab/>
+      </w:r>
+      <w:r>
+        <w:rPr>
+          <w:rFonts w:hint="eastAsia" w:ascii="Times New Roman" w:hAnsi="Times New Roman" w:eastAsia="楷体"/>
+          <w:b/>
+          <w:bCs/>
+          <w:color w:val="auto"/>
+          <w:w w:val="105"/>
+          <w:sz w:val="21"/>
+          <w:szCs w:val="21"/>
+          <w:lang w:val="en-US" w:eastAsia="zh-CN"/>
+        </w:rPr>
+        <w:tab/>
+      </w:r>
+      <w:r>
+        <w:rPr>
+          <w:rFonts w:hint="eastAsia" w:ascii="Times New Roman" w:hAnsi="Times New Roman" w:eastAsia="楷体"/>
+          <w:b/>
+          <w:bCs/>
+          <w:color w:val="auto"/>
+          <w:w w:val="105"/>
+          <w:sz w:val="21"/>
+          <w:szCs w:val="21"/>
+          <w:lang w:val="en-US" w:eastAsia="zh-CN"/>
+        </w:rPr>
+        <w:t>科研实习</w:t>
+      </w:r>
+    </w:p>
+    <w:p>
+      <w:pPr>
+        <w:pStyle w:val="14"/>
         <w:keepNext w:val="0"/>
         <w:keepLines w:val="0"/>
         <w:pageBreakBefore w:val="0"/>
@@ -1330,7 +1925,7 @@
         <w:bidi w:val="0"/>
         <w:adjustRightInd/>
         <w:snapToGrid/>
-        <w:spacing w:line="240" w:lineRule="auto"/>
+        <w:spacing w:before="40" w:line="240" w:lineRule="auto"/>
         <w:ind w:left="209" w:leftChars="95" w:firstLine="0" w:firstLineChars="0"/>
         <w:textAlignment w:val="auto"/>
         <w:rPr>
@@ -1382,21 +1977,7 @@
           <w:szCs w:val="21"/>
           <w:lang w:val="en-US" w:eastAsia="zh-CN"/>
         </w:rPr>
-        <w:t>基于 RML2016.10a 数据集，复现了 LSTM、ResNet18 等算法，在 TensorFlow 框架下完成 11 类信号调制</w:t>
-      </w:r>
-      <w:bookmarkStart w:id="2" w:name="_GoBack"/>
-      <w:bookmarkEnd w:id="2"/>
-      <w:r>
-        <w:rPr>
-          <w:rFonts w:hint="eastAsia" w:ascii="楷体" w:hAnsi="楷体" w:eastAsia="楷体" w:cs="楷体"/>
-          <w:color w:val="auto"/>
-          <w:spacing w:val="-3"/>
-          <w:kern w:val="4"/>
-          <w:sz w:val="21"/>
-          <w:szCs w:val="21"/>
-          <w:lang w:val="en-US" w:eastAsia="zh-CN"/>
-        </w:rPr>
-        <w:t>识别，对比LSTM、PET-GCDNN等算法验证 ResNet18 在全信噪比场景的性能优势；同时运用 YOLOv11/v8m 模型处理 5 类宽带信号及 28 类复杂调制信号，设计数据集划分、STFT 时频变换等预处理流程，优化超参数解决类别不均衡问题，最终熟练掌握 IQ 信号处理、深度学习模型调优及信号检测核心技术；</w:t>
+        <w:t>基于 RML2016.10a 数据集，复现了 LSTM、ResNet18 等算法，在 TensorFlow 框架下完成 11 类信号调制识别，对比LSTM、PET-GCDNN等算法验证 ResNet18 在全信噪比场景的性能优势；同时运用 YOLOv11/v8m 模型处理 5 类宽带信号及 28 类复杂调制信号，设计数据集划分、STFT 时频变换等预处理流程，优化超参数解决类别不均衡问题，最终熟练掌握 IQ 信号处理、深度学习模型调优及信号检测核心技术；</w:t>
       </w:r>
     </w:p>
     <w:p>
@@ -1419,7 +2000,7 @@
         <w:bidi w:val="0"/>
         <w:adjustRightInd/>
         <w:snapToGrid/>
-        <w:spacing w:before="50" w:after="40" w:line="240" w:lineRule="auto"/>
+        <w:spacing w:before="120" w:line="240" w:lineRule="auto"/>
         <w:ind w:left="102"/>
         <w:textAlignment w:val="auto"/>
         <w:rPr>
@@ -1443,7 +2024,7 @@
     </w:p>
     <w:p>
       <w:pPr>
-        <w:pStyle w:val="13"/>
+        <w:pStyle w:val="14"/>
         <w:keepNext w:val="0"/>
         <w:keepLines w:val="0"/>
         <w:pageBreakBefore w:val="0"/>
@@ -1705,7 +2286,7 @@
         <w:bidi w:val="0"/>
         <w:adjustRightInd/>
         <w:snapToGrid/>
-        <w:spacing w:line="240" w:lineRule="auto"/>
+        <w:spacing w:before="40" w:line="240" w:lineRule="auto"/>
         <w:ind w:left="209" w:leftChars="95" w:firstLine="0" w:firstLineChars="0"/>
         <w:jc w:val="both"/>
         <w:textAlignment w:val="auto"/>
@@ -1782,12 +2363,166 @@
           <w:szCs w:val="21"/>
           <w:lang w:val="en-US" w:eastAsia="zh-CN"/>
         </w:rPr>
-        <w:t>自主训练的视觉模型与RealSense深度摄像头的物体和场景识别、双机械臂的自主抓取等。</w:t>
+        <w:t>自主训练的视觉模型与RealSense深度摄像头的物体和场景识别、双机械臂的自主抓取等；</w:t>
+      </w:r>
+      <w:r>
+        <w:rPr>
+          <w:rFonts w:hint="eastAsia" w:ascii="楷体" w:hAnsi="楷体" w:eastAsia="楷体" w:cs="楷体"/>
+          <w:b w:val="0"/>
+          <w:bCs w:val="0"/>
+          <w:color w:val="auto"/>
+          <w:spacing w:val="-3"/>
+          <w:kern w:val="4"/>
+          <w:sz w:val="21"/>
+          <w:szCs w:val="21"/>
+          <w:lang w:val="en-US" w:eastAsia="zh-CN"/>
+        </w:rPr>
+        <w:t>在</w:t>
+      </w:r>
+      <w:r>
+        <w:rPr>
+          <w:rFonts w:hint="eastAsia" w:ascii="楷体" w:hAnsi="楷体" w:eastAsia="楷体" w:cs="楷体"/>
+          <w:b/>
+          <w:bCs/>
+          <w:color w:val="auto"/>
+          <w:spacing w:val="-3"/>
+          <w:kern w:val="4"/>
+          <w:sz w:val="21"/>
+          <w:szCs w:val="21"/>
+          <w:lang w:val="en-US" w:eastAsia="zh-CN"/>
+        </w:rPr>
+        <w:t>结题答辩</w:t>
+      </w:r>
+      <w:r>
+        <w:rPr>
+          <w:rFonts w:hint="eastAsia" w:ascii="楷体" w:hAnsi="楷体" w:eastAsia="楷体" w:cs="楷体"/>
+          <w:b w:val="0"/>
+          <w:bCs w:val="0"/>
+          <w:color w:val="auto"/>
+          <w:spacing w:val="-3"/>
+          <w:kern w:val="4"/>
+          <w:sz w:val="21"/>
+          <w:szCs w:val="21"/>
+          <w:lang w:val="en-US" w:eastAsia="zh-CN"/>
+        </w:rPr>
+        <w:t>中获得了</w:t>
+      </w:r>
+      <w:r>
+        <w:rPr>
+          <w:rFonts w:hint="eastAsia" w:ascii="楷体" w:hAnsi="楷体" w:eastAsia="楷体" w:cs="楷体"/>
+          <w:b/>
+          <w:bCs/>
+          <w:color w:val="auto"/>
+          <w:spacing w:val="-3"/>
+          <w:kern w:val="4"/>
+          <w:sz w:val="21"/>
+          <w:szCs w:val="21"/>
+          <w:lang w:val="en-US" w:eastAsia="zh-CN"/>
+        </w:rPr>
+        <w:t>国家级良好</w:t>
+      </w:r>
+      <w:r>
+        <w:rPr>
+          <w:rFonts w:hint="eastAsia" w:ascii="楷体" w:hAnsi="楷体" w:eastAsia="楷体" w:cs="楷体"/>
+          <w:b w:val="0"/>
+          <w:bCs w:val="0"/>
+          <w:color w:val="auto"/>
+          <w:spacing w:val="-3"/>
+          <w:kern w:val="4"/>
+          <w:sz w:val="21"/>
+          <w:szCs w:val="21"/>
+          <w:lang w:val="en-US" w:eastAsia="zh-CN"/>
+        </w:rPr>
+        <w:t>的成绩</w:t>
+      </w:r>
+      <w:r>
+        <w:rPr>
+          <w:rFonts w:hint="eastAsia" w:ascii="楷体" w:hAnsi="楷体" w:eastAsia="楷体" w:cs="楷体"/>
+          <w:b/>
+          <w:bCs/>
+          <w:color w:val="auto"/>
+          <w:spacing w:val="-3"/>
+          <w:kern w:val="4"/>
+          <w:sz w:val="21"/>
+          <w:szCs w:val="21"/>
+          <w:lang w:val="en-US" w:eastAsia="zh-CN"/>
+        </w:rPr>
+        <w:t xml:space="preserve"> </w:t>
+      </w:r>
+      <w:r>
+        <w:rPr>
+          <w:rFonts w:hint="eastAsia" w:ascii="楷体" w:hAnsi="楷体" w:eastAsia="楷体" w:cs="楷体"/>
+          <w:b w:val="0"/>
+          <w:bCs w:val="0"/>
+          <w:color w:val="auto"/>
+          <w:spacing w:val="-3"/>
+          <w:kern w:val="4"/>
+          <w:sz w:val="21"/>
+          <w:szCs w:val="21"/>
+          <w:lang w:val="en-US" w:eastAsia="zh-CN"/>
+        </w:rPr>
+        <w:fldChar w:fldCharType="begin"/>
+      </w:r>
+      <w:r>
+        <w:rPr>
+          <w:rFonts w:hint="eastAsia" w:ascii="楷体" w:hAnsi="楷体" w:eastAsia="楷体" w:cs="楷体"/>
+          <w:b w:val="0"/>
+          <w:bCs w:val="0"/>
+          <w:color w:val="auto"/>
+          <w:spacing w:val="-3"/>
+          <w:kern w:val="4"/>
+          <w:sz w:val="21"/>
+          <w:szCs w:val="21"/>
+          <w:lang w:val="en-US" w:eastAsia="zh-CN"/>
+        </w:rPr>
+        <w:instrText xml:space="preserve"> HYPERLINK "https://github.com/Tassel51/LingXi-MultiModal_DualArm_MobileBot" </w:instrText>
+      </w:r>
+      <w:r>
+        <w:rPr>
+          <w:rFonts w:hint="eastAsia" w:ascii="楷体" w:hAnsi="楷体" w:eastAsia="楷体" w:cs="楷体"/>
+          <w:b w:val="0"/>
+          <w:bCs w:val="0"/>
+          <w:color w:val="auto"/>
+          <w:spacing w:val="-3"/>
+          <w:kern w:val="4"/>
+          <w:sz w:val="21"/>
+          <w:szCs w:val="21"/>
+          <w:lang w:val="en-US" w:eastAsia="zh-CN"/>
+        </w:rPr>
+        <w:fldChar w:fldCharType="separate"/>
+      </w:r>
+      <w:r>
+        <w:rPr>
+          <w:rStyle w:val="12"/>
+          <w:rFonts w:hint="eastAsia" w:ascii="楷体" w:hAnsi="楷体" w:eastAsia="楷体" w:cs="楷体"/>
+          <w:b w:val="0"/>
+          <w:bCs w:val="0"/>
+          <w:spacing w:val="-3"/>
+          <w:kern w:val="4"/>
+          <w:sz w:val="21"/>
+          <w:szCs w:val="21"/>
+          <w:lang w:val="en-US" w:eastAsia="zh-CN"/>
+        </w:rPr>
+        <w:t>【项目github链接】</w:t>
+      </w:r>
+      <w:r>
+        <w:rPr>
+          <w:rFonts w:hint="eastAsia" w:ascii="楷体" w:hAnsi="楷体" w:eastAsia="楷体" w:cs="楷体"/>
+          <w:b w:val="0"/>
+          <w:bCs w:val="0"/>
+          <w:color w:val="auto"/>
+          <w:spacing w:val="-3"/>
+          <w:kern w:val="4"/>
+          <w:sz w:val="21"/>
+          <w:szCs w:val="21"/>
+          <w:lang w:val="en-US" w:eastAsia="zh-CN"/>
+        </w:rPr>
+        <w:fldChar w:fldCharType="end"/>
       </w:r>
     </w:p>
     <w:p>
       <w:pPr>
-        <w:pStyle w:val="13"/>
+        <w:pStyle w:val="14"/>
         <w:keepNext w:val="0"/>
         <w:keepLines w:val="0"/>
         <w:pageBreakBefore w:val="0"/>
@@ -1811,11 +2546,11 @@
         <w:bidi w:val="0"/>
         <w:adjustRightInd/>
         <w:snapToGrid/>
-        <w:spacing w:line="240" w:lineRule="auto"/>
+        <w:spacing w:before="40" w:line="240" w:lineRule="auto"/>
         <w:ind w:left="198" w:leftChars="0"/>
         <w:textAlignment w:val="auto"/>
         <w:rPr>
-          <w:rFonts w:hint="eastAsia" w:ascii="Times New Roman" w:hAnsi="Times New Roman" w:eastAsia="楷体"/>
+          <w:rFonts w:hint="default" w:ascii="Times New Roman" w:hAnsi="Times New Roman" w:eastAsia="楷体"/>
           <w:color w:val="141E8C"/>
           <w:sz w:val="28"/>
           <w:szCs w:val="28"/>
@@ -1863,7 +2598,86 @@
           <w:szCs w:val="21"/>
           <w:lang w:val="en-US" w:eastAsia="zh-CN" w:bidi="ar-SA"/>
         </w:rPr>
-        <w:t>负责基于 LangChain 架构部署 DeepSeek 大模型，构建机器人的“大脑”；通过 Prompt Engineering 与 RAG技术，实现了复杂语义指令的解析与任务级路径规划，显著提升了机器人的智能化交互水平；同时利用 YOLOv8 训练定制化视觉模型，结合 Intel RealSense 深度相机实现多目标识别与 3D 空间定位；</w:t>
+        <w:t>负责基于 LangChain 架构部署 DeepSeek 大模型，构建机器人的“大脑”；通过 Prompt Engineering 与 RAG技术，实现了</w:t>
+      </w:r>
+      <w:r>
+        <w:rPr>
+          <w:rFonts w:hint="eastAsia" w:ascii="楷体" w:hAnsi="楷体" w:eastAsia="楷体" w:cs="楷体"/>
+          <w:b/>
+          <w:bCs/>
+          <w:color w:val="auto"/>
+          <w:spacing w:val="-3"/>
+          <w:kern w:val="4"/>
+          <w:sz w:val="21"/>
+          <w:szCs w:val="21"/>
+          <w:lang w:val="en-US" w:eastAsia="zh-CN" w:bidi="ar-SA"/>
+        </w:rPr>
+        <w:t>复杂语义指令的解析</w:t>
+      </w:r>
+      <w:r>
+        <w:rPr>
+          <w:rFonts w:hint="eastAsia" w:ascii="楷体" w:hAnsi="楷体" w:eastAsia="楷体" w:cs="楷体"/>
+          <w:color w:val="auto"/>
+          <w:spacing w:val="-3"/>
+          <w:kern w:val="4"/>
+          <w:sz w:val="21"/>
+          <w:szCs w:val="21"/>
+          <w:lang w:val="en-US" w:eastAsia="zh-CN" w:bidi="ar-SA"/>
+        </w:rPr>
+        <w:t>与</w:t>
+      </w:r>
+      <w:r>
+        <w:rPr>
+          <w:rFonts w:hint="eastAsia" w:ascii="楷体" w:hAnsi="楷体" w:eastAsia="楷体" w:cs="楷体"/>
+          <w:b/>
+          <w:bCs/>
+          <w:color w:val="auto"/>
+          <w:spacing w:val="-3"/>
+          <w:kern w:val="4"/>
+          <w:sz w:val="21"/>
+          <w:szCs w:val="21"/>
+          <w:lang w:val="en-US" w:eastAsia="zh-CN" w:bidi="ar-SA"/>
+        </w:rPr>
+        <w:t>任务级移动路径规划</w:t>
+      </w:r>
+      <w:r>
+        <w:rPr>
+          <w:rFonts w:hint="eastAsia" w:ascii="楷体" w:hAnsi="楷体" w:eastAsia="楷体" w:cs="楷体"/>
+          <w:color w:val="auto"/>
+          <w:spacing w:val="-3"/>
+          <w:kern w:val="4"/>
+          <w:sz w:val="21"/>
+          <w:szCs w:val="21"/>
+          <w:lang w:val="en-US" w:eastAsia="zh-CN" w:bidi="ar-SA"/>
+        </w:rPr>
+        <w:t>，显著提升了机器人的智能化交互水平；同时利用 YOLOv8 训练定制化视觉模型，结合 Intel RealSense 深度相机实现多目标识别与 3D 空间定位；</w:t>
+      </w:r>
+      <w:r>
+        <w:rPr>
+          <w:rFonts w:hint="eastAsia" w:ascii="楷体" w:hAnsi="楷体" w:eastAsia="楷体" w:cs="楷体"/>
+          <w:b w:val="0"/>
+          <w:bCs w:val="0"/>
+          <w:i w:val="0"/>
+          <w:iCs w:val="0"/>
+          <w:spacing w:val="-6"/>
+          <w:kern w:val="2"/>
+          <w:sz w:val="21"/>
+          <w:szCs w:val="21"/>
+          <w:lang w:val="en-US" w:eastAsia="zh-CN" w:bidi="ar-SA"/>
+        </w:rPr>
+        <w:t>应用激光雷达 SLAM 技术实现机器人的自主定位、环境地图构建与动态路径规划；</w:t>
+      </w:r>
+      <w:r>
+        <w:rPr>
+          <w:rFonts w:hint="eastAsia" w:ascii="楷体" w:hAnsi="楷体" w:eastAsia="楷体" w:cs="楷体"/>
+          <w:color w:val="auto"/>
+          <w:spacing w:val="-3"/>
+          <w:kern w:val="4"/>
+          <w:sz w:val="21"/>
+          <w:szCs w:val="21"/>
+          <w:lang w:val="en-US" w:eastAsia="zh-CN" w:bidi="ar-SA"/>
+        </w:rPr>
+        <w:t>所有工作均部署在Intel开发板上。</w:t>
       </w:r>
     </w:p>
     <w:p>
@@ -2005,7 +2819,7 @@
         <w:bidi w:val="0"/>
         <w:adjustRightInd/>
         <w:snapToGrid/>
-        <w:spacing w:before="50" w:after="40" w:line="240" w:lineRule="auto"/>
+        <w:spacing w:before="80" w:line="240" w:lineRule="auto"/>
         <w:ind w:left="102"/>
         <w:textAlignment w:val="auto"/>
         <w:rPr>
@@ -2031,7 +2845,7 @@
     </w:p>
     <w:p>
       <w:pPr>
-        <w:pStyle w:val="13"/>
+        <w:pStyle w:val="14"/>
         <w:keepNext w:val="0"/>
         <w:keepLines w:val="0"/>
         <w:pageBreakBefore w:val="0"/>
@@ -2407,60 +3221,8 @@
           <w:szCs w:val="21"/>
           <w:lang w:val="en-US" w:eastAsia="zh-CN" w:bidi="ar-SA"/>
         </w:rPr>
-        <w:t>(IPW) ，精准量化名帅对奖牌分布的贡献度（拟合优度</w:t>
-      </w:r>
-      <m:oMath>
-        <m:sSup>
-          <m:sSupPr>
-            <m:ctrlPr>
-              <w:rPr>
-                <w:rFonts w:hint="default" w:ascii="Cambria Math" w:hAnsi="Cambria Math" w:eastAsia="楷体"/>
-                <w:sz w:val="21"/>
-              </w:rPr>
-            </m:ctrlPr>
-          </m:sSupPr>
-          <m:e>
-            <m:r>
-              <m:rPr/>
-              <w:rPr>
-                <w:rFonts w:hint="default" w:ascii="Cambria Math" w:hAnsi="Cambria Math" w:eastAsia="楷体"/>
-                <w:sz w:val="21"/>
-              </w:rPr>
-              <m:t>R</m:t>
-            </m:r>
-            <m:ctrlPr>
-              <w:rPr>
-                <w:rFonts w:ascii="Cambria Math" w:hAnsi="Cambria Math" w:eastAsia="楷体"/>
-                <w:sz w:val="21"/>
-              </w:rPr>
-            </m:ctrlPr>
-          </m:e>
-          <m:sup>
-            <m:r>
-              <m:rPr/>
-              <w:rPr>
-                <w:rFonts w:hint="default" w:ascii="Cambria Math" w:hAnsi="Cambria Math" w:eastAsia="楷体"/>
-                <w:sz w:val="21"/>
-              </w:rPr>
-              <m:t>2</m:t>
-            </m:r>
-            <m:ctrlPr>
-              <w:rPr>
-                <w:rFonts w:ascii="Cambria Math" w:hAnsi="Cambria Math" w:eastAsia="楷体"/>
-                <w:sz w:val="21"/>
-              </w:rPr>
-            </m:ctrlPr>
-          </m:sup>
-        </m:sSup>
-        <m:r>
-          <m:rPr/>
-          <w:rPr>
-            <w:rFonts w:hint="default" w:ascii="Cambria Math" w:hAnsi="Cambria Math" w:eastAsia="楷体"/>
-            <w:sz w:val="21"/>
-          </w:rPr>
-          <m:t>=0.756</m:t>
-        </m:r>
-      </m:oMath>
+        <w:t>(IPW) ，精准量化名帅对奖牌分布的贡献度</w:t>
+      </w:r>
       <w:r>
         <w:rPr>
           <w:rFonts w:hint="eastAsia" w:hAnsi="Cambria Math" w:eastAsia="楷体"/>
@@ -2468,7 +3230,7 @@
           <w:sz w:val="21"/>
           <w:lang w:eastAsia="zh-CN"/>
         </w:rPr>
-        <w:t>）；</w:t>
+        <w:t>；</w:t>
       </w:r>
       <w:r>
         <w:rPr>
@@ -2482,6 +3244,72 @@
           <w:lang w:val="en-US" w:eastAsia="zh-CN" w:bidi="ar-SA"/>
         </w:rPr>
         <w:t>完成模型灵敏度分析，验证了模型在处理奖牌截断数据时的稳健性。</w:t>
+      </w:r>
+      <w:r>
+        <w:rPr>
+          <w:rFonts w:hint="eastAsia" w:ascii="楷体" w:hAnsi="楷体" w:eastAsia="楷体" w:cs="楷体"/>
+          <w:b w:val="0"/>
+          <w:bCs w:val="0"/>
+          <w:spacing w:val="-6"/>
+          <w:kern w:val="2"/>
+          <w:sz w:val="21"/>
+          <w:szCs w:val="21"/>
+          <w:lang w:val="en-US" w:eastAsia="zh-CN" w:bidi="ar-SA"/>
+        </w:rPr>
+        <w:fldChar w:fldCharType="begin"/>
+      </w:r>
+      <w:r>
+        <w:rPr>
+          <w:rFonts w:hint="eastAsia" w:ascii="楷体" w:hAnsi="楷体" w:eastAsia="楷体" w:cs="楷体"/>
+          <w:b w:val="0"/>
+          <w:bCs w:val="0"/>
+          <w:spacing w:val="-6"/>
+          <w:kern w:val="2"/>
+          <w:sz w:val="21"/>
+          <w:szCs w:val="21"/>
+          <w:lang w:val="en-US" w:eastAsia="zh-CN" w:bidi="ar-SA"/>
+        </w:rPr>
+        <w:instrText xml:space="preserve"> HYPERLINK "https://tassel51.github.io/mypaper/modeling/comap25.pdf" </w:instrText>
+      </w:r>
+      <w:r>
+        <w:rPr>
+          <w:rFonts w:hint="eastAsia" w:ascii="楷体" w:hAnsi="楷体" w:eastAsia="楷体" w:cs="楷体"/>
+          <w:b w:val="0"/>
+          <w:bCs w:val="0"/>
+          <w:spacing w:val="-6"/>
+          <w:kern w:val="2"/>
+          <w:sz w:val="21"/>
+          <w:szCs w:val="21"/>
+          <w:lang w:val="en-US" w:eastAsia="zh-CN" w:bidi="ar-SA"/>
+        </w:rPr>
+        <w:fldChar w:fldCharType="separate"/>
+      </w:r>
+      <w:r>
+        <w:rPr>
+          <w:rStyle w:val="12"/>
+          <w:rFonts w:hint="eastAsia" w:ascii="楷体" w:hAnsi="楷体" w:eastAsia="楷体" w:cs="楷体"/>
+          <w:b w:val="0"/>
+          <w:bCs w:val="0"/>
+          <w:spacing w:val="-6"/>
+          <w:kern w:val="2"/>
+          <w:sz w:val="21"/>
+          <w:szCs w:val="21"/>
+          <w:lang w:val="en-US" w:eastAsia="zh-CN" w:bidi="ar-SA"/>
+        </w:rPr>
+        <w:t>【论文链接】</w:t>
+      </w:r>
+      <w:r>
+        <w:rPr>
+          <w:rFonts w:hint="eastAsia" w:ascii="楷体" w:hAnsi="楷体" w:eastAsia="楷体" w:cs="楷体"/>
+          <w:b w:val="0"/>
+          <w:bCs w:val="0"/>
+          <w:spacing w:val="-6"/>
+          <w:kern w:val="2"/>
+          <w:sz w:val="21"/>
+          <w:szCs w:val="21"/>
+          <w:lang w:val="en-US" w:eastAsia="zh-CN" w:bidi="ar-SA"/>
+        </w:rPr>
+        <w:fldChar w:fldCharType="end"/>
       </w:r>
     </w:p>
     <w:p>
@@ -2504,7 +3332,7 @@
         <w:bidi w:val="0"/>
         <w:adjustRightInd/>
         <w:snapToGrid/>
-        <w:spacing w:before="50" w:after="40" w:line="240" w:lineRule="auto"/>
+        <w:spacing w:before="120" w:line="240" w:lineRule="auto"/>
         <w:ind w:left="102"/>
         <w:textAlignment w:val="auto"/>
         <w:rPr>
@@ -2530,7 +3358,7 @@
     </w:p>
     <w:p>
       <w:pPr>
-        <w:pStyle w:val="13"/>
+        <w:pStyle w:val="14"/>
         <w:keepNext w:val="0"/>
         <w:keepLines w:val="0"/>
         <w:pageBreakBefore w:val="0"/>
@@ -2662,80 +3490,7 @@
     </w:p>
     <w:p>
       <w:pPr>
-        <w:keepNext w:val="0"/>
-        <w:keepLines w:val="0"/>
-        <w:pageBreakBefore w:val="0"/>
-        <w:widowControl w:val="0"/>
-        <w:numPr>
-          <w:ilvl w:val="0"/>
-          <w:numId w:val="0"/>
-        </w:numPr>
-        <w:tabs>
-          <w:tab w:val="left" w:pos="960"/>
-          <w:tab w:val="left" w:pos="5040"/>
-          <w:tab w:val="left" w:pos="7920"/>
-        </w:tabs>
-        <w:kinsoku/>
-        <w:wordWrap/>
-        <w:overflowPunct/>
-        <w:topLinePunct w:val="0"/>
-        <w:autoSpaceDE/>
-        <w:autoSpaceDN/>
-        <w:bidi w:val="0"/>
-        <w:adjustRightInd/>
-        <w:snapToGrid/>
-        <w:spacing w:line="240" w:lineRule="auto"/>
-        <w:ind w:left="225" w:leftChars="94" w:hanging="18" w:hangingChars="9"/>
-        <w:jc w:val="both"/>
-        <w:textAlignment w:val="auto"/>
-        <w:rPr>
-          <w:rFonts w:hint="eastAsia" w:ascii="楷体" w:hAnsi="楷体" w:eastAsia="楷体" w:cs="楷体"/>
-          <w:b w:val="0"/>
-          <w:bCs w:val="0"/>
-          <w:i w:val="0"/>
-          <w:iCs w:val="0"/>
-          <w:spacing w:val="-6"/>
-          <w:kern w:val="2"/>
-          <w:sz w:val="21"/>
-          <w:szCs w:val="21"/>
-          <w:lang w:val="en-US" w:eastAsia="zh-CN" w:bidi="ar-SA"/>
-        </w:rPr>
-      </w:pPr>
-      <w:r>
-        <w:rPr>
-          <w:rFonts w:hint="eastAsia" w:ascii="楷体" w:hAnsi="楷体" w:eastAsia="楷体" w:cs="楷体"/>
-          <w:b/>
-          <w:bCs/>
-          <w:i w:val="0"/>
-          <w:iCs w:val="0"/>
-          <w:spacing w:val="-6"/>
-          <w:kern w:val="2"/>
-          <w:sz w:val="21"/>
-          <w:szCs w:val="21"/>
-          <w:u w:val="single"/>
-          <w:lang w:val="en-US" w:eastAsia="zh-CN" w:bidi="ar-SA"/>
-        </w:rPr>
-        <w:t>负责工作</w:t>
-      </w:r>
-      <w:r>
-        <w:rPr>
-          <w:rFonts w:hint="eastAsia" w:ascii="楷体" w:hAnsi="楷体" w:eastAsia="楷体" w:cs="楷体"/>
-          <w:b w:val="0"/>
-          <w:bCs w:val="0"/>
-          <w:i w:val="0"/>
-          <w:iCs w:val="0"/>
-          <w:spacing w:val="-6"/>
-          <w:kern w:val="2"/>
-          <w:sz w:val="21"/>
-          <w:szCs w:val="21"/>
-          <w:lang w:val="en-US" w:eastAsia="zh-CN" w:bidi="ar-SA"/>
-        </w:rPr>
-        <w:t>：负责机器人在以linux系统为核心的飞腾派开发板上的部署，工程主体在 Ubuntu 20.04下进行构建，包含以下部分：1）负责机器人在国产飞腾芯片平台上的嵌入式系统构建与算法部署。2）开发基于 ROS 的多传感器融合通信系统，实现深度相机、机械臂与上位机的协同控制。3）应用激光雷达 SLAM 技术实现机器人的自主定位、环境地图构建与动态路径规划，成功通过决赛现场复杂场景测评。</w:t>
-      </w:r>
-    </w:p>
-    <w:p>
-      <w:pPr>
-        <w:pStyle w:val="13"/>
+        <w:pStyle w:val="14"/>
         <w:keepNext w:val="0"/>
         <w:keepLines w:val="0"/>
         <w:pageBreakBefore w:val="0"/>
@@ -2867,7 +3622,7 @@
     </w:p>
     <w:p>
       <w:pPr>
-        <w:pStyle w:val="13"/>
+        <w:pStyle w:val="14"/>
         <w:keepNext w:val="0"/>
         <w:keepLines w:val="0"/>
         <w:pageBreakBefore w:val="0"/>
@@ -2999,7 +3754,7 @@
     </w:p>
     <w:p>
       <w:pPr>
-        <w:pStyle w:val="13"/>
+        <w:pStyle w:val="14"/>
         <w:keepNext w:val="0"/>
         <w:keepLines w:val="0"/>
         <w:pageBreakBefore w:val="0"/>
@@ -3131,7 +3886,7 @@
     </w:p>
     <w:p>
       <w:pPr>
-        <w:pStyle w:val="13"/>
+        <w:pStyle w:val="14"/>
         <w:keepNext w:val="0"/>
         <w:keepLines w:val="0"/>
         <w:pageBreakBefore w:val="0"/>
@@ -3381,7 +4136,7 @@
     </w:p>
     <w:p>
       <w:pPr>
-        <w:pStyle w:val="13"/>
+        <w:pStyle w:val="14"/>
         <w:keepNext w:val="0"/>
         <w:keepLines w:val="0"/>
         <w:pageBreakBefore w:val="0"/>
@@ -3435,18 +4190,31 @@
       <w:r>
         <w:rPr>
           <w:rFonts w:hint="eastAsia" w:ascii="Times New Roman" w:hAnsi="Times New Roman" w:eastAsia="楷体"/>
-          <w:color w:val="auto"/>
-          <w:w w:val="105"/>
-          <w:sz w:val="21"/>
-          <w:szCs w:val="21"/>
-          <w:lang w:val="en-US" w:eastAsia="zh-CN"/>
-        </w:rPr>
-        <w:t>国家奖学金（2023-2024）、华为奖学金（2024-2025）、东北大学校一等奖学金（2023-2024）、东北大学校二等奖学金（2024-2025）</w:t>
+          <w:b/>
+          <w:bCs/>
+          <w:color w:val="auto"/>
+          <w:w w:val="105"/>
+          <w:sz w:val="21"/>
+          <w:szCs w:val="21"/>
+          <w:lang w:val="en-US" w:eastAsia="zh-CN"/>
+        </w:rPr>
+        <w:t>国家奖学金</w:t>
+      </w:r>
+      <w:r>
+        <w:rPr>
+          <w:rFonts w:hint="eastAsia" w:ascii="Times New Roman" w:hAnsi="Times New Roman" w:eastAsia="楷体"/>
+          <w:color w:val="auto"/>
+          <w:w w:val="105"/>
+          <w:sz w:val="21"/>
+          <w:szCs w:val="21"/>
+          <w:lang w:val="en-US" w:eastAsia="zh-CN"/>
+        </w:rPr>
+        <w:t>（2023-2024）、华为奖学金（2024-2025）、东北大学校一等奖学金（2023-2024）、东北大学校二等奖学金（2024-2025）</w:t>
       </w:r>
     </w:p>
     <w:p>
       <w:pPr>
-        <w:pStyle w:val="13"/>
+        <w:pStyle w:val="14"/>
         <w:keepNext w:val="0"/>
         <w:keepLines w:val="0"/>
         <w:pageBreakBefore w:val="0"/>
@@ -3476,390 +4244,6 @@
         <w:ind w:left="102" w:leftChars="0"/>
         <w:textAlignment w:val="auto"/>
         <w:rPr>
-          <w:rFonts w:hint="default" w:ascii="Times New Roman" w:hAnsi="Times New Roman" w:eastAsia="楷体"/>
-          <w:color w:val="auto"/>
-          <w:w w:val="105"/>
-          <w:sz w:val="21"/>
-          <w:szCs w:val="21"/>
-          <w:lang w:val="en-US" w:eastAsia="zh-CN"/>
-        </w:rPr>
-      </w:pPr>
-      <w:r>
-        <w:rPr>
-          <w:rFonts w:hint="eastAsia" w:ascii="Times New Roman" w:hAnsi="Times New Roman" w:eastAsia="楷体"/>
-          <w:b/>
-          <w:bCs/>
-          <w:color w:val="auto"/>
-          <w:w w:val="105"/>
-          <w:sz w:val="21"/>
-          <w:szCs w:val="21"/>
-          <w:lang w:val="en-US" w:eastAsia="zh-CN"/>
-        </w:rPr>
-        <w:t>荣誉称号：</w:t>
-      </w:r>
-      <w:r>
-        <w:rPr>
-          <w:rFonts w:hint="eastAsia" w:ascii="Times New Roman" w:hAnsi="Times New Roman" w:eastAsia="楷体"/>
-          <w:color w:val="auto"/>
-          <w:w w:val="105"/>
-          <w:sz w:val="21"/>
-          <w:szCs w:val="21"/>
-          <w:lang w:val="en-US" w:eastAsia="zh-CN"/>
-        </w:rPr>
-        <w:t>东北大学优秀学生标兵（2023-2024）、</w:t>
-      </w:r>
-      <w:bookmarkStart w:id="1" w:name="OLE_LINK5"/>
-      <w:r>
-        <w:rPr>
-          <w:rFonts w:hint="eastAsia" w:ascii="Times New Roman" w:hAnsi="Times New Roman" w:eastAsia="楷体"/>
-          <w:color w:val="auto"/>
-          <w:w w:val="105"/>
-          <w:sz w:val="21"/>
-          <w:szCs w:val="21"/>
-          <w:lang w:val="en-US" w:eastAsia="zh-CN"/>
-        </w:rPr>
-        <w:t>东北大学优秀学生（2024-2025）；</w:t>
-      </w:r>
-      <w:r>
-        <w:rPr>
-          <w:rFonts w:hint="eastAsia" w:ascii="楷体" w:hAnsi="楷体" w:eastAsia="楷体" w:cs="楷体"/>
-          <w:color w:val="auto"/>
-          <w:spacing w:val="-3"/>
-          <w:kern w:val="4"/>
-          <w:sz w:val="21"/>
-          <w:szCs w:val="21"/>
-          <w:lang w:val="en-US" w:eastAsia="zh-CN"/>
-        </w:rPr>
-        <w:t>大学期间长期担任通信工程2301班班长，并带领班集体</w:t>
-      </w:r>
-      <w:r>
-        <w:rPr>
-          <w:rFonts w:hint="eastAsia" w:ascii="楷体" w:hAnsi="楷体" w:eastAsia="楷体" w:cs="楷体"/>
-          <w:b/>
-          <w:bCs/>
-          <w:color w:val="auto"/>
-          <w:spacing w:val="-3"/>
-          <w:kern w:val="4"/>
-          <w:sz w:val="21"/>
-          <w:szCs w:val="21"/>
-          <w:lang w:val="en-US" w:eastAsia="zh-CN"/>
-        </w:rPr>
-        <w:t>连续两年度</w:t>
-      </w:r>
-      <w:r>
-        <w:rPr>
-          <w:rFonts w:hint="eastAsia" w:ascii="楷体" w:hAnsi="楷体" w:eastAsia="楷体" w:cs="楷体"/>
-          <w:b w:val="0"/>
-          <w:bCs w:val="0"/>
-          <w:color w:val="auto"/>
-          <w:spacing w:val="-3"/>
-          <w:kern w:val="4"/>
-          <w:sz w:val="21"/>
-          <w:szCs w:val="21"/>
-          <w:lang w:val="en-US" w:eastAsia="zh-CN"/>
-        </w:rPr>
-        <w:t>(23-24、24-25)</w:t>
-      </w:r>
-      <w:r>
-        <w:rPr>
-          <w:rFonts w:hint="eastAsia" w:ascii="楷体" w:hAnsi="楷体" w:eastAsia="楷体" w:cs="楷体"/>
-          <w:color w:val="auto"/>
-          <w:spacing w:val="-3"/>
-          <w:kern w:val="4"/>
-          <w:sz w:val="21"/>
-          <w:szCs w:val="21"/>
-          <w:lang w:val="en-US" w:eastAsia="zh-CN"/>
-        </w:rPr>
-        <w:t>获得</w:t>
-      </w:r>
-      <w:r>
-        <w:rPr>
-          <w:rFonts w:hint="eastAsia" w:ascii="楷体" w:hAnsi="楷体" w:eastAsia="楷体" w:cs="楷体"/>
-          <w:b/>
-          <w:bCs/>
-          <w:color w:val="auto"/>
-          <w:spacing w:val="-3"/>
-          <w:kern w:val="4"/>
-          <w:sz w:val="21"/>
-          <w:szCs w:val="21"/>
-          <w:lang w:val="en-US" w:eastAsia="zh-CN"/>
-        </w:rPr>
-        <w:t>校先进班集体</w:t>
-      </w:r>
-      <w:r>
-        <w:rPr>
-          <w:rFonts w:hint="eastAsia" w:ascii="楷体" w:hAnsi="楷体" w:eastAsia="楷体" w:cs="楷体"/>
-          <w:color w:val="auto"/>
-          <w:spacing w:val="-3"/>
-          <w:kern w:val="4"/>
-          <w:sz w:val="21"/>
-          <w:szCs w:val="21"/>
-          <w:lang w:val="en-US" w:eastAsia="zh-CN"/>
-        </w:rPr>
-        <w:t>等荣誉称号; 同时长期担任电子信息类2404班成长发展指导员，并获得</w:t>
-      </w:r>
-      <w:r>
-        <w:rPr>
-          <w:rFonts w:hint="eastAsia" w:ascii="楷体" w:hAnsi="楷体" w:eastAsia="楷体" w:cs="楷体"/>
-          <w:b w:val="0"/>
-          <w:bCs w:val="0"/>
-          <w:color w:val="auto"/>
-          <w:spacing w:val="-3"/>
-          <w:kern w:val="4"/>
-          <w:sz w:val="21"/>
-          <w:szCs w:val="21"/>
-          <w:lang w:val="en-US" w:eastAsia="zh-CN"/>
-        </w:rPr>
-        <w:t>东北大学</w:t>
-      </w:r>
-      <w:r>
-        <w:rPr>
-          <w:rFonts w:hint="eastAsia" w:ascii="楷体" w:hAnsi="楷体" w:eastAsia="楷体" w:cs="楷体"/>
-          <w:b/>
-          <w:bCs/>
-          <w:color w:val="auto"/>
-          <w:spacing w:val="-3"/>
-          <w:kern w:val="4"/>
-          <w:sz w:val="21"/>
-          <w:szCs w:val="21"/>
-          <w:lang w:val="en-US" w:eastAsia="zh-CN"/>
-        </w:rPr>
-        <w:t>24-25年度优秀成长发展指导员</w:t>
-      </w:r>
-      <w:r>
-        <w:rPr>
-          <w:rFonts w:hint="eastAsia" w:ascii="楷体" w:hAnsi="楷体" w:eastAsia="楷体" w:cs="楷体"/>
-          <w:color w:val="auto"/>
-          <w:spacing w:val="-3"/>
-          <w:kern w:val="4"/>
-          <w:sz w:val="21"/>
-          <w:szCs w:val="21"/>
-          <w:lang w:val="en-US" w:eastAsia="zh-CN"/>
-        </w:rPr>
-        <w:t>称号。</w:t>
-      </w:r>
-    </w:p>
-    <w:bookmarkEnd w:id="1"/>
-    <w:p>
-      <w:pPr>
-        <w:pStyle w:val="2"/>
-        <w:keepNext w:val="0"/>
-        <w:keepLines w:val="0"/>
-        <w:pageBreakBefore w:val="0"/>
-        <w:widowControl w:val="0"/>
-        <w:kinsoku/>
-        <w:wordWrap/>
-        <w:overflowPunct/>
-        <w:topLinePunct w:val="0"/>
-        <w:autoSpaceDE w:val="0"/>
-        <w:autoSpaceDN w:val="0"/>
-        <w:bidi w:val="0"/>
-        <w:adjustRightInd/>
-        <w:snapToGrid/>
-        <w:spacing w:before="60"/>
-        <w:ind w:left="102"/>
-        <w:textAlignment w:val="auto"/>
-        <w:rPr>
-          <w:rFonts w:hint="eastAsia" w:ascii="Times New Roman" w:hAnsi="Times New Roman" w:eastAsia="楷体"/>
-          <w:color w:val="141E8C"/>
-          <w:sz w:val="28"/>
-          <w:szCs w:val="28"/>
-          <w:lang w:val="en-US" w:eastAsia="zh-CN"/>
-        </w:rPr>
-      </w:pPr>
-      <w:r>
-        <w:rPr>
-          <w:rFonts w:hint="eastAsia" w:ascii="Times New Roman" w:hAnsi="Times New Roman" w:eastAsia="楷体"/>
-          <w:color w:val="141E8C"/>
-          <w:sz w:val="28"/>
-          <w:szCs w:val="28"/>
-          <w:lang w:val="en-US" w:eastAsia="zh-CN"/>
-        </w:rPr>
-        <w:t>个人技能</w:t>
-      </w:r>
-    </w:p>
-    <w:p>
-      <w:pPr>
-        <w:pStyle w:val="4"/>
-        <w:spacing w:line="20" w:lineRule="exact"/>
-        <w:ind w:left="102"/>
-        <w:rPr>
-          <w:rFonts w:ascii="Times New Roman" w:hAnsi="Times New Roman" w:eastAsia="楷体"/>
-          <w:sz w:val="2"/>
-        </w:rPr>
-      </w:pPr>
-      <w:r>
-        <w:rPr>
-          <w:rFonts w:ascii="Times New Roman" w:hAnsi="Times New Roman" w:eastAsia="楷体"/>
-          <w:sz w:val="2"/>
-        </w:rPr>
-        <mc:AlternateContent>
-          <mc:Choice Requires="wpg">
-            <w:drawing>
-              <wp:inline distT="0" distB="0" distL="114300" distR="114300">
-                <wp:extent cx="7239000" cy="9525"/>
-                <wp:effectExtent l="0" t="0" r="0" b="0"/>
-                <wp:docPr id="11" name="组合 4"/>
-                <wp:cNvGraphicFramePr/>
-                <a:graphic xmlns:a="http://schemas.openxmlformats.org/drawingml/2006/main">
-                  <a:graphicData uri="http://schemas.microsoft.com/office/word/2010/wordprocessingGroup">
-                    <wpg:wgp>
-                      <wpg:cNvGrpSpPr/>
-                      <wpg:grpSpPr>
-                        <a:xfrm>
-                          <a:off x="0" y="0"/>
-                          <a:ext cx="7239000" cy="9525"/>
-                          <a:chOff x="0" y="0"/>
-                          <a:chExt cx="11400" cy="15"/>
-                        </a:xfrm>
-                      </wpg:grpSpPr>
-                      <wps:wsp>
-                        <wps:cNvPr id="10" name="直线 5"/>
-                        <wps:cNvCnPr/>
-                        <wps:spPr>
-                          <a:xfrm>
-                            <a:off x="0" y="8"/>
-                            <a:ext cx="11400" cy="0"/>
-                          </a:xfrm>
-                          <a:prstGeom prst="line">
-                            <a:avLst/>
-                          </a:prstGeom>
-                          <a:ln w="9525" cap="flat" cmpd="sng">
-                            <a:solidFill>
-                              <a:srgbClr val="222C93"/>
-                            </a:solidFill>
-                            <a:prstDash val="solid"/>
-                            <a:headEnd type="none" w="med" len="med"/>
-                            <a:tailEnd type="none" w="med" len="med"/>
-                          </a:ln>
-                        </wps:spPr>
-                        <wps:bodyPr upright="1"/>
-                      </wps:wsp>
-                    </wpg:wgp>
-                  </a:graphicData>
-                </a:graphic>
-              </wp:inline>
-            </w:drawing>
-          </mc:Choice>
-          <mc:Fallback>
-            <w:pict>
-              <v:group id="组合 4" o:spid="_x0000_s1026" o:spt="203" style="height:0.75pt;width:570pt;" coordsize="11400,15" o:gfxdata="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">
-                <o:lock v:ext="edit" aspectratio="f"/>
-                <v:line id="直线 5" o:spid="_x0000_s1026" o:spt="20" style="position:absolute;left:0;top:8;height:0;width:11400;" filled="f" stroked="t" coordsize="21600,21600" o:gfxdata="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">
-                  <v:fill on="f" focussize="0,0"/>
-                  <v:stroke color="#222C93" joinstyle="round"/>
-                  <v:imagedata o:title=""/>
-                  <o:lock v:ext="edit" aspectratio="f"/>
-                </v:line>
-                <w10:wrap type="none"/>
-                <w10:anchorlock/>
-              </v:group>
-            </w:pict>
-          </mc:Fallback>
-        </mc:AlternateContent>
-      </w:r>
-    </w:p>
-    <w:p>
-      <w:pPr>
-        <w:pStyle w:val="13"/>
-        <w:keepNext w:val="0"/>
-        <w:keepLines w:val="0"/>
-        <w:pageBreakBefore w:val="0"/>
-        <w:widowControl w:val="0"/>
-        <w:numPr>
-          <w:ilvl w:val="0"/>
-          <w:numId w:val="0"/>
-        </w:numPr>
-        <w:tabs>
-          <w:tab w:val="left" w:pos="395"/>
-          <w:tab w:val="left" w:pos="2420"/>
-          <w:tab w:val="left" w:pos="2640"/>
-          <w:tab w:val="left" w:pos="5940"/>
-          <w:tab w:val="left" w:pos="8140"/>
-          <w:tab w:val="left" w:pos="10120"/>
-        </w:tabs>
-        <w:kinsoku/>
-        <w:wordWrap/>
-        <w:overflowPunct/>
-        <w:topLinePunct w:val="0"/>
-        <w:autoSpaceDE w:val="0"/>
-        <w:autoSpaceDN w:val="0"/>
-        <w:bidi w:val="0"/>
-        <w:adjustRightInd/>
-        <w:snapToGrid/>
-        <w:spacing w:before="50" w:line="240" w:lineRule="auto"/>
-        <w:ind w:left="102" w:leftChars="0"/>
-        <w:textAlignment w:val="auto"/>
-        <w:rPr>
-          <w:rFonts w:hint="eastAsia" w:ascii="Times New Roman" w:hAnsi="Times New Roman" w:eastAsia="楷体"/>
-          <w:b w:val="0"/>
-          <w:bCs w:val="0"/>
-          <w:color w:val="auto"/>
-          <w:w w:val="105"/>
-          <w:sz w:val="21"/>
-          <w:szCs w:val="21"/>
-          <w:lang w:val="en-US" w:eastAsia="zh-CN"/>
-        </w:rPr>
-      </w:pPr>
-      <w:r>
-        <w:rPr>
-          <w:rFonts w:hint="eastAsia" w:ascii="Times New Roman" w:hAnsi="Times New Roman" w:eastAsia="楷体"/>
-          <w:b/>
-          <w:bCs/>
-          <w:color w:val="auto"/>
-          <w:w w:val="105"/>
-          <w:sz w:val="21"/>
-          <w:szCs w:val="21"/>
-          <w:lang w:val="en-US" w:eastAsia="zh-CN"/>
-        </w:rPr>
-        <w:t>双语写作：</w:t>
-      </w:r>
-      <w:r>
-        <w:rPr>
-          <w:rFonts w:hint="eastAsia" w:ascii="Times New Roman" w:hAnsi="Times New Roman" w:eastAsia="楷体"/>
-          <w:b w:val="0"/>
-          <w:bCs w:val="0"/>
-          <w:color w:val="auto"/>
-          <w:w w:val="105"/>
-          <w:sz w:val="21"/>
-          <w:szCs w:val="21"/>
-          <w:lang w:val="en-US" w:eastAsia="zh-CN"/>
-        </w:rPr>
-        <w:t>具备良好的中英文写作能力，具有一定的英文期刊阅读与写作能力。</w:t>
-      </w:r>
-    </w:p>
-    <w:p>
-      <w:pPr>
-        <w:pStyle w:val="13"/>
-        <w:keepNext w:val="0"/>
-        <w:keepLines w:val="0"/>
-        <w:pageBreakBefore w:val="0"/>
-        <w:widowControl w:val="0"/>
-        <w:numPr>
-          <w:ilvl w:val="0"/>
-          <w:numId w:val="0"/>
-        </w:numPr>
-        <w:tabs>
-          <w:tab w:val="left" w:pos="395"/>
-          <w:tab w:val="left" w:pos="2420"/>
-          <w:tab w:val="left" w:pos="2640"/>
-          <w:tab w:val="left" w:pos="5940"/>
-          <w:tab w:val="left" w:pos="8140"/>
-          <w:tab w:val="left" w:pos="10120"/>
-        </w:tabs>
-        <w:kinsoku/>
-        <w:wordWrap/>
-        <w:overflowPunct/>
-        <w:topLinePunct w:val="0"/>
-        <w:autoSpaceDE w:val="0"/>
-        <w:autoSpaceDN w:val="0"/>
-        <w:bidi w:val="0"/>
-        <w:adjustRightInd/>
-        <w:snapToGrid/>
-        <w:spacing w:before="50" w:line="240" w:lineRule="auto"/>
-        <w:ind w:left="102" w:leftChars="0"/>
-        <w:textAlignment w:val="auto"/>
-        <w:rPr>
           <w:rFonts w:hint="eastAsia" w:ascii="Times New Roman" w:hAnsi="Times New Roman" w:eastAsia="楷体"/>
           <w:b w:val="0"/>
           <w:bCs w:val="0"/>
@@ -3886,21 +4270,150 @@
           <w:szCs w:val="21"/>
           <w:lang w:val="en-US" w:eastAsia="zh-CN"/>
         </w:rPr>
-        <w:t>计量、建模与编程：</w:t>
-      </w:r>
-      <w:r>
-        <w:rPr>
-          <w:rFonts w:hint="eastAsia" w:ascii="Times New Roman" w:hAnsi="Times New Roman" w:eastAsia="楷体"/>
+        <w:t>荣誉称号：</w:t>
+      </w:r>
+      <w:r>
+        <w:rPr>
+          <w:rFonts w:hint="eastAsia" w:ascii="Times New Roman" w:hAnsi="Times New Roman" w:eastAsia="楷体"/>
+          <w:color w:val="auto"/>
+          <w:w w:val="105"/>
+          <w:sz w:val="21"/>
+          <w:szCs w:val="21"/>
+          <w:lang w:val="en-US" w:eastAsia="zh-CN"/>
+        </w:rPr>
+        <w:t>东北大学优秀学生标兵（2023-2024）、</w:t>
+      </w:r>
+      <w:bookmarkStart w:id="1" w:name="OLE_LINK5"/>
+      <w:r>
+        <w:rPr>
+          <w:rFonts w:hint="eastAsia" w:ascii="Times New Roman" w:hAnsi="Times New Roman" w:eastAsia="楷体"/>
+          <w:color w:val="auto"/>
+          <w:w w:val="105"/>
+          <w:sz w:val="21"/>
+          <w:szCs w:val="21"/>
+          <w:lang w:val="en-US" w:eastAsia="zh-CN"/>
+        </w:rPr>
+        <w:t>东北大学优秀学生（2024-2025）；</w:t>
+      </w:r>
+      <w:r>
+        <w:rPr>
+          <w:rFonts w:hint="eastAsia" w:ascii="楷体" w:hAnsi="楷体" w:eastAsia="楷体" w:cs="楷体"/>
+          <w:color w:val="auto"/>
+          <w:spacing w:val="-3"/>
+          <w:kern w:val="4"/>
+          <w:sz w:val="21"/>
+          <w:szCs w:val="21"/>
+          <w:lang w:val="en-US" w:eastAsia="zh-CN"/>
+        </w:rPr>
+        <w:t>大学期间长期担任通信工程2301班班长，并带领班集体</w:t>
+      </w:r>
+      <w:r>
+        <w:rPr>
+          <w:rFonts w:hint="eastAsia" w:ascii="楷体" w:hAnsi="楷体" w:eastAsia="楷体" w:cs="楷体"/>
+          <w:b/>
+          <w:bCs/>
+          <w:color w:val="auto"/>
+          <w:spacing w:val="-3"/>
+          <w:kern w:val="4"/>
+          <w:sz w:val="21"/>
+          <w:szCs w:val="21"/>
+          <w:lang w:val="en-US" w:eastAsia="zh-CN"/>
+        </w:rPr>
+        <w:t>连续两年度</w:t>
+      </w:r>
+      <w:r>
+        <w:rPr>
+          <w:rFonts w:hint="eastAsia" w:ascii="楷体" w:hAnsi="楷体" w:eastAsia="楷体" w:cs="楷体"/>
           <w:b w:val="0"/>
           <w:bCs w:val="0"/>
           <w:color w:val="auto"/>
-          <w:w w:val="105"/>
-          <w:sz w:val="21"/>
-          <w:szCs w:val="21"/>
-          <w:lang w:val="en-US" w:eastAsia="zh-CN"/>
-        </w:rPr>
-        <w:t>熟练应用SPSS等软件进行计量分析与预测，熟悉大量数学模型的Matlab、Python代码实现，掌握Python、C、C++等数据科学编程语言。</w:t>
-      </w:r>
+          <w:spacing w:val="-3"/>
+          <w:kern w:val="4"/>
+          <w:sz w:val="21"/>
+          <w:szCs w:val="21"/>
+          <w:lang w:val="en-US" w:eastAsia="zh-CN"/>
+        </w:rPr>
+        <w:t>(23-24、24-25)</w:t>
+      </w:r>
+      <w:r>
+        <w:rPr>
+          <w:rFonts w:hint="eastAsia" w:ascii="楷体" w:hAnsi="楷体" w:eastAsia="楷体" w:cs="楷体"/>
+          <w:color w:val="auto"/>
+          <w:spacing w:val="-3"/>
+          <w:kern w:val="4"/>
+          <w:sz w:val="21"/>
+          <w:szCs w:val="21"/>
+          <w:lang w:val="en-US" w:eastAsia="zh-CN"/>
+        </w:rPr>
+        <w:t>获得</w:t>
+      </w:r>
+      <w:r>
+        <w:rPr>
+          <w:rFonts w:hint="eastAsia" w:ascii="楷体" w:hAnsi="楷体" w:eastAsia="楷体" w:cs="楷体"/>
+          <w:b/>
+          <w:bCs/>
+          <w:color w:val="auto"/>
+          <w:spacing w:val="-3"/>
+          <w:kern w:val="4"/>
+          <w:sz w:val="21"/>
+          <w:szCs w:val="21"/>
+          <w:lang w:val="en-US" w:eastAsia="zh-CN"/>
+        </w:rPr>
+        <w:t>校先进班集体</w:t>
+      </w:r>
+      <w:r>
+        <w:rPr>
+          <w:rFonts w:hint="eastAsia" w:ascii="楷体" w:hAnsi="楷体" w:eastAsia="楷体" w:cs="楷体"/>
+          <w:color w:val="auto"/>
+          <w:spacing w:val="-3"/>
+          <w:kern w:val="4"/>
+          <w:sz w:val="21"/>
+          <w:szCs w:val="21"/>
+          <w:lang w:val="en-US" w:eastAsia="zh-CN"/>
+        </w:rPr>
+        <w:t>等荣誉称号; 同时长期担任电子信息类2404班成长发展指导员，并获得</w:t>
+      </w:r>
+      <w:r>
+        <w:rPr>
+          <w:rFonts w:hint="eastAsia" w:ascii="楷体" w:hAnsi="楷体" w:eastAsia="楷体" w:cs="楷体"/>
+          <w:b w:val="0"/>
+          <w:bCs w:val="0"/>
+          <w:color w:val="auto"/>
+          <w:spacing w:val="-3"/>
+          <w:kern w:val="4"/>
+          <w:sz w:val="21"/>
+          <w:szCs w:val="21"/>
+          <w:lang w:val="en-US" w:eastAsia="zh-CN"/>
+        </w:rPr>
+        <w:t>东北大学</w:t>
+      </w:r>
+      <w:r>
+        <w:rPr>
+          <w:rFonts w:hint="eastAsia" w:ascii="楷体" w:hAnsi="楷体" w:eastAsia="楷体" w:cs="楷体"/>
+          <w:b/>
+          <w:bCs/>
+          <w:color w:val="auto"/>
+          <w:spacing w:val="-3"/>
+          <w:kern w:val="4"/>
+          <w:sz w:val="21"/>
+          <w:szCs w:val="21"/>
+          <w:lang w:val="en-US" w:eastAsia="zh-CN"/>
+        </w:rPr>
+        <w:t>24-25年度优秀成长发展指导员</w:t>
+      </w:r>
+      <w:r>
+        <w:rPr>
+          <w:rFonts w:hint="eastAsia" w:ascii="楷体" w:hAnsi="楷体" w:eastAsia="楷体" w:cs="楷体"/>
+          <w:color w:val="auto"/>
+          <w:spacing w:val="-3"/>
+          <w:kern w:val="4"/>
+          <w:sz w:val="21"/>
+          <w:szCs w:val="21"/>
+          <w:lang w:val="en-US" w:eastAsia="zh-CN"/>
+        </w:rPr>
+        <w:t>称号。</w:t>
+      </w:r>
+      <w:bookmarkEnd w:id="1"/>
     </w:p>
     <w:sectPr>
       <w:type w:val="continuous"/>
@@ -4416,6 +4929,15 @@
     </w:tblPr>
   </w:style>
   <w:style w:type="character" w:styleId="9">
+    <w:name w:val="Strong"/>
+    <w:basedOn w:val="8"/>
+    <w:qFormat/>
+    <w:uiPriority w:val="22"/>
+    <w:rPr>
+      <w:b/>
+    </w:rPr>
+  </w:style>
+  <w:style w:type="character" w:styleId="10">
     <w:name w:val="FollowedHyperlink"/>
     <w:basedOn w:val="8"/>
     <w:qFormat/>
@@ -4425,7 +4947,7 @@
       <w:u w:val="single"/>
     </w:rPr>
   </w:style>
-  <w:style w:type="character" w:styleId="10">
+  <w:style w:type="character" w:styleId="11">
     <w:name w:val="Emphasis"/>
     <w:basedOn w:val="8"/>
     <w:qFormat/>
@@ -4435,7 +4957,7 @@
       <w:iCs/>
     </w:rPr>
   </w:style>
-  <w:style w:type="character" w:styleId="11">
+  <w:style w:type="character" w:styleId="12">
     <w:name w:val="Hyperlink"/>
     <w:basedOn w:val="8"/>
     <w:qFormat/>
@@ -4445,7 +4967,7 @@
       <w:u w:val="single"/>
     </w:rPr>
   </w:style>
-  <w:style w:type="table" w:customStyle="1" w:styleId="12">
+  <w:style w:type="table" w:customStyle="1" w:styleId="13">
     <w:name w:val="Table Normal"/>
     <w:semiHidden/>
     <w:unhideWhenUsed/>
@@ -4460,7 +4982,7 @@
       </w:tblCellMar>
     </w:tblPr>
   </w:style>
-  <w:style w:type="paragraph" w:styleId="13">
+  <w:style w:type="paragraph" w:styleId="14">
     <w:name w:val="List Paragraph"/>
     <w:basedOn w:val="1"/>
     <w:qFormat/>
@@ -4470,7 +4992,7 @@
       <w:ind w:left="395" w:hanging="195"/>
     </w:pPr>
   </w:style>
-  <w:style w:type="paragraph" w:customStyle="1" w:styleId="14">
+  <w:style w:type="paragraph" w:customStyle="1" w:styleId="15">
     <w:name w:val="Table Paragraph"/>
     <w:basedOn w:val="1"/>
     <w:qFormat/>

--- a/file/CV_CN3.docx
+++ b/file/CV_CN3.docx
@@ -16,7 +16,6 @@
           <w:lang w:val="en-US" w:eastAsia="zh-CN"/>
         </w:rPr>
       </w:pPr>
-      <w:bookmarkStart w:id="2" w:name="_GoBack"/>
       <w:r>
         <w:rPr>
           <w:rFonts w:hint="eastAsia" w:ascii="Times New Roman" w:hAnsi="Times New Roman" w:eastAsia="楷体"/>
@@ -73,7 +72,6 @@
           </wp:anchor>
         </w:drawing>
       </w:r>
-      <w:bookmarkEnd w:id="2"/>
       <w:r>
         <w:rPr>
           <w:rFonts w:hint="eastAsia" w:ascii="Times New Roman" w:hAnsi="Times New Roman" w:eastAsia="楷体"/>
@@ -1167,6 +1165,7 @@
         <w:pageBreakBefore w:val="0"/>
         <w:widowControl w:val="0"/>
         <w:numPr>
+          <w:ilvl w:val="0"/>
           <w:numId w:val="0"/>
         </w:numPr>
         <w:tabs>
@@ -1225,6 +1224,18 @@
           <w:lang w:val="en-US" w:eastAsia="zh-CN"/>
         </w:rPr>
         <w:tab/>
+      </w:r>
+      <w:r>
+        <w:rPr>
+          <w:rFonts w:hint="eastAsia" w:ascii="Times New Roman" w:hAnsi="Times New Roman" w:eastAsia="楷体"/>
+          <w:b/>
+          <w:bCs/>
+          <w:color w:val="auto"/>
+          <w:w w:val="105"/>
+          <w:sz w:val="21"/>
+          <w:szCs w:val="21"/>
+          <w:lang w:val="en-US" w:eastAsia="zh-CN"/>
+        </w:rPr>
         <w:t xml:space="preserve">                    （《Signal Processing》，CCFC在投）</w:t>
       </w:r>
       <w:r>
@@ -1239,6 +1250,18 @@
           <w:lang w:val="en-US" w:eastAsia="zh-CN"/>
         </w:rPr>
         <w:tab/>
+      </w:r>
+      <w:r>
+        <w:rPr>
+          <w:rFonts w:hint="eastAsia" w:ascii="Times New Roman" w:hAnsi="Times New Roman" w:eastAsia="楷体"/>
+          <w:b/>
+          <w:bCs/>
+          <w:color w:val="auto"/>
+          <w:w w:val="105"/>
+          <w:sz w:val="21"/>
+          <w:szCs w:val="21"/>
+          <w:lang w:val="en-US" w:eastAsia="zh-CN"/>
+        </w:rPr>
         <w:t xml:space="preserve">                       第二作者</w:t>
       </w:r>
     </w:p>
@@ -1514,6 +1537,18 @@
           <w:lang w:val="en-US" w:eastAsia="zh-CN"/>
         </w:rPr>
         <w:tab/>
+      </w:r>
+      <w:r>
+        <w:rPr>
+          <w:rFonts w:hint="eastAsia" w:ascii="Times New Roman" w:hAnsi="Times New Roman" w:eastAsia="楷体"/>
+          <w:b/>
+          <w:bCs/>
+          <w:color w:val="auto"/>
+          <w:w w:val="105"/>
+          <w:sz w:val="21"/>
+          <w:szCs w:val="21"/>
+          <w:lang w:val="en-US" w:eastAsia="zh-CN"/>
+        </w:rPr>
         <w:t>基于 Transformer 的语言模型复现与生成推理研究 </w:t>
       </w:r>
       <w:r>
@@ -1528,6 +1563,18 @@
           <w:lang w:val="en-US" w:eastAsia="zh-CN"/>
         </w:rPr>
         <w:tab/>
+      </w:r>
+      <w:r>
+        <w:rPr>
+          <w:rFonts w:hint="eastAsia" w:ascii="Times New Roman" w:hAnsi="Times New Roman" w:eastAsia="楷体"/>
+          <w:b/>
+          <w:bCs/>
+          <w:color w:val="auto"/>
+          <w:w w:val="105"/>
+          <w:sz w:val="21"/>
+          <w:szCs w:val="21"/>
+          <w:lang w:val="en-US" w:eastAsia="zh-CN"/>
+        </w:rPr>
         <w:t>个人项目</w:t>
       </w:r>
     </w:p>
@@ -1539,6 +1586,7 @@
         <w:pageBreakBefore w:val="0"/>
         <w:widowControl w:val="0"/>
         <w:numPr>
+          <w:ilvl w:val="0"/>
           <w:numId w:val="0"/>
         </w:numPr>
         <w:tabs>
@@ -3490,6 +3538,124 @@
     </w:p>
     <w:p>
       <w:pPr>
+        <w:keepNext w:val="0"/>
+        <w:keepLines w:val="0"/>
+        <w:widowControl/>
+        <w:suppressLineNumbers w:val="0"/>
+        <w:jc w:val="left"/>
+      </w:pPr>
+      <w:r>
+        <w:rPr>
+          <w:rFonts w:hint="eastAsia" w:ascii="楷体" w:hAnsi="楷体" w:eastAsia="楷体" w:cs="楷体"/>
+          <w:b/>
+          <w:bCs/>
+          <w:spacing w:val="-6"/>
+          <w:kern w:val="2"/>
+          <w:sz w:val="21"/>
+          <w:szCs w:val="21"/>
+          <w:u w:val="single"/>
+          <w:lang w:val="en-US" w:eastAsia="zh-CN" w:bidi="ar-SA"/>
+        </w:rPr>
+        <w:t>负责工作</w:t>
+      </w:r>
+      <w:r>
+        <w:rPr>
+          <w:rFonts w:hint="eastAsia" w:ascii="楷体" w:hAnsi="楷体" w:eastAsia="楷体" w:cs="楷体"/>
+          <w:b/>
+          <w:bCs/>
+          <w:spacing w:val="-6"/>
+          <w:kern w:val="2"/>
+          <w:sz w:val="21"/>
+          <w:szCs w:val="21"/>
+          <w:u w:val="none"/>
+          <w:lang w:val="en-US" w:eastAsia="zh-CN" w:bidi="ar-SA"/>
+        </w:rPr>
+        <w:t>：</w:t>
+      </w:r>
+      <w:r>
+        <w:rPr>
+          <w:rFonts w:ascii="楷体" w:hAnsi="楷体" w:eastAsia="楷体" w:cs="楷体"/>
+          <w:color w:val="000000"/>
+          <w:kern w:val="0"/>
+          <w:sz w:val="20"/>
+          <w:szCs w:val="20"/>
+          <w:lang w:val="en-US" w:eastAsia="zh-CN" w:bidi="ar"/>
+        </w:rPr>
+        <w:t xml:space="preserve">负责机器人在以 linux 系统为核心的飞腾派开发板上的部署，工程主体在 Ubuntu 20.04 下进行构建，包含以下 </w:t>
+      </w:r>
+    </w:p>
+    <w:p>
+      <w:pPr>
+        <w:keepNext w:val="0"/>
+        <w:keepLines w:val="0"/>
+        <w:widowControl/>
+        <w:suppressLineNumbers w:val="0"/>
+        <w:jc w:val="left"/>
+      </w:pPr>
+      <w:r>
+        <w:rPr>
+          <w:rFonts w:hint="eastAsia" w:ascii="楷体" w:hAnsi="楷体" w:eastAsia="楷体" w:cs="楷体"/>
+          <w:color w:val="000000"/>
+          <w:kern w:val="0"/>
+          <w:sz w:val="20"/>
+          <w:szCs w:val="20"/>
+          <w:lang w:val="en-US" w:eastAsia="zh-CN" w:bidi="ar"/>
+        </w:rPr>
+        <w:t xml:space="preserve">部分：1）负责机器人在国产飞腾芯片平台上的嵌入式系统构建与算法部署。2）开发基于 ROS 的多传感器融合通信系统， </w:t>
+      </w:r>
+    </w:p>
+    <w:p>
+      <w:pPr>
+        <w:keepNext w:val="0"/>
+        <w:keepLines w:val="0"/>
+        <w:widowControl/>
+        <w:suppressLineNumbers w:val="0"/>
+        <w:jc w:val="left"/>
+      </w:pPr>
+      <w:r>
+        <w:rPr>
+          <w:rFonts w:hint="eastAsia" w:ascii="楷体" w:hAnsi="楷体" w:eastAsia="楷体" w:cs="楷体"/>
+          <w:color w:val="000000"/>
+          <w:kern w:val="0"/>
+          <w:sz w:val="20"/>
+          <w:szCs w:val="20"/>
+          <w:lang w:val="en-US" w:eastAsia="zh-CN" w:bidi="ar"/>
+        </w:rPr>
+        <w:t xml:space="preserve">实现深度相机、机械臂与上位机的协同控制。3）应用激光雷达 SLAM 技术实现机器人的自主定位、环境地图构建与动态路 </w:t>
+      </w:r>
+    </w:p>
+    <w:p>
+      <w:pPr>
+        <w:keepNext w:val="0"/>
+        <w:keepLines w:val="0"/>
+        <w:widowControl/>
+        <w:suppressLineNumbers w:val="0"/>
+        <w:jc w:val="left"/>
+        <w:rPr>
+          <w:rFonts w:ascii="Times New Roman" w:hAnsi="Times New Roman" w:eastAsia="楷体"/>
+          <w:color w:val="auto"/>
+          <w:w w:val="105"/>
+          <w:sz w:val="21"/>
+          <w:szCs w:val="21"/>
+          <w:lang w:eastAsia="zh-CN"/>
+        </w:rPr>
+      </w:pPr>
+      <w:r>
+        <w:rPr>
+          <w:rFonts w:hint="eastAsia" w:ascii="楷体" w:hAnsi="楷体" w:eastAsia="楷体" w:cs="楷体"/>
+          <w:color w:val="000000"/>
+          <w:kern w:val="0"/>
+          <w:sz w:val="20"/>
+          <w:szCs w:val="20"/>
+          <w:lang w:val="en-US" w:eastAsia="zh-CN" w:bidi="ar"/>
+        </w:rPr>
+        <w:t>径规划，成功通过决赛现场复杂场景测评。</w:t>
+      </w:r>
+      <w:bookmarkStart w:id="2" w:name="_GoBack"/>
+      <w:bookmarkEnd w:id="2"/>
+    </w:p>
+    <w:p>
+      <w:pPr>
         <w:pStyle w:val="14"/>
         <w:keepNext w:val="0"/>
         <w:keepLines w:val="0"/>
@@ -4185,20 +4351,7 @@
           <w:szCs w:val="21"/>
           <w:lang w:val="en-US" w:eastAsia="zh-CN"/>
         </w:rPr>
-        <w:t>学业奖学金：</w:t>
-      </w:r>
-      <w:r>
-        <w:rPr>
-          <w:rFonts w:hint="eastAsia" w:ascii="Times New Roman" w:hAnsi="Times New Roman" w:eastAsia="楷体"/>
-          <w:b/>
-          <w:bCs/>
-          <w:color w:val="auto"/>
-          <w:w w:val="105"/>
-          <w:sz w:val="21"/>
-          <w:szCs w:val="21"/>
-          <w:lang w:val="en-US" w:eastAsia="zh-CN"/>
-        </w:rPr>
-        <w:t>国家奖学金</w:t>
+        <w:t>学业奖学金：国家奖学金</w:t>
       </w:r>
       <w:r>
         <w:rPr>

--- a/file/CV_CN3.docx
+++ b/file/CV_CN3.docx
@@ -3649,7 +3649,7 @@
           <w:szCs w:val="20"/>
           <w:lang w:val="en-US" w:eastAsia="zh-CN" w:bidi="ar"/>
         </w:rPr>
-        <w:t>径规划，成功通过决赛现场复杂场景测评。</w:t>
+        <w:t>径规划。</w:t>
       </w:r>
       <w:bookmarkStart w:id="2" w:name="_GoBack"/>
       <w:bookmarkEnd w:id="2"/>

--- a/file/CV_CN3.docx
+++ b/file/CV_CN3.docx
@@ -1236,7 +1236,7 @@
           <w:szCs w:val="21"/>
           <w:lang w:val="en-US" w:eastAsia="zh-CN"/>
         </w:rPr>
-        <w:t xml:space="preserve">                    （《Signal Processing》，CCFC在投）</w:t>
+        <w:t xml:space="preserve">     （CCF C类 SCI 二区期刊《Signal Processing》，Elsevier，在投）</w:t>
       </w:r>
       <w:r>
         <w:rPr>
@@ -1262,7 +1262,7 @@
           <w:szCs w:val="21"/>
           <w:lang w:val="en-US" w:eastAsia="zh-CN"/>
         </w:rPr>
-        <w:t xml:space="preserve">                       第二作者</w:t>
+        <w:t xml:space="preserve">              第二作者</w:t>
       </w:r>
     </w:p>
     <w:p>
@@ -1349,7 +1349,7 @@
           <w:szCs w:val="21"/>
           <w:lang w:val="en-US" w:eastAsia="zh-CN"/>
         </w:rPr>
-        <w:t>作为第二作者参与稀疏二维阵列幅相误差校准与二维 DOA 估计的研究（Elsevier信号处理类期刊在投），主要负责</w:t>
+        <w:t>参与稀疏二维阵列幅相误差校准与二维 DOA 估计的研究，主要负责</w:t>
       </w:r>
       <w:r>
         <w:rPr>
@@ -1658,7 +1658,7 @@
           <w:szCs w:val="21"/>
           <w:lang w:val="en-US" w:eastAsia="zh-CN"/>
         </w:rPr>
-        <w:t>基于学习 Stanford CS336 课程后，从零实现小型 Transformer 语言模型训练与推理框架，完成 BPE 分词、数据预处理、因果自注意力、RoPE 位置编码、RMSNorm、AdamW 优化器、学习率预热与余弦退火等核心模块搭建；基于 TinyStories 数据集完成模型训练、断点续训与显卡推理部署，解决词表对齐、混合精度训练、显存优化与推理解码等问题，最终实现文本生成与端到端可运行的语言模型系统。</w:t>
+        <w:t>学习 Stanford CS336 课程后，从零实现基于 Transformer 的语言模型 (decoder-only架构）训练与推理框架，完成 BPE 分词、数据预处理、因果自注意力、RoPE 位置编码、RMSNorm、AdamW 优化器、学习率预热与余弦退火等核心模块搭建；基于 TinyStories 数据集完成模型训练、断点续训与显卡推理部署，解决词表对齐、混合精度训练、显存优化与推理解码等问题，最终实现文本生成与端到端可运行的语言模型系统。</w:t>
       </w:r>
       <w:r>
         <w:rPr>
@@ -2027,6 +2027,316 @@
         </w:rPr>
         <w:t>基于 RML2016.10a 数据集，复现了 LSTM、ResNet18 等算法，在 TensorFlow 框架下完成 11 类信号调制识别，对比LSTM、PET-GCDNN等算法验证 ResNet18 在全信噪比场景的性能优势；同时运用 YOLOv11/v8m 模型处理 5 类宽带信号及 28 类复杂调制信号，设计数据集划分、STFT 时频变换等预处理流程，优化超参数解决类别不均衡问题，最终熟练掌握 IQ 信号处理、深度学习模型调优及信号检测核心技术；</w:t>
       </w:r>
+    </w:p>
+    <w:p>
+      <w:pPr>
+        <w:pStyle w:val="14"/>
+        <w:keepNext w:val="0"/>
+        <w:keepLines w:val="0"/>
+        <w:pageBreakBefore w:val="0"/>
+        <w:widowControl w:val="0"/>
+        <w:numPr>
+          <w:ilvl w:val="0"/>
+          <w:numId w:val="1"/>
+        </w:numPr>
+        <w:tabs>
+          <w:tab w:val="left" w:pos="395"/>
+          <w:tab w:val="left" w:pos="2420"/>
+          <w:tab w:val="left" w:pos="3740"/>
+          <w:tab w:val="left" w:pos="5500"/>
+          <w:tab w:val="left" w:pos="5940"/>
+          <w:tab w:val="left" w:pos="7920"/>
+        </w:tabs>
+        <w:kinsoku/>
+        <w:wordWrap/>
+        <w:overflowPunct/>
+        <w:topLinePunct w:val="0"/>
+        <w:autoSpaceDE w:val="0"/>
+        <w:autoSpaceDN w:val="0"/>
+        <w:bidi w:val="0"/>
+        <w:adjustRightInd/>
+        <w:snapToGrid/>
+        <w:spacing w:before="60" w:line="240" w:lineRule="auto"/>
+        <w:ind w:left="391" w:hanging="193"/>
+        <w:textAlignment w:val="auto"/>
+        <w:rPr>
+          <w:rFonts w:hint="eastAsia" w:ascii="Times New Roman" w:hAnsi="Times New Roman" w:eastAsia="楷体"/>
+          <w:b/>
+          <w:bCs/>
+          <w:color w:val="auto"/>
+          <w:w w:val="105"/>
+          <w:sz w:val="21"/>
+          <w:szCs w:val="21"/>
+          <w:lang w:val="en-US" w:eastAsia="zh-CN"/>
+        </w:rPr>
+      </w:pPr>
+      <w:r>
+        <w:rPr>
+          <w:rFonts w:hint="eastAsia" w:ascii="Times New Roman" w:hAnsi="Times New Roman" w:eastAsia="楷体"/>
+          <w:b/>
+          <w:bCs/>
+          <w:color w:val="auto"/>
+          <w:w w:val="105"/>
+          <w:sz w:val="21"/>
+          <w:szCs w:val="21"/>
+          <w:lang w:val="en-US" w:eastAsia="zh-CN"/>
+        </w:rPr>
+        <w:t>2025.12-2026.04 </w:t>
+      </w:r>
+      <w:r>
+        <w:rPr>
+          <w:rFonts w:hint="eastAsia" w:ascii="Times New Roman" w:hAnsi="Times New Roman" w:eastAsia="楷体"/>
+          <w:b/>
+          <w:bCs/>
+          <w:color w:val="auto"/>
+          <w:w w:val="105"/>
+          <w:sz w:val="21"/>
+          <w:szCs w:val="21"/>
+          <w:lang w:val="en-US" w:eastAsia="zh-CN"/>
+        </w:rPr>
+        <w:tab/>
+      </w:r>
+      <w:r>
+        <w:rPr>
+          <w:rFonts w:hint="eastAsia" w:ascii="Times New Roman" w:hAnsi="Times New Roman" w:eastAsia="楷体"/>
+          <w:b/>
+          <w:bCs/>
+          <w:color w:val="auto"/>
+          <w:w w:val="105"/>
+          <w:sz w:val="21"/>
+          <w:szCs w:val="21"/>
+          <w:lang w:val="en-US" w:eastAsia="zh-CN"/>
+        </w:rPr>
+        <w:t xml:space="preserve">基于在线凸优化的空地协同无人机网络动态边缘推理调度研究       </w:t>
+      </w:r>
+      <w:r>
+        <w:rPr>
+          <w:rFonts w:hint="eastAsia" w:ascii="Times New Roman" w:hAnsi="Times New Roman" w:eastAsia="楷体"/>
+          <w:b/>
+          <w:bCs/>
+          <w:color w:val="auto"/>
+          <w:w w:val="105"/>
+          <w:sz w:val="21"/>
+          <w:szCs w:val="21"/>
+          <w:lang w:val="en-US" w:eastAsia="zh-CN"/>
+        </w:rPr>
+        <w:tab/>
+      </w:r>
+      <w:r>
+        <w:rPr>
+          <w:rFonts w:hint="eastAsia" w:ascii="Times New Roman" w:hAnsi="Times New Roman" w:eastAsia="楷体"/>
+          <w:b/>
+          <w:bCs/>
+          <w:color w:val="auto"/>
+          <w:w w:val="105"/>
+          <w:sz w:val="21"/>
+          <w:szCs w:val="21"/>
+          <w:lang w:val="en-US" w:eastAsia="zh-CN"/>
+        </w:rPr>
+        <w:tab/>
+      </w:r>
+      <w:r>
+        <w:rPr>
+          <w:rFonts w:hint="eastAsia" w:ascii="Times New Roman" w:hAnsi="Times New Roman" w:eastAsia="楷体"/>
+          <w:b/>
+          <w:bCs/>
+          <w:color w:val="auto"/>
+          <w:w w:val="105"/>
+          <w:sz w:val="21"/>
+          <w:szCs w:val="21"/>
+          <w:lang w:val="en-US" w:eastAsia="zh-CN"/>
+        </w:rPr>
+        <w:t>个人项目</w:t>
+      </w:r>
+    </w:p>
+    <w:p>
+      <w:pPr>
+        <w:pStyle w:val="14"/>
+        <w:keepNext w:val="0"/>
+        <w:keepLines w:val="0"/>
+        <w:pageBreakBefore w:val="0"/>
+        <w:widowControl w:val="0"/>
+        <w:numPr>
+          <w:ilvl w:val="0"/>
+          <w:numId w:val="0"/>
+        </w:numPr>
+        <w:tabs>
+          <w:tab w:val="left" w:pos="395"/>
+          <w:tab w:val="left" w:pos="2420"/>
+          <w:tab w:val="left" w:pos="3740"/>
+          <w:tab w:val="left" w:pos="5500"/>
+          <w:tab w:val="left" w:pos="5940"/>
+          <w:tab w:val="left" w:pos="7920"/>
+        </w:tabs>
+        <w:kinsoku/>
+        <w:wordWrap/>
+        <w:overflowPunct/>
+        <w:topLinePunct w:val="0"/>
+        <w:autoSpaceDE w:val="0"/>
+        <w:autoSpaceDN w:val="0"/>
+        <w:bidi w:val="0"/>
+        <w:adjustRightInd/>
+        <w:snapToGrid/>
+        <w:spacing w:before="40" w:line="240" w:lineRule="auto"/>
+        <w:ind w:left="198" w:leftChars="0"/>
+        <w:textAlignment w:val="auto"/>
+        <w:rPr>
+          <w:rFonts w:hint="eastAsia" w:ascii="楷体" w:hAnsi="楷体" w:eastAsia="楷体" w:cs="楷体"/>
+          <w:color w:val="auto"/>
+          <w:spacing w:val="-3"/>
+          <w:kern w:val="4"/>
+          <w:sz w:val="21"/>
+          <w:szCs w:val="21"/>
+          <w:lang w:val="en-US" w:eastAsia="zh-CN"/>
+        </w:rPr>
+      </w:pPr>
+      <w:r>
+        <w:rPr>
+          <w:rFonts w:hint="eastAsia" w:ascii="楷体" w:hAnsi="楷体" w:eastAsia="楷体" w:cs="楷体"/>
+          <w:b/>
+          <w:bCs/>
+          <w:color w:val="auto"/>
+          <w:spacing w:val="-3"/>
+          <w:kern w:val="4"/>
+          <w:sz w:val="21"/>
+          <w:szCs w:val="21"/>
+          <w:u w:val="single"/>
+          <w:lang w:val="en-US" w:eastAsia="zh-CN"/>
+        </w:rPr>
+        <w:t>内容</w:t>
+      </w:r>
+      <w:r>
+        <w:rPr>
+          <w:rFonts w:hint="eastAsia" w:ascii="楷体" w:hAnsi="楷体" w:eastAsia="楷体" w:cs="楷体"/>
+          <w:b/>
+          <w:bCs/>
+          <w:color w:val="auto"/>
+          <w:spacing w:val="-3"/>
+          <w:kern w:val="4"/>
+          <w:sz w:val="21"/>
+          <w:szCs w:val="21"/>
+          <w:lang w:val="en-US" w:eastAsia="zh-CN"/>
+        </w:rPr>
+        <w:t>：</w:t>
+      </w:r>
+      <w:r>
+        <w:rPr>
+          <w:rFonts w:hint="eastAsia" w:ascii="楷体" w:hAnsi="楷体" w:eastAsia="楷体" w:cs="楷体"/>
+          <w:color w:val="auto"/>
+          <w:spacing w:val="-3"/>
+          <w:kern w:val="4"/>
+          <w:sz w:val="21"/>
+          <w:szCs w:val="21"/>
+          <w:lang w:val="en-US" w:eastAsia="zh-CN"/>
+        </w:rPr>
+        <w:t>针对空地协同无人机网络拓扑动态时变、机载算力与续航受限、边缘推理任务与覆盖需求强耦合等实际痛点，开展动态边缘推理调度优化研究；主要负责构建</w:t>
+      </w:r>
+      <w:r>
+        <w:rPr>
+          <w:rFonts w:hint="eastAsia" w:ascii="楷体" w:hAnsi="楷体" w:eastAsia="楷体" w:cs="楷体"/>
+          <w:b/>
+          <w:bCs/>
+          <w:color w:val="auto"/>
+          <w:spacing w:val="-3"/>
+          <w:kern w:val="4"/>
+          <w:sz w:val="21"/>
+          <w:szCs w:val="21"/>
+          <w:lang w:val="en-US" w:eastAsia="zh-CN"/>
+        </w:rPr>
+        <w:t>全周期能耗模型、覆盖 - 任务耦合约束的时隙化动态系统模型UA-OTA</w:t>
+      </w:r>
+      <w:r>
+        <w:rPr>
+          <w:rFonts w:hint="eastAsia" w:ascii="楷体" w:hAnsi="楷体" w:eastAsia="楷体" w:cs="楷体"/>
+          <w:color w:val="auto"/>
+          <w:spacing w:val="-3"/>
+          <w:kern w:val="4"/>
+          <w:sz w:val="21"/>
+          <w:szCs w:val="21"/>
+          <w:lang w:val="en-US" w:eastAsia="zh-CN"/>
+        </w:rPr>
+        <w:t>，将动态调度问题建模为带连通性、续航、服务公平性约束的在线凸优化问题并进行</w:t>
+      </w:r>
+      <w:r>
+        <w:rPr>
+          <w:rFonts w:hint="eastAsia" w:ascii="楷体" w:hAnsi="楷体" w:eastAsia="楷体" w:cs="楷体"/>
+          <w:b/>
+          <w:bCs/>
+          <w:color w:val="auto"/>
+          <w:spacing w:val="-3"/>
+          <w:kern w:val="4"/>
+          <w:sz w:val="21"/>
+          <w:szCs w:val="21"/>
+          <w:lang w:val="en-US" w:eastAsia="zh-CN"/>
+        </w:rPr>
+        <w:t>目标函数凹性证明</w:t>
+      </w:r>
+      <w:r>
+        <w:rPr>
+          <w:rFonts w:hint="eastAsia" w:ascii="楷体" w:hAnsi="楷体" w:eastAsia="楷体" w:cs="楷体"/>
+          <w:color w:val="auto"/>
+          <w:spacing w:val="-3"/>
+          <w:kern w:val="4"/>
+          <w:sz w:val="21"/>
+          <w:szCs w:val="21"/>
+          <w:lang w:val="en-US" w:eastAsia="zh-CN"/>
+        </w:rPr>
+        <w:t>；搭建仿真平台完成多场景下的算法验证与基准算法对比分析，并完成系统模型梳理、算法伪代码编写与论文撰写准备；所提策略显著提升了集群边缘推理的时延性能、能耗均</w:t>
+      </w:r>
+      <w:bookmarkStart w:id="2" w:name="_GoBack"/>
+      <w:bookmarkEnd w:id="2"/>
+      <w:r>
+        <w:rPr>
+          <w:rFonts w:hint="eastAsia" w:ascii="楷体" w:hAnsi="楷体" w:eastAsia="楷体" w:cs="楷体"/>
+          <w:color w:val="auto"/>
+          <w:spacing w:val="-3"/>
+          <w:kern w:val="4"/>
+          <w:sz w:val="21"/>
+          <w:szCs w:val="21"/>
+          <w:lang w:val="en-US" w:eastAsia="zh-CN"/>
+        </w:rPr>
+        <w:t>衡性与服务覆盖率，仿真结果验证了策略的有效性与优越性。</w:t>
+      </w:r>
+    </w:p>
+    <w:p>
+      <w:pPr>
+        <w:pStyle w:val="14"/>
+        <w:keepNext w:val="0"/>
+        <w:keepLines w:val="0"/>
+        <w:pageBreakBefore w:val="0"/>
+        <w:widowControl w:val="0"/>
+        <w:numPr>
+          <w:ilvl w:val="0"/>
+          <w:numId w:val="0"/>
+        </w:numPr>
+        <w:tabs>
+          <w:tab w:val="left" w:pos="395"/>
+          <w:tab w:val="left" w:pos="2420"/>
+          <w:tab w:val="left" w:pos="5500"/>
+          <w:tab w:val="left" w:pos="5940"/>
+        </w:tabs>
+        <w:kinsoku/>
+        <w:wordWrap/>
+        <w:overflowPunct/>
+        <w:topLinePunct w:val="0"/>
+        <w:autoSpaceDE w:val="0"/>
+        <w:autoSpaceDN w:val="0"/>
+        <w:bidi w:val="0"/>
+        <w:adjustRightInd/>
+        <w:snapToGrid/>
+        <w:spacing w:before="40" w:line="240" w:lineRule="auto"/>
+        <w:ind w:left="209" w:leftChars="95" w:firstLine="0" w:firstLineChars="0"/>
+        <w:textAlignment w:val="auto"/>
+        <w:rPr>
+          <w:rFonts w:hint="eastAsia" w:ascii="楷体" w:hAnsi="楷体" w:eastAsia="楷体" w:cs="楷体"/>
+          <w:color w:val="auto"/>
+          <w:spacing w:val="-3"/>
+          <w:kern w:val="4"/>
+          <w:sz w:val="21"/>
+          <w:szCs w:val="21"/>
+          <w:lang w:val="en-US" w:eastAsia="zh-CN"/>
+        </w:rPr>
+      </w:pPr>
     </w:p>
     <w:p>
       <w:pPr>
@@ -3651,8 +3961,6 @@
         </w:rPr>
         <w:t>径规划。</w:t>
       </w:r>
-      <w:bookmarkStart w:id="2" w:name="_GoBack"/>
-      <w:bookmarkEnd w:id="2"/>
     </w:p>
     <w:p>
       <w:pPr>

--- a/file/CV_CN3.docx
+++ b/file/CV_CN3.docx
@@ -2070,6 +2070,7 @@
           <w:lang w:val="en-US" w:eastAsia="zh-CN"/>
         </w:rPr>
       </w:pPr>
+      <w:bookmarkStart w:id="2" w:name="_GoBack"/>
       <w:r>
         <w:rPr>
           <w:rFonts w:hint="eastAsia" w:ascii="Times New Roman" w:hAnsi="Times New Roman" w:eastAsia="楷体"/>
@@ -2146,7 +2147,7 @@
           <w:szCs w:val="21"/>
           <w:lang w:val="en-US" w:eastAsia="zh-CN"/>
         </w:rPr>
-        <w:t>个人项目</w:t>
+        <w:t>科研实习</w:t>
       </w:r>
     </w:p>
     <w:p>
@@ -2255,13 +2256,39 @@
           <w:szCs w:val="21"/>
           <w:lang w:val="en-US" w:eastAsia="zh-CN"/>
         </w:rPr>
-        <w:t>，将动态调度问题建模为带连通性、续航、服务公平性约束的在线凸优化问题并进行</w:t>
-      </w:r>
-      <w:r>
-        <w:rPr>
-          <w:rFonts w:hint="eastAsia" w:ascii="楷体" w:hAnsi="楷体" w:eastAsia="楷体" w:cs="楷体"/>
-          <w:b/>
-          <w:bCs/>
+        <w:t>，将动态调度问题</w:t>
+      </w:r>
+      <w:r>
+        <w:rPr>
+          <w:rFonts w:hint="eastAsia" w:ascii="楷体" w:hAnsi="楷体" w:eastAsia="楷体" w:cs="楷体"/>
+          <w:b/>
+          <w:bCs/>
+          <w:color w:val="auto"/>
+          <w:spacing w:val="-3"/>
+          <w:kern w:val="4"/>
+          <w:sz w:val="21"/>
+          <w:szCs w:val="21"/>
+          <w:lang w:val="en-US" w:eastAsia="zh-CN"/>
+        </w:rPr>
+        <w:t>建模为带连通性、续航、服务公平性约束的在线凸优化问题</w:t>
+      </w:r>
+      <w:r>
+        <w:rPr>
+          <w:rFonts w:hint="eastAsia" w:ascii="楷体" w:hAnsi="楷体" w:eastAsia="楷体" w:cs="楷体"/>
+          <w:color w:val="auto"/>
+          <w:spacing w:val="-3"/>
+          <w:kern w:val="4"/>
+          <w:sz w:val="21"/>
+          <w:szCs w:val="21"/>
+          <w:lang w:val="en-US" w:eastAsia="zh-CN"/>
+        </w:rPr>
+        <w:t>并进行</w:t>
+      </w:r>
+      <w:r>
+        <w:rPr>
+          <w:rFonts w:hint="eastAsia" w:ascii="楷体" w:hAnsi="楷体" w:eastAsia="楷体" w:cs="楷体"/>
+          <w:b w:val="0"/>
+          <w:bCs w:val="0"/>
           <w:color w:val="auto"/>
           <w:spacing w:val="-3"/>
           <w:kern w:val="4"/>
@@ -2281,23 +2308,36 @@
           <w:szCs w:val="21"/>
           <w:lang w:val="en-US" w:eastAsia="zh-CN"/>
         </w:rPr>
-        <w:t>；搭建仿真平台完成多场景下的算法验证与基准算法对比分析，并完成系统模型梳理、算法伪代码编写与论文撰写准备；所提策略显著提升了集群边缘推理的时延性能、能耗均</w:t>
-      </w:r>
-      <w:bookmarkStart w:id="2" w:name="_GoBack"/>
-      <w:bookmarkEnd w:id="2"/>
-      <w:r>
-        <w:rPr>
-          <w:rFonts w:hint="eastAsia" w:ascii="楷体" w:hAnsi="楷体" w:eastAsia="楷体" w:cs="楷体"/>
-          <w:color w:val="auto"/>
-          <w:spacing w:val="-3"/>
-          <w:kern w:val="4"/>
-          <w:sz w:val="21"/>
-          <w:szCs w:val="21"/>
-          <w:lang w:val="en-US" w:eastAsia="zh-CN"/>
-        </w:rPr>
-        <w:t>衡性与服务覆盖率，仿真结果验证了策略的有效性与优越性。</w:t>
+        <w:t>；搭建仿真平台完成多场景下的算法验证与基准算法对比分析，并完成</w:t>
+      </w:r>
+      <w:r>
+        <w:rPr>
+          <w:rFonts w:hint="eastAsia" w:ascii="楷体" w:hAnsi="楷体" w:eastAsia="楷体" w:cs="楷体"/>
+          <w:b/>
+          <w:bCs/>
+          <w:color w:val="auto"/>
+          <w:spacing w:val="-3"/>
+          <w:kern w:val="4"/>
+          <w:sz w:val="21"/>
+          <w:szCs w:val="21"/>
+          <w:lang w:val="en-US" w:eastAsia="zh-CN"/>
+        </w:rPr>
+        <w:t>系统模型梳理</w:t>
+      </w:r>
+      <w:r>
+        <w:rPr>
+          <w:rFonts w:hint="eastAsia" w:ascii="楷体" w:hAnsi="楷体" w:eastAsia="楷体" w:cs="楷体"/>
+          <w:color w:val="auto"/>
+          <w:spacing w:val="-3"/>
+          <w:kern w:val="4"/>
+          <w:sz w:val="21"/>
+          <w:szCs w:val="21"/>
+          <w:lang w:val="en-US" w:eastAsia="zh-CN"/>
+        </w:rPr>
+        <w:t>、算法伪代码编写与论文撰写准备；</w:t>
       </w:r>
     </w:p>
+    <w:bookmarkEnd w:id="2"/>
     <w:p>
       <w:pPr>
         <w:pStyle w:val="14"/>

--- a/file/CV_CN3.docx
+++ b/file/CV_CN3.docx
@@ -584,7 +584,31 @@
           <w:szCs w:val="21"/>
           <w:lang w:eastAsia="zh-CN"/>
         </w:rPr>
-        <w:t>大学 |</w:t>
+        <w:t>大学（</w:t>
+      </w:r>
+      <w:r>
+        <w:rPr>
+          <w:rFonts w:hint="eastAsia" w:ascii="Times New Roman" w:hAnsi="Times New Roman" w:eastAsia="楷体"/>
+          <w:b/>
+          <w:color w:val="auto"/>
+          <w:sz w:val="21"/>
+          <w:szCs w:val="21"/>
+          <w:lang w:val="en-US" w:eastAsia="zh-CN"/>
+        </w:rPr>
+        <w:t xml:space="preserve">985 </w:t>
+      </w:r>
+      <w:bookmarkStart w:id="2" w:name="_GoBack"/>
+      <w:bookmarkEnd w:id="2"/>
+      <w:r>
+        <w:rPr>
+          <w:rFonts w:hint="eastAsia" w:ascii="Times New Roman" w:hAnsi="Times New Roman" w:eastAsia="楷体"/>
+          <w:b/>
+          <w:color w:val="auto"/>
+          <w:sz w:val="21"/>
+          <w:szCs w:val="21"/>
+          <w:lang w:eastAsia="zh-CN"/>
+        </w:rPr>
+        <w:t>） |</w:t>
       </w:r>
       <w:r>
         <w:rPr>
@@ -857,6 +881,16 @@
       <w:r>
         <w:rPr>
           <w:rFonts w:hint="eastAsia" w:ascii="Times New Roman" w:hAnsi="Times New Roman" w:eastAsia="楷体"/>
+          <w:color w:val="auto"/>
+          <w:sz w:val="21"/>
+          <w:szCs w:val="21"/>
+          <w:lang w:val="en-US" w:eastAsia="zh-CN"/>
+        </w:rPr>
+        <w:t xml:space="preserve">                    </w:t>
+      </w:r>
+      <w:r>
+        <w:rPr>
+          <w:rFonts w:hint="eastAsia" w:ascii="Times New Roman" w:hAnsi="Times New Roman" w:eastAsia="楷体"/>
           <w:b/>
           <w:color w:val="auto"/>
           <w:sz w:val="21"/>
@@ -884,6 +918,16 @@
           <w:lang w:val="en-US" w:eastAsia="zh-CN"/>
         </w:rPr>
         <w:tab/>
+      </w:r>
+      <w:r>
+        <w:rPr>
+          <w:rFonts w:hint="eastAsia" w:ascii="Times New Roman" w:hAnsi="Times New Roman" w:eastAsia="楷体"/>
+          <w:color w:val="auto"/>
+          <w:sz w:val="21"/>
+          <w:szCs w:val="21"/>
+          <w:lang w:val="en-US" w:eastAsia="zh-CN"/>
+        </w:rPr>
+        <w:t xml:space="preserve">                  </w:t>
       </w:r>
       <w:r>
         <w:rPr>
@@ -2070,7 +2114,6 @@
           <w:lang w:val="en-US" w:eastAsia="zh-CN"/>
         </w:rPr>
       </w:pPr>
-      <w:bookmarkStart w:id="2" w:name="_GoBack"/>
       <w:r>
         <w:rPr>
           <w:rFonts w:hint="eastAsia" w:ascii="Times New Roman" w:hAnsi="Times New Roman" w:eastAsia="楷体"/>
@@ -2337,7 +2380,6 @@
         <w:t>、算法伪代码编写与论文撰写准备；</w:t>
       </w:r>
     </w:p>
-    <w:bookmarkEnd w:id="2"/>
     <w:p>
       <w:pPr>
         <w:pStyle w:val="14"/>

--- a/file/CV_CN3.docx
+++ b/file/CV_CN3.docx
@@ -597,8 +597,6 @@
         </w:rPr>
         <w:t xml:space="preserve">985 </w:t>
       </w:r>
-      <w:bookmarkStart w:id="2" w:name="_GoBack"/>
-      <w:bookmarkEnd w:id="2"/>
       <w:r>
         <w:rPr>
           <w:rFonts w:hint="eastAsia" w:ascii="Times New Roman" w:hAnsi="Times New Roman" w:eastAsia="楷体"/>
@@ -2377,9 +2375,316 @@
           <w:szCs w:val="21"/>
           <w:lang w:val="en-US" w:eastAsia="zh-CN"/>
         </w:rPr>
-        <w:t>、算法伪代码编写与论文撰写准备；</w:t>
+        <w:t>、算法伪代码编写与论</w:t>
+      </w:r>
+      <w:r>
+        <w:rPr>
+          <w:rFonts w:hint="eastAsia" w:ascii="楷体" w:hAnsi="楷体" w:eastAsia="楷体" w:cs="楷体"/>
+          <w:b/>
+          <w:bCs/>
+          <w:color w:val="auto"/>
+          <w:spacing w:val="-3"/>
+          <w:kern w:val="4"/>
+          <w:sz w:val="21"/>
+          <w:szCs w:val="21"/>
+          <w:lang w:val="en-US" w:eastAsia="zh-CN"/>
+        </w:rPr>
+        <w:t>文撰</w:t>
+      </w:r>
+      <w:r>
+        <w:rPr>
+          <w:rFonts w:hint="eastAsia" w:ascii="楷体" w:hAnsi="楷体" w:eastAsia="楷体" w:cs="楷体"/>
+          <w:color w:val="auto"/>
+          <w:spacing w:val="-3"/>
+          <w:kern w:val="4"/>
+          <w:sz w:val="21"/>
+          <w:szCs w:val="21"/>
+          <w:lang w:val="en-US" w:eastAsia="zh-CN"/>
+        </w:rPr>
+        <w:t>写准备；</w:t>
       </w:r>
     </w:p>
+    <w:p>
+      <w:pPr>
+        <w:pStyle w:val="14"/>
+        <w:keepNext w:val="0"/>
+        <w:keepLines w:val="0"/>
+        <w:pageBreakBefore w:val="0"/>
+        <w:widowControl w:val="0"/>
+        <w:numPr>
+          <w:ilvl w:val="0"/>
+          <w:numId w:val="1"/>
+        </w:numPr>
+        <w:tabs>
+          <w:tab w:val="left" w:pos="395"/>
+          <w:tab w:val="left" w:pos="2420"/>
+          <w:tab w:val="left" w:pos="3740"/>
+          <w:tab w:val="left" w:pos="5500"/>
+          <w:tab w:val="left" w:pos="5940"/>
+          <w:tab w:val="left" w:pos="7920"/>
+        </w:tabs>
+        <w:kinsoku/>
+        <w:wordWrap/>
+        <w:overflowPunct/>
+        <w:topLinePunct w:val="0"/>
+        <w:autoSpaceDE w:val="0"/>
+        <w:autoSpaceDN w:val="0"/>
+        <w:bidi w:val="0"/>
+        <w:adjustRightInd/>
+        <w:snapToGrid/>
+        <w:spacing w:before="60" w:line="240" w:lineRule="auto"/>
+        <w:ind w:left="391" w:hanging="193"/>
+        <w:textAlignment w:val="auto"/>
+        <w:rPr>
+          <w:rFonts w:hint="eastAsia" w:ascii="Times New Roman" w:hAnsi="Times New Roman" w:eastAsia="楷体"/>
+          <w:b/>
+          <w:bCs/>
+          <w:color w:val="auto"/>
+          <w:w w:val="105"/>
+          <w:sz w:val="21"/>
+          <w:szCs w:val="21"/>
+          <w:lang w:val="en-US" w:eastAsia="zh-CN"/>
+        </w:rPr>
+      </w:pPr>
+      <w:bookmarkStart w:id="2" w:name="_GoBack"/>
+      <w:r>
+        <w:rPr>
+          <w:rFonts w:hint="eastAsia" w:ascii="Times New Roman" w:hAnsi="Times New Roman" w:eastAsia="楷体"/>
+          <w:b/>
+          <w:bCs/>
+          <w:color w:val="auto"/>
+          <w:w w:val="105"/>
+          <w:sz w:val="21"/>
+          <w:szCs w:val="21"/>
+          <w:lang w:val="en-US" w:eastAsia="zh-CN"/>
+        </w:rPr>
+        <w:t>2025.12-2026.04 </w:t>
+      </w:r>
+      <w:r>
+        <w:rPr>
+          <w:rFonts w:hint="eastAsia" w:ascii="Times New Roman" w:hAnsi="Times New Roman" w:eastAsia="楷体"/>
+          <w:b/>
+          <w:bCs/>
+          <w:color w:val="auto"/>
+          <w:w w:val="105"/>
+          <w:sz w:val="21"/>
+          <w:szCs w:val="21"/>
+          <w:lang w:val="en-US" w:eastAsia="zh-CN"/>
+        </w:rPr>
+        <w:tab/>
+      </w:r>
+      <w:r>
+        <w:rPr>
+          <w:rFonts w:hint="eastAsia" w:ascii="Times New Roman" w:hAnsi="Times New Roman" w:eastAsia="楷体"/>
+          <w:b/>
+          <w:bCs/>
+          <w:color w:val="auto"/>
+          <w:w w:val="105"/>
+          <w:sz w:val="21"/>
+          <w:szCs w:val="21"/>
+          <w:lang w:val="en-US" w:eastAsia="zh-CN"/>
+        </w:rPr>
+        <w:t xml:space="preserve">深度学习模型量化与推理加速算法研究与工程实践       </w:t>
+      </w:r>
+      <w:r>
+        <w:rPr>
+          <w:rFonts w:hint="eastAsia" w:ascii="Times New Roman" w:hAnsi="Times New Roman" w:eastAsia="楷体"/>
+          <w:b/>
+          <w:bCs/>
+          <w:color w:val="auto"/>
+          <w:w w:val="105"/>
+          <w:sz w:val="21"/>
+          <w:szCs w:val="21"/>
+          <w:lang w:val="en-US" w:eastAsia="zh-CN"/>
+        </w:rPr>
+        <w:tab/>
+      </w:r>
+      <w:r>
+        <w:rPr>
+          <w:rFonts w:hint="eastAsia" w:ascii="Times New Roman" w:hAnsi="Times New Roman" w:eastAsia="楷体"/>
+          <w:b/>
+          <w:bCs/>
+          <w:color w:val="auto"/>
+          <w:w w:val="105"/>
+          <w:sz w:val="21"/>
+          <w:szCs w:val="21"/>
+          <w:lang w:val="en-US" w:eastAsia="zh-CN"/>
+        </w:rPr>
+        <w:tab/>
+      </w:r>
+      <w:r>
+        <w:rPr>
+          <w:rFonts w:hint="eastAsia" w:ascii="Times New Roman" w:hAnsi="Times New Roman" w:eastAsia="楷体"/>
+          <w:b/>
+          <w:bCs/>
+          <w:color w:val="auto"/>
+          <w:w w:val="105"/>
+          <w:sz w:val="21"/>
+          <w:szCs w:val="21"/>
+          <w:lang w:val="en-US" w:eastAsia="zh-CN"/>
+        </w:rPr>
+        <w:t>科研实习</w:t>
+      </w:r>
+    </w:p>
+    <w:p>
+      <w:pPr>
+        <w:pStyle w:val="14"/>
+        <w:keepNext w:val="0"/>
+        <w:keepLines w:val="0"/>
+        <w:pageBreakBefore w:val="0"/>
+        <w:widowControl w:val="0"/>
+        <w:numPr>
+          <w:ilvl w:val="0"/>
+          <w:numId w:val="0"/>
+        </w:numPr>
+        <w:tabs>
+          <w:tab w:val="left" w:pos="395"/>
+          <w:tab w:val="left" w:pos="2420"/>
+          <w:tab w:val="left" w:pos="3740"/>
+          <w:tab w:val="left" w:pos="5500"/>
+          <w:tab w:val="left" w:pos="5940"/>
+          <w:tab w:val="left" w:pos="7920"/>
+        </w:tabs>
+        <w:kinsoku/>
+        <w:wordWrap/>
+        <w:overflowPunct/>
+        <w:topLinePunct w:val="0"/>
+        <w:autoSpaceDE w:val="0"/>
+        <w:autoSpaceDN w:val="0"/>
+        <w:bidi w:val="0"/>
+        <w:adjustRightInd/>
+        <w:snapToGrid/>
+        <w:spacing w:before="40" w:line="240" w:lineRule="auto"/>
+        <w:ind w:left="198" w:leftChars="0"/>
+        <w:textAlignment w:val="auto"/>
+        <w:rPr>
+          <w:rFonts w:hint="eastAsia" w:ascii="楷体" w:hAnsi="楷体" w:eastAsia="楷体" w:cs="楷体"/>
+          <w:color w:val="auto"/>
+          <w:spacing w:val="-3"/>
+          <w:kern w:val="4"/>
+          <w:sz w:val="21"/>
+          <w:szCs w:val="21"/>
+          <w:lang w:val="en-US" w:eastAsia="zh-CN"/>
+        </w:rPr>
+      </w:pPr>
+      <w:r>
+        <w:rPr>
+          <w:rFonts w:hint="eastAsia" w:ascii="楷体" w:hAnsi="楷体" w:eastAsia="楷体" w:cs="楷体"/>
+          <w:color w:val="auto"/>
+          <w:spacing w:val="-3"/>
+          <w:kern w:val="4"/>
+          <w:sz w:val="21"/>
+          <w:szCs w:val="21"/>
+          <w:lang w:val="en-US" w:eastAsia="zh-CN"/>
+        </w:rPr>
+        <w:t xml:space="preserve">系统学习 </w:t>
+      </w:r>
+      <w:r>
+        <w:rPr>
+          <w:rFonts w:hint="eastAsia" w:ascii="楷体" w:hAnsi="楷体" w:eastAsia="楷体" w:cs="楷体"/>
+          <w:b/>
+          <w:bCs/>
+          <w:color w:val="auto"/>
+          <w:spacing w:val="-3"/>
+          <w:kern w:val="4"/>
+          <w:sz w:val="21"/>
+          <w:szCs w:val="21"/>
+          <w:lang w:val="en-US" w:eastAsia="zh-CN"/>
+        </w:rPr>
+        <w:t>Torch、TensorRT 量化底层技术</w:t>
+      </w:r>
+      <w:r>
+        <w:rPr>
+          <w:rFonts w:hint="eastAsia" w:ascii="楷体" w:hAnsi="楷体" w:eastAsia="楷体" w:cs="楷体"/>
+          <w:color w:val="auto"/>
+          <w:spacing w:val="-3"/>
+          <w:kern w:val="4"/>
+          <w:sz w:val="21"/>
+          <w:szCs w:val="21"/>
+          <w:lang w:val="en-US" w:eastAsia="zh-CN"/>
+        </w:rPr>
+        <w:t>，</w:t>
+      </w:r>
+      <w:r>
+        <w:rPr>
+          <w:rFonts w:hint="eastAsia" w:ascii="楷体" w:hAnsi="楷体" w:eastAsia="楷体" w:cs="楷体"/>
+          <w:b/>
+          <w:bCs/>
+          <w:color w:val="auto"/>
+          <w:spacing w:val="-3"/>
+          <w:kern w:val="4"/>
+          <w:sz w:val="21"/>
+          <w:szCs w:val="21"/>
+          <w:lang w:val="en-US" w:eastAsia="zh-CN"/>
+        </w:rPr>
+        <w:t>完整复现 DeepBurst 量化推理工程</w:t>
+      </w:r>
+      <w:r>
+        <w:rPr>
+          <w:rFonts w:hint="eastAsia" w:ascii="楷体" w:hAnsi="楷体" w:eastAsia="楷体" w:cs="楷体"/>
+          <w:color w:val="auto"/>
+          <w:spacing w:val="-3"/>
+          <w:kern w:val="4"/>
+          <w:sz w:val="21"/>
+          <w:szCs w:val="21"/>
+          <w:lang w:val="en-US" w:eastAsia="zh-CN"/>
+        </w:rPr>
+        <w:t>，深入研读 FakeQuant 节点、ONNX QDQ 数值映射逻辑，掌握 FP16 与 INT8 两套 TRT 推理调优流程；基于 HuggingFace 复现 ResNet、MobileNet、ViT、Swin-Transformer 等主流视觉模型，完成</w:t>
+      </w:r>
+      <w:r>
+        <w:rPr>
+          <w:rFonts w:hint="eastAsia" w:ascii="楷体" w:hAnsi="楷体" w:eastAsia="楷体" w:cs="楷体"/>
+          <w:b/>
+          <w:bCs/>
+          <w:color w:val="auto"/>
+          <w:spacing w:val="-3"/>
+          <w:kern w:val="4"/>
+          <w:sz w:val="21"/>
+          <w:szCs w:val="21"/>
+          <w:lang w:val="en-US" w:eastAsia="zh-CN"/>
+        </w:rPr>
+        <w:t>多精度量化加速对照实验</w:t>
+      </w:r>
+      <w:r>
+        <w:rPr>
+          <w:rFonts w:hint="eastAsia" w:ascii="楷体" w:hAnsi="楷体" w:eastAsia="楷体" w:cs="楷体"/>
+          <w:color w:val="auto"/>
+          <w:spacing w:val="-3"/>
+          <w:kern w:val="4"/>
+          <w:sz w:val="21"/>
+          <w:szCs w:val="21"/>
+          <w:lang w:val="en-US" w:eastAsia="zh-CN"/>
+        </w:rPr>
+        <w:t>；</w:t>
+      </w:r>
+      <w:r>
+        <w:rPr>
+          <w:rFonts w:hint="eastAsia" w:ascii="楷体" w:hAnsi="楷体" w:eastAsia="楷体" w:cs="楷体"/>
+          <w:b/>
+          <w:bCs/>
+          <w:color w:val="auto"/>
+          <w:spacing w:val="-3"/>
+          <w:kern w:val="4"/>
+          <w:sz w:val="21"/>
+          <w:szCs w:val="21"/>
+          <w:lang w:val="en-US" w:eastAsia="zh-CN"/>
+        </w:rPr>
+        <w:t>独立重构 Recon 项目推理方案</w:t>
+      </w:r>
+      <w:r>
+        <w:rPr>
+          <w:rFonts w:hint="eastAsia" w:ascii="楷体" w:hAnsi="楷体" w:eastAsia="楷体" w:cs="楷体"/>
+          <w:color w:val="auto"/>
+          <w:spacing w:val="-3"/>
+          <w:kern w:val="4"/>
+          <w:sz w:val="21"/>
+          <w:szCs w:val="21"/>
+          <w:lang w:val="en-US" w:eastAsia="zh-CN"/>
+        </w:rPr>
+        <w:t>，编写一键部署、量化、自动化评测完整脚本；同时，我也针对 ViT 与 Recon 模型开展多规格 TRT INT8 量化调优，遍历 {1,4,16,32} 分块尺寸完成对比测试，在模型精度稳定维持 95% 以上的基础上有效提升推理速度。</w:t>
+      </w:r>
+    </w:p>
+    <w:bookmarkEnd w:id="2"/>
     <w:p>
       <w:pPr>
         <w:pStyle w:val="14"/>
